--- a/plantillas/DESIGNACION_SUPERVISOR_CON APOYO.docx
+++ b/plantillas/DESIGNACION_SUPERVISOR_CON APOYO.docx
@@ -11,8 +11,6 @@
           <w:szCs w:val="24"/>
         </w:rPr>
       </w:pPr>
-      <w:bookmarkStart w:id="0" w:name="_GoBack"/>
-      <w:bookmarkEnd w:id="0"/>
       <w:r>
         <w:rPr>
           <w:rFonts w:ascii="Arial" w:eastAsia="Arial" w:hAnsi="Arial" w:cs="Arial"/>
@@ -887,7 +885,7 @@
           <w:sz w:val="24"/>
           <w:szCs w:val="24"/>
         </w:rPr>
-        <w:t>Expedir mensualmente el/los Informe(s) de Supervisión que detalle el cumplimiento de las obligaciones a cargo del Contratista. En el evento en que se observe algún tipo de inconsistencia sobre los aportes de seguridad social, el supervisor deberá adelantar las acciones a que haya lugar, de conformidad con la normativa vigente.</w:t>
+        <w:t>Expedir mensualmente el/los Informe(s) de Supervisión que detalle el cumplimiento de las obligaciones a cargo del ${CARGO_REVISO}. En el evento en que se observe algún tipo de inconsistencia sobre los aportes de seguridad social, el supervisor deberá adelantar las acciones a que haya lugar, de conformidad con la normativa vigente.</w:t>
       </w:r>
     </w:p>
     <w:p>
@@ -3148,16 +3146,8 @@
           <w:sz w:val="16"/>
           <w:szCs w:val="16"/>
         </w:rPr>
-        <w:t>Elaboró: Jetsabel Mendez Iles – Contratista</w:t>
-      </w:r>
-    </w:p>
-    <w:p>
-      <w:pPr>
-        <w:rPr>
-          <w:sz w:val="24"/>
-          <w:szCs w:val="24"/>
-        </w:rPr>
-      </w:pPr>
+        <w:t xml:space="preserve">Elaboró: </w:t>
+      </w:r>
       <w:r>
         <w:rPr>
           <w:rFonts w:ascii="Arial" w:eastAsia="Arial" w:hAnsi="Arial" w:cs="Arial"/>
@@ -3165,8 +3155,16 @@
           <w:sz w:val="16"/>
           <w:szCs w:val="16"/>
         </w:rPr>
-        <w:t xml:space="preserve">Revisó: </w:t>
-      </w:r>
+        <w:t>${NOMBRE_PROYECTO} – ${CARGO_PROYECTO}</w:t>
+      </w:r>
+    </w:p>
+    <w:p>
+      <w:pPr>
+        <w:rPr>
+          <w:sz w:val="24"/>
+          <w:szCs w:val="24"/>
+        </w:rPr>
+      </w:pPr>
       <w:r>
         <w:rPr>
           <w:rFonts w:ascii="Arial" w:eastAsia="Arial" w:hAnsi="Arial" w:cs="Arial"/>
@@ -3174,7 +3172,7 @@
           <w:sz w:val="16"/>
           <w:szCs w:val="16"/>
         </w:rPr>
-        <w:t xml:space="preserve">Johana Fuquene </w:t>
+        <w:t xml:space="preserve">Revisó: </w:t>
       </w:r>
       <w:r>
         <w:rPr>
@@ -3183,8 +3181,10 @@
           <w:sz w:val="16"/>
           <w:szCs w:val="16"/>
         </w:rPr>
-        <w:t xml:space="preserve"> – Abogada Contratista</w:t>
-      </w:r>
+        <w:t>${NOMBRE_REVISO} – ${CARGO_REVISO}</w:t>
+      </w:r>
+      <w:bookmarkStart w:id="0" w:name="_GoBack"/>
+      <w:bookmarkEnd w:id="0"/>
     </w:p>
     <w:p>
       <w:pPr>
@@ -3362,7 +3362,7 @@
         <w:sz w:val="16"/>
         <w:szCs w:val="16"/>
       </w:rPr>
-      <w:t>2</w:t>
+      <w:t>5</w:t>
     </w:r>
     <w:r>
       <w:rPr>
@@ -3626,7 +3626,7 @@
         <w:sz w:val="16"/>
         <w:szCs w:val="16"/>
       </w:rPr>
-      <w:t>5</w:t>
+      <w:t>3</w:t>
     </w:r>
     <w:r>
       <w:rPr>
@@ -8581,7 +8581,7 @@
 </file>
 
 <file path=customXml/itemProps1.xml><?xml version="1.0" encoding="utf-8"?>
-<ds:datastoreItem xmlns:ds="http://schemas.openxmlformats.org/officeDocument/2006/customXml" ds:itemID="{398FFD37-C3D9-42B5-8028-F028906FE223}">
+<ds:datastoreItem xmlns:ds="http://schemas.openxmlformats.org/officeDocument/2006/customXml" ds:itemID="{0B2D76A2-D7EC-47DD-946A-231B8088FAE0}">
   <ds:schemaRefs>
     <ds:schemaRef ds:uri="http://schemas.openxmlformats.org/officeDocument/2006/bibliography"/>
   </ds:schemaRefs>

--- a/plantillas/DESIGNACION_SUPERVISOR_CON APOYO.docx
+++ b/plantillas/DESIGNACION_SUPERVISOR_CON APOYO.docx
@@ -520,7 +520,7 @@
                 <w:rFonts w:ascii="Arial" w:eastAsia="Arial" w:hAnsi="Arial" w:cs="Arial"/>
                 <w:sz w:val="24"/>
               </w:rPr>
-              <w:t>TEMPORAL_KEY_RPC</w:t>
+              <w:t>Fecha Registro presupuestal de compromiso RPC</w:t>
             </w:r>
           </w:p>
         </w:tc>
@@ -2153,7 +2153,43 @@
         <w:rPr>
           <w:sz w:val="22"/>
         </w:rPr>
-        <w:t>Con el fin de tener un mayor control sobre la ejecución del contrato se designa como apoyo a la supervisión a la contratista ${NOMBRE_APOYO}, Abogada quién brindará apoyo a la supervisión técnica del contrato.</w:t>
+        <w:t xml:space="preserve">Con el fin de tener un mayor control sobre la ejecución del contrato se designa como apoyo a la supervisión a la contratista ${NOMBRE_APOYO}, </w:t>
+      </w:r>
+      <w:r>
+        <w:rPr>
+          <w:sz w:val="22"/>
+          <w:highlight w:val="yellow"/>
+        </w:rPr>
+        <w:t>Abogad</w:t>
+      </w:r>
+      <w:r>
+        <w:rPr>
+          <w:sz w:val="22"/>
+          <w:highlight w:val="yellow"/>
+        </w:rPr>
+        <w:t>o(</w:t>
+      </w:r>
+      <w:r>
+        <w:rPr>
+          <w:sz w:val="22"/>
+          <w:highlight w:val="yellow"/>
+        </w:rPr>
+        <w:t>a</w:t>
+      </w:r>
+      <w:r>
+        <w:rPr>
+          <w:sz w:val="22"/>
+          <w:highlight w:val="yellow"/>
+        </w:rPr>
+        <w:t>)</w:t>
+      </w:r>
+      <w:bookmarkStart w:id="0" w:name="_GoBack"/>
+      <w:bookmarkEnd w:id="0"/>
+      <w:r>
+        <w:rPr>
+          <w:sz w:val="22"/>
+        </w:rPr>
+        <w:t xml:space="preserve"> quién brindará apoyo a la supervisión técnica del contrato.</w:t>
       </w:r>
     </w:p>
     <w:p>
@@ -3183,8 +3219,6 @@
         </w:rPr>
         <w:t>${NOMBRE_REVISO} – ${CARGO_REVISO}</w:t>
       </w:r>
-      <w:bookmarkStart w:id="0" w:name="_GoBack"/>
-      <w:bookmarkEnd w:id="0"/>
     </w:p>
     <w:p>
       <w:pPr>
@@ -3362,7 +3396,7 @@
         <w:sz w:val="16"/>
         <w:szCs w:val="16"/>
       </w:rPr>
-      <w:t>5</w:t>
+      <w:t>4</w:t>
     </w:r>
     <w:r>
       <w:rPr>
@@ -3626,7 +3660,7 @@
         <w:sz w:val="16"/>
         <w:szCs w:val="16"/>
       </w:rPr>
-      <w:t>3</w:t>
+      <w:t>5</w:t>
     </w:r>
     <w:r>
       <w:rPr>
@@ -8581,7 +8615,7 @@
 </file>
 
 <file path=customXml/itemProps1.xml><?xml version="1.0" encoding="utf-8"?>
-<ds:datastoreItem xmlns:ds="http://schemas.openxmlformats.org/officeDocument/2006/customXml" ds:itemID="{0B2D76A2-D7EC-47DD-946A-231B8088FAE0}">
+<ds:datastoreItem xmlns:ds="http://schemas.openxmlformats.org/officeDocument/2006/customXml" ds:itemID="{1D2E000C-275E-4F9D-8FBE-B538D11B2A64}">
   <ds:schemaRefs>
     <ds:schemaRef ds:uri="http://schemas.openxmlformats.org/officeDocument/2006/bibliography"/>
   </ds:schemaRefs>

--- a/plantillas/DESIGNACION_SUPERVISOR_CON APOYO.docx
+++ b/plantillas/DESIGNACION_SUPERVISOR_CON APOYO.docx
@@ -15,6 +15,7 @@
         <w:rPr>
           <w:rFonts w:ascii="Arial" w:eastAsia="Arial" w:hAnsi="Arial" w:cs="Arial"/>
           <w:sz w:val="24"/>
+          <w:szCs w:val="24"/>
         </w:rPr>
         <w:t>Santiago de Cali, ${RPC_FECHA}</w:t>
       </w:r>
@@ -34,15 +35,15 @@
         <w:jc w:val="both"/>
         <w:rPr>
           <w:rFonts w:ascii="Arial" w:eastAsia="Arial" w:hAnsi="Arial" w:cs="Arial"/>
-          <w:noProof/>
-          <w:sz w:val="24"/>
-          <w:szCs w:val="24"/>
-        </w:rPr>
-      </w:pPr>
-      <w:r>
-        <w:rPr>
-          <w:rFonts w:ascii="Arial" w:eastAsia="Arial" w:hAnsi="Arial" w:cs="Arial"/>
-          <w:sz w:val="24"/>
+          <w:sz w:val="24"/>
+          <w:szCs w:val="24"/>
+        </w:rPr>
+      </w:pPr>
+      <w:r>
+        <w:rPr>
+          <w:rFonts w:ascii="Arial" w:eastAsia="Arial" w:hAnsi="Arial" w:cs="Arial"/>
+          <w:sz w:val="24"/>
+          <w:szCs w:val="24"/>
         </w:rPr>
         <w:t>${NOMBRE_ORDENADOR}</w:t>
       </w:r>
@@ -52,15 +53,15 @@
         <w:jc w:val="both"/>
         <w:rPr>
           <w:rFonts w:ascii="Arial" w:eastAsia="Arial" w:hAnsi="Arial" w:cs="Arial"/>
-          <w:noProof/>
-          <w:sz w:val="24"/>
-          <w:szCs w:val="24"/>
-        </w:rPr>
-      </w:pPr>
-      <w:r>
-        <w:rPr>
-          <w:rFonts w:ascii="Arial" w:eastAsia="Arial" w:hAnsi="Arial" w:cs="Arial"/>
-          <w:sz w:val="24"/>
+          <w:sz w:val="24"/>
+          <w:szCs w:val="24"/>
+        </w:rPr>
+      </w:pPr>
+      <w:r>
+        <w:rPr>
+          <w:rFonts w:ascii="Arial" w:eastAsia="Arial" w:hAnsi="Arial" w:cs="Arial"/>
+          <w:sz w:val="24"/>
+          <w:szCs w:val="24"/>
         </w:rPr>
         <w:t>${CARGO_ORDENADOR}</w:t>
       </w:r>
@@ -78,6 +79,7 @@
         <w:rPr>
           <w:rFonts w:ascii="Arial" w:eastAsia="Arial" w:hAnsi="Arial" w:cs="Arial"/>
           <w:sz w:val="24"/>
+          <w:szCs w:val="24"/>
         </w:rPr>
         <w:t>${ORGANISMO_ORDENADOR}</w:t>
       </w:r>
@@ -111,7 +113,7 @@
           <w:sz w:val="24"/>
           <w:szCs w:val="24"/>
         </w:rPr>
-        <w:t>ASUNTO: Designación supervisor de contrato</w:t>
+        <w:t>ASUNTO: Designación supervisor de contrato.</w:t>
       </w:r>
     </w:p>
     <w:p>
@@ -159,8 +161,10 @@
     </w:p>
     <w:tbl>
       <w:tblPr>
+        <w:tblStyle w:val="a"/>
         <w:tblW w:w="9012" w:type="dxa"/>
         <w:jc w:val="center"/>
+        <w:tblInd w:w="0" w:type="dxa"/>
         <w:tblLayout w:type="fixed"/>
         <w:tblLook w:val="0400" w:firstRow="0" w:lastRow="0" w:firstColumn="0" w:lastColumn="0" w:noHBand="0" w:noVBand="1"/>
       </w:tblPr>
@@ -218,7 +222,6 @@
               <w:jc w:val="both"/>
               <w:rPr>
                 <w:rFonts w:ascii="Arial" w:eastAsia="Arial" w:hAnsi="Arial" w:cs="Arial"/>
-                <w:noProof/>
                 <w:sz w:val="24"/>
                 <w:szCs w:val="24"/>
               </w:rPr>
@@ -227,6 +230,7 @@
               <w:rPr>
                 <w:rFonts w:ascii="Arial" w:eastAsia="Arial" w:hAnsi="Arial" w:cs="Arial"/>
                 <w:sz w:val="24"/>
+                <w:szCs w:val="24"/>
               </w:rPr>
               <w:t>${NOMBRE_CONTRATISTA}</w:t>
             </w:r>
@@ -291,8 +295,17 @@
               <w:rPr>
                 <w:rFonts w:ascii="Verdana" w:eastAsia="Verdana" w:hAnsi="Verdana" w:cs="Verdana"/>
                 <w:sz w:val="24"/>
+                <w:szCs w:val="24"/>
               </w:rPr>
-              <w:t>${NUMERO_CONTRATO}</w:t>
+              <w:t>$</w:t>
+            </w:r>
+            <w:r>
+              <w:rPr>
+                <w:rFonts w:ascii="Verdana" w:eastAsia="Verdana" w:hAnsi="Verdana" w:cs="Verdana"/>
+                <w:sz w:val="24"/>
+                <w:szCs w:val="24"/>
+              </w:rPr>
+              <w:t>{NUMERO_CONTRATO}</w:t>
             </w:r>
           </w:p>
         </w:tc>
@@ -347,7 +360,7 @@
             <w:pPr>
               <w:jc w:val="both"/>
               <w:rPr>
-                <w:rFonts w:ascii="Arial" w:eastAsia="Verdana" w:hAnsi="Arial" w:cs="Arial"/>
+                <w:rFonts w:ascii="Arial" w:eastAsia="Arial" w:hAnsi="Arial" w:cs="Arial"/>
                 <w:sz w:val="24"/>
                 <w:szCs w:val="24"/>
               </w:rPr>
@@ -356,6 +369,7 @@
               <w:rPr>
                 <w:rFonts w:ascii="Arial" w:eastAsia="Arial" w:hAnsi="Arial" w:cs="Arial"/>
                 <w:sz w:val="24"/>
+                <w:szCs w:val="24"/>
               </w:rPr>
               <w:t>${OBJETO_CONTRACTUAL}</w:t>
             </w:r>
@@ -485,6 +499,7 @@
               <w:rPr>
                 <w:rFonts w:ascii="Verdana" w:eastAsia="Verdana" w:hAnsi="Verdana" w:cs="Verdana"/>
                 <w:sz w:val="24"/>
+                <w:szCs w:val="24"/>
               </w:rPr>
               <w:t>${RPC_NUMERO}</w:t>
             </w:r>
@@ -519,6 +534,7 @@
               <w:rPr>
                 <w:rFonts w:ascii="Arial" w:eastAsia="Arial" w:hAnsi="Arial" w:cs="Arial"/>
                 <w:sz w:val="24"/>
+                <w:szCs w:val="24"/>
               </w:rPr>
               <w:t>Fecha Registro presupuestal de compromiso RPC</w:t>
             </w:r>
@@ -548,6 +564,7 @@
               <w:rPr>
                 <w:rFonts w:ascii="Arial" w:eastAsia="Arial" w:hAnsi="Arial" w:cs="Arial"/>
                 <w:sz w:val="24"/>
+                <w:szCs w:val="24"/>
               </w:rPr>
               <w:t>${RPC_FECHA}</w:t>
             </w:r>
@@ -758,7 +775,15 @@
           <w:sz w:val="24"/>
           <w:szCs w:val="24"/>
         </w:rPr>
-        <w:t>En caso de incumplimiento por parte del contratista de cualquiera de sus obligaciones contractuales, adelantar los trámites necesarios para la aplicación de sanciones contractuales a que haya lugar.</w:t>
+        <w:t xml:space="preserve">En caso de incumplimiento por parte del </w:t>
+      </w:r>
+      <w:r>
+        <w:rPr>
+          <w:rFonts w:ascii="Arial" w:eastAsia="Arial" w:hAnsi="Arial" w:cs="Arial"/>
+          <w:sz w:val="24"/>
+          <w:szCs w:val="24"/>
+        </w:rPr>
+        <w:t>contratista de cualquiera de sus obligaciones contractuales, adelantar los trámites necesarios para la aplicación de sanciones contractuales a que haya lugar.</w:t>
       </w:r>
     </w:p>
     <w:p>
@@ -800,7 +825,15 @@
           <w:sz w:val="24"/>
           <w:szCs w:val="24"/>
         </w:rPr>
-        <w:t>En los eventos de adición, prórroga, cesión o cualquier modificación del contrato, solicitar el trámite respectivo con anticipación a la fecha del vencimiento del contrato para el caso de las adiciones o a la fecha en la cual pretende suscribir el documento para el caso de las modificaciones.</w:t>
+        <w:t>En los eventos de adición, prórroga, cesión o cualquier modificación del contrato, solicitar el t</w:t>
+      </w:r>
+      <w:r>
+        <w:rPr>
+          <w:rFonts w:ascii="Arial" w:eastAsia="Arial" w:hAnsi="Arial" w:cs="Arial"/>
+          <w:sz w:val="24"/>
+          <w:szCs w:val="24"/>
+        </w:rPr>
+        <w:t>rámite respectivo con anticipación a la fecha del vencimiento del contrato para el caso de las adiciones o a la fecha en la cual pretende suscribir el documento para el caso de las modificaciones.</w:t>
       </w:r>
     </w:p>
     <w:p>
@@ -843,7 +876,15 @@
           <w:szCs w:val="24"/>
         </w:rPr>
         <w:lastRenderedPageBreak/>
-        <w:t>Exigir al contratista junto con el informe de actividades, los soportes de pago correspondientes a los aportes a los sistemas de pensión, salud y ARL, de acuerdo con lo estipulado por las normas vigentes.</w:t>
+        <w:t xml:space="preserve">Exigir al contratista junto con el informe de actividades, </w:t>
+      </w:r>
+      <w:r>
+        <w:rPr>
+          <w:rFonts w:ascii="Arial" w:eastAsia="Arial" w:hAnsi="Arial" w:cs="Arial"/>
+          <w:sz w:val="24"/>
+          <w:szCs w:val="24"/>
+        </w:rPr>
+        <w:t>los soportes de pago correspondientes a los aportes a los sistemas de pensión, salud y ARL, de acuerdo con lo estipulado por las normas vigentes.</w:t>
       </w:r>
     </w:p>
     <w:p>
@@ -885,7 +926,15 @@
           <w:sz w:val="24"/>
           <w:szCs w:val="24"/>
         </w:rPr>
-        <w:t>Expedir mensualmente el/los Informe(s) de Supervisión que detalle el cumplimiento de las obligaciones a cargo del ${CARGO_REVISO}. En el evento en que se observe algún tipo de inconsistencia sobre los aportes de seguridad social, el supervisor deberá adelantar las acciones a que haya lugar, de conformidad con la normativa vigente.</w:t>
+        <w:t xml:space="preserve">Expedir mensualmente el/los Informe(s) de Supervisión que detalle el cumplimiento de las obligaciones a cargo </w:t>
+      </w:r>
+      <w:r>
+        <w:rPr>
+          <w:rFonts w:ascii="Arial" w:eastAsia="Arial" w:hAnsi="Arial" w:cs="Arial"/>
+          <w:sz w:val="24"/>
+          <w:szCs w:val="24"/>
+        </w:rPr>
+        <w:t>del ${CARGO_REVISO}. En el evento en que se observe algún tipo de inconsistencia sobre los aportes de seguridad social, el supervisor deberá adelantar las acciones a que haya lugar, de conformidad con la normativa vigente.</w:t>
       </w:r>
     </w:p>
     <w:p>
@@ -927,7 +976,15 @@
           <w:sz w:val="24"/>
           <w:szCs w:val="24"/>
         </w:rPr>
-        <w:t>Suscribir con el ordenador del gasto y el contratista, las correspondientes actas contractuales a que hubiere lugar y remitirlas al área correspondiente.</w:t>
+        <w:t>Suscribir con el ordenador del ga</w:t>
+      </w:r>
+      <w:r>
+        <w:rPr>
+          <w:rFonts w:ascii="Arial" w:eastAsia="Arial" w:hAnsi="Arial" w:cs="Arial"/>
+          <w:sz w:val="24"/>
+          <w:szCs w:val="24"/>
+        </w:rPr>
+        <w:t>sto y el contratista, las correspondientes actas contractuales a que hubiere lugar y remitirlas al área correspondiente.</w:t>
       </w:r>
     </w:p>
     <w:p>
@@ -1011,7 +1068,23 @@
           <w:sz w:val="24"/>
           <w:szCs w:val="24"/>
         </w:rPr>
-        <w:t>Verificar de manera conjunta con el contratista, una vez se compruebe la respectiva afiliación a la Administración de Riesgos Laborales (ARL), aprobación de garantías cuando aplique, emisión del RPC y demás requisitos de legalización y ejecución del contrato, si el acta de inicio requiere ajustes.</w:t>
+        <w:t>Verificar de mane</w:t>
+      </w:r>
+      <w:r>
+        <w:rPr>
+          <w:rFonts w:ascii="Arial" w:eastAsia="Arial" w:hAnsi="Arial" w:cs="Arial"/>
+          <w:sz w:val="24"/>
+          <w:szCs w:val="24"/>
+        </w:rPr>
+        <w:t>ra conjunta con el contratista, una vez se compruebe la respectiva afiliación a la Administración de Riesgos Laborales (ARL), aprobación de garantías cuando aplique, emisión del RPC y demás requisitos de legalización y ejecución del contrato, si el acta de</w:t>
+      </w:r>
+      <w:r>
+        <w:rPr>
+          <w:rFonts w:ascii="Arial" w:eastAsia="Arial" w:hAnsi="Arial" w:cs="Arial"/>
+          <w:sz w:val="24"/>
+          <w:szCs w:val="24"/>
+        </w:rPr>
+        <w:t xml:space="preserve"> inicio requiere ajustes.</w:t>
       </w:r>
     </w:p>
     <w:p>
@@ -1117,655 +1190,1156 @@
         <w:pStyle w:val="Prrafodelista"/>
         <w:numPr>
           <w:ilvl w:val="0"/>
-          <w:numId w:val="4"/>
+          <w:numId w:val="10"/>
         </w:numPr>
-        <w:tabs>
-          <w:tab w:val="left" w:pos="1239"/>
-        </w:tabs>
-        <w:spacing w:line="240" w:lineRule="auto"/>
-        <w:ind w:left="714" w:hanging="357"/>
-        <w:rPr>
-          <w:rFonts w:cs="Arial"/>
-          <w:szCs w:val="24"/>
-        </w:rPr>
-      </w:pPr>
-      <w:r>
-        <w:rPr>
-          <w:rFonts w:cs="Arial"/>
-          <w:szCs w:val="24"/>
-        </w:rPr>
-        <w:t>Realizar la vigilancia, seguimiento y control del contrato desde su inicio y hasta su finalización, incluyendo la etapa de liquidación (si aplica)</w:t>
-      </w:r>
-    </w:p>
-    <w:p>
-      <w:pPr>
-        <w:pStyle w:val="Prrafodelista"/>
-        <w:numPr>
-          <w:ilvl w:val="0"/>
-          <w:numId w:val="4"/>
-        </w:numPr>
-        <w:tabs>
-          <w:tab w:val="left" w:pos="1239"/>
-        </w:tabs>
-        <w:spacing w:line="240" w:lineRule="auto"/>
-        <w:ind w:left="714" w:hanging="357"/>
-        <w:rPr>
-          <w:rFonts w:cs="Arial"/>
-          <w:szCs w:val="24"/>
-        </w:rPr>
-      </w:pPr>
-      <w:r>
-        <w:rPr>
-          <w:rFonts w:cs="Arial"/>
-          <w:szCs w:val="24"/>
-        </w:rPr>
-        <w:t>Verificar que se hayan cumplido todos los requisitos para el perfeccionamiento y ejecución del contrato.</w:t>
-      </w:r>
-    </w:p>
-    <w:p>
-      <w:pPr>
-        <w:pStyle w:val="Prrafodelista"/>
-        <w:numPr>
-          <w:ilvl w:val="0"/>
-          <w:numId w:val="4"/>
-        </w:numPr>
-        <w:tabs>
-          <w:tab w:val="left" w:pos="1239"/>
-        </w:tabs>
-        <w:spacing w:line="240" w:lineRule="auto"/>
-        <w:ind w:left="714" w:hanging="357"/>
-        <w:rPr>
-          <w:rFonts w:cs="Arial"/>
-          <w:szCs w:val="24"/>
-        </w:rPr>
-      </w:pPr>
-      <w:r>
-        <w:rPr>
-          <w:rFonts w:cs="Arial"/>
-          <w:szCs w:val="24"/>
-        </w:rPr>
-        <w:t xml:space="preserve">Atender y responder oportunamente todos los requerimientos que realice EL CONTRATISTA dentro de la ejecución del contrato, para evitar la ocurrencia del silencio administrativo positivo. </w:t>
-      </w:r>
-    </w:p>
-    <w:p>
-      <w:pPr>
-        <w:pStyle w:val="Prrafodelista"/>
-        <w:numPr>
-          <w:ilvl w:val="0"/>
-          <w:numId w:val="4"/>
-        </w:numPr>
-        <w:tabs>
-          <w:tab w:val="left" w:pos="1239"/>
-        </w:tabs>
-        <w:spacing w:line="240" w:lineRule="auto"/>
-        <w:ind w:left="714" w:hanging="357"/>
-        <w:rPr>
-          <w:rFonts w:cs="Arial"/>
-          <w:szCs w:val="24"/>
-        </w:rPr>
-      </w:pPr>
-      <w:r>
-        <w:rPr>
-          <w:rFonts w:cs="Arial"/>
-          <w:szCs w:val="24"/>
-        </w:rPr>
-        <w:t xml:space="preserve">Verificar que las peticiones del CONTRATISTA se encuentren sustentadas en debida forma. </w:t>
-      </w:r>
-    </w:p>
-    <w:p>
-      <w:pPr>
-        <w:pStyle w:val="Prrafodelista"/>
-        <w:numPr>
-          <w:ilvl w:val="0"/>
-          <w:numId w:val="4"/>
-        </w:numPr>
-        <w:tabs>
-          <w:tab w:val="left" w:pos="1239"/>
-        </w:tabs>
-        <w:spacing w:line="240" w:lineRule="auto"/>
-        <w:ind w:left="714" w:hanging="357"/>
-        <w:rPr>
-          <w:rFonts w:cs="Arial"/>
-          <w:szCs w:val="24"/>
-        </w:rPr>
-      </w:pPr>
-      <w:r>
-        <w:rPr>
-          <w:rFonts w:cs="Arial"/>
-          <w:szCs w:val="24"/>
-        </w:rPr>
-        <w:t xml:space="preserve">Proyectar y tramitar la correspondencia que sea necesaria para la correcta ejecución del contrato. </w:t>
-      </w:r>
-    </w:p>
-    <w:p>
-      <w:pPr>
-        <w:pStyle w:val="Prrafodelista"/>
-        <w:numPr>
-          <w:ilvl w:val="0"/>
-          <w:numId w:val="4"/>
-        </w:numPr>
-        <w:tabs>
-          <w:tab w:val="left" w:pos="1239"/>
-        </w:tabs>
-        <w:spacing w:line="240" w:lineRule="auto"/>
-        <w:ind w:left="714" w:hanging="357"/>
-        <w:rPr>
-          <w:rFonts w:cs="Arial"/>
-          <w:szCs w:val="24"/>
-        </w:rPr>
-      </w:pPr>
-      <w:r>
-        <w:rPr>
-          <w:rFonts w:cs="Arial"/>
-          <w:szCs w:val="24"/>
-        </w:rPr>
-        <w:t xml:space="preserve">Verificar que EL CONTRATISTA cumpla con el objeto del contrato dentro del término estipulado. </w:t>
-      </w:r>
-    </w:p>
-    <w:p>
-      <w:pPr>
-        <w:pStyle w:val="Prrafodelista"/>
-        <w:numPr>
-          <w:ilvl w:val="0"/>
-          <w:numId w:val="4"/>
-        </w:numPr>
-        <w:tabs>
-          <w:tab w:val="left" w:pos="1239"/>
-        </w:tabs>
-        <w:spacing w:line="240" w:lineRule="auto"/>
-        <w:ind w:left="714" w:hanging="357"/>
-        <w:rPr>
-          <w:rFonts w:cs="Arial"/>
-          <w:szCs w:val="24"/>
-        </w:rPr>
-      </w:pPr>
-      <w:r>
-        <w:rPr>
-          <w:rFonts w:cs="Arial"/>
-          <w:szCs w:val="24"/>
-        </w:rPr>
-        <w:t xml:space="preserve">Verificar que en el desarrollo del contrato se cumplan las disposiciones legales y en particular las reglamentaciones relacionadas con la actividad contratada. </w:t>
-      </w:r>
-    </w:p>
-    <w:p>
-      <w:pPr>
-        <w:pStyle w:val="Prrafodelista"/>
-        <w:numPr>
-          <w:ilvl w:val="0"/>
-          <w:numId w:val="4"/>
-        </w:numPr>
-        <w:tabs>
-          <w:tab w:val="left" w:pos="1239"/>
-        </w:tabs>
-        <w:spacing w:line="240" w:lineRule="auto"/>
-        <w:ind w:left="714" w:hanging="357"/>
-        <w:rPr>
-          <w:rFonts w:cs="Arial"/>
-          <w:szCs w:val="24"/>
-        </w:rPr>
-      </w:pPr>
-      <w:r>
-        <w:rPr>
-          <w:rFonts w:cs="Arial"/>
-          <w:szCs w:val="24"/>
-        </w:rPr>
-        <w:t>Informar acerca del incumplimiento de las obligaciones contractuales por parte del CONTRATISTA, con el fin de que se inicien las acciones legales correspondientes.</w:t>
-      </w:r>
-    </w:p>
-    <w:p>
-      <w:pPr>
-        <w:pStyle w:val="Prrafodelista"/>
-        <w:numPr>
-          <w:ilvl w:val="0"/>
-          <w:numId w:val="4"/>
-        </w:numPr>
-        <w:tabs>
-          <w:tab w:val="left" w:pos="1239"/>
-        </w:tabs>
-        <w:spacing w:line="240" w:lineRule="auto"/>
-        <w:ind w:left="714" w:hanging="357"/>
-        <w:rPr>
-          <w:rFonts w:cs="Arial"/>
-          <w:szCs w:val="24"/>
-        </w:rPr>
-      </w:pPr>
-      <w:r>
-        <w:rPr>
-          <w:rFonts w:cs="Arial"/>
-          <w:szCs w:val="24"/>
-        </w:rPr>
-        <w:lastRenderedPageBreak/>
-        <w:t xml:space="preserve">Abstenerse de permitir la ejecución de un contrato, cuyo plazo haya vencido o que no haya sido firmado por el ordenador del Gasto y EL CONTRATISTA. </w:t>
-      </w:r>
-    </w:p>
-    <w:p>
-      <w:pPr>
-        <w:pStyle w:val="Prrafodelista"/>
-        <w:numPr>
-          <w:ilvl w:val="0"/>
-          <w:numId w:val="4"/>
-        </w:numPr>
-        <w:tabs>
-          <w:tab w:val="left" w:pos="1239"/>
-        </w:tabs>
-        <w:spacing w:line="240" w:lineRule="auto"/>
-        <w:ind w:left="714" w:hanging="357"/>
-        <w:rPr>
-          <w:rFonts w:cs="Arial"/>
-          <w:szCs w:val="24"/>
-        </w:rPr>
-      </w:pPr>
-      <w:r>
-        <w:rPr>
-          <w:rFonts w:cs="Arial"/>
-          <w:szCs w:val="24"/>
-        </w:rPr>
-        <w:t xml:space="preserve">Rendir informes periódicos sobre el estado, avance y contabilidad de la ejecución del contrato. </w:t>
-      </w:r>
-    </w:p>
-    <w:p>
-      <w:pPr>
-        <w:pStyle w:val="Prrafodelista"/>
-        <w:numPr>
-          <w:ilvl w:val="0"/>
-          <w:numId w:val="4"/>
-        </w:numPr>
-        <w:tabs>
-          <w:tab w:val="left" w:pos="1239"/>
-        </w:tabs>
-        <w:spacing w:line="240" w:lineRule="auto"/>
-        <w:ind w:left="714" w:hanging="357"/>
-        <w:rPr>
-          <w:rFonts w:cs="Arial"/>
-          <w:szCs w:val="24"/>
-        </w:rPr>
-      </w:pPr>
-      <w:r>
-        <w:rPr>
-          <w:rFonts w:cs="Arial"/>
-          <w:szCs w:val="24"/>
-        </w:rPr>
-        <w:t xml:space="preserve">Realizar los trámites para la expedición del certificado de disponibilidad presupuestal o vigencias futuras, para adicionar un contrato en valor. </w:t>
-      </w:r>
-    </w:p>
-    <w:p>
-      <w:pPr>
-        <w:pStyle w:val="Prrafodelista"/>
-        <w:numPr>
-          <w:ilvl w:val="0"/>
-          <w:numId w:val="4"/>
-        </w:numPr>
-        <w:tabs>
-          <w:tab w:val="left" w:pos="1239"/>
-        </w:tabs>
-        <w:spacing w:line="240" w:lineRule="auto"/>
-        <w:ind w:left="714" w:hanging="357"/>
-        <w:rPr>
-          <w:rFonts w:cs="Arial"/>
-          <w:szCs w:val="24"/>
-        </w:rPr>
-      </w:pPr>
-      <w:r>
-        <w:rPr>
-          <w:rFonts w:cs="Arial"/>
-          <w:szCs w:val="24"/>
-        </w:rPr>
-        <w:t xml:space="preserve">Informar el recibo a satisfacción del objeto contratado, como requisito previo para efectuar el pago final a EL CONTRATISTA. </w:t>
-      </w:r>
-    </w:p>
-    <w:p>
-      <w:pPr>
-        <w:pStyle w:val="Prrafodelista"/>
-        <w:numPr>
-          <w:ilvl w:val="0"/>
-          <w:numId w:val="4"/>
-        </w:numPr>
-        <w:tabs>
-          <w:tab w:val="left" w:pos="1239"/>
-        </w:tabs>
-        <w:spacing w:line="240" w:lineRule="auto"/>
-        <w:ind w:left="714" w:hanging="357"/>
-        <w:rPr>
-          <w:rFonts w:cs="Arial"/>
-          <w:szCs w:val="24"/>
-        </w:rPr>
-      </w:pPr>
-      <w:r>
-        <w:rPr>
-          <w:rFonts w:cs="Arial"/>
-          <w:szCs w:val="24"/>
-        </w:rPr>
-        <w:t>Elaborar los informes, evaluaciones y anexar, oportunamente, los documentos que permitan tener suficientes elementos de juicio para imponer requerimientos, multas, caducidad y demás actuaciones de orden sancionatorio.</w:t>
-      </w:r>
-    </w:p>
-    <w:p>
-      <w:pPr>
+        <w:pBdr>
+          <w:top w:val="nil"/>
+          <w:left w:val="nil"/>
+          <w:bottom w:val="nil"/>
+          <w:right w:val="nil"/>
+          <w:between w:val="nil"/>
+        </w:pBdr>
         <w:tabs>
           <w:tab w:val="left" w:pos="1239"/>
         </w:tabs>
         <w:jc w:val="both"/>
         <w:rPr>
-          <w:rFonts w:ascii="Arial" w:hAnsi="Arial" w:cs="Arial"/>
-          <w:szCs w:val="24"/>
-        </w:rPr>
-      </w:pPr>
-    </w:p>
-    <w:p>
-      <w:pPr>
+          <w:color w:val="000000"/>
+          <w:sz w:val="24"/>
+          <w:szCs w:val="24"/>
+        </w:rPr>
+      </w:pPr>
+      <w:r>
+        <w:rPr>
+          <w:rFonts w:ascii="Arial" w:eastAsia="Arial" w:hAnsi="Arial" w:cs="Arial"/>
+          <w:color w:val="000000"/>
+          <w:sz w:val="24"/>
+          <w:szCs w:val="24"/>
+        </w:rPr>
+        <w:t>Realizar la vigilancia, seguimiento y control del contrato desde su inicio y hasta su finalización, incluyendo la etapa de liquidación (si aplica).</w:t>
+      </w:r>
+    </w:p>
+    <w:p>
+      <w:pPr>
+        <w:pStyle w:val="Prrafodelista"/>
+        <w:numPr>
+          <w:ilvl w:val="0"/>
+          <w:numId w:val="10"/>
+        </w:numPr>
+        <w:pBdr>
+          <w:top w:val="nil"/>
+          <w:left w:val="nil"/>
+          <w:bottom w:val="nil"/>
+          <w:right w:val="nil"/>
+          <w:between w:val="nil"/>
+        </w:pBdr>
         <w:tabs>
           <w:tab w:val="left" w:pos="1239"/>
         </w:tabs>
         <w:jc w:val="both"/>
         <w:rPr>
-          <w:rFonts w:ascii="Arial" w:hAnsi="Arial" w:cs="Arial"/>
-          <w:szCs w:val="24"/>
-        </w:rPr>
-      </w:pPr>
-      <w:r>
-        <w:rPr>
-          <w:rFonts w:ascii="Arial" w:hAnsi="Arial" w:cs="Arial"/>
-          <w:szCs w:val="24"/>
-        </w:rPr>
-        <w:t>ACTIVIDADES FINANCIERAS:</w:t>
-      </w:r>
-    </w:p>
-    <w:p>
-      <w:pPr>
+          <w:color w:val="000000"/>
+          <w:sz w:val="24"/>
+          <w:szCs w:val="24"/>
+        </w:rPr>
+      </w:pPr>
+      <w:r>
+        <w:rPr>
+          <w:rFonts w:ascii="Arial" w:eastAsia="Arial" w:hAnsi="Arial" w:cs="Arial"/>
+          <w:color w:val="000000"/>
+          <w:sz w:val="24"/>
+          <w:szCs w:val="24"/>
+        </w:rPr>
+        <w:t>Verificar que se hayan cumplido todos los requisitos para el perfeccionamiento y ejecución del contrato.</w:t>
+      </w:r>
+    </w:p>
+    <w:p>
+      <w:pPr>
+        <w:pStyle w:val="Prrafodelista"/>
+        <w:numPr>
+          <w:ilvl w:val="0"/>
+          <w:numId w:val="10"/>
+        </w:numPr>
+        <w:pBdr>
+          <w:top w:val="nil"/>
+          <w:left w:val="nil"/>
+          <w:bottom w:val="nil"/>
+          <w:right w:val="nil"/>
+          <w:between w:val="nil"/>
+        </w:pBdr>
         <w:tabs>
           <w:tab w:val="left" w:pos="1239"/>
         </w:tabs>
         <w:jc w:val="both"/>
         <w:rPr>
-          <w:rFonts w:ascii="Arial" w:hAnsi="Arial" w:cs="Arial"/>
-          <w:szCs w:val="24"/>
-        </w:rPr>
-      </w:pPr>
+          <w:color w:val="000000"/>
+          <w:sz w:val="24"/>
+          <w:szCs w:val="24"/>
+        </w:rPr>
+      </w:pPr>
+      <w:r>
+        <w:rPr>
+          <w:rFonts w:ascii="Arial" w:eastAsia="Arial" w:hAnsi="Arial" w:cs="Arial"/>
+          <w:color w:val="000000"/>
+          <w:sz w:val="24"/>
+          <w:szCs w:val="24"/>
+        </w:rPr>
+        <w:t xml:space="preserve">Atender y responder oportunamente todos los requerimientos que realice EL CONTRATISTA dentro de la ejecución del contrato, para evitar la ocurrencia del silencio administrativo positivo. </w:t>
+      </w:r>
     </w:p>
     <w:p>
       <w:pPr>
         <w:pStyle w:val="Prrafodelista"/>
         <w:numPr>
           <w:ilvl w:val="0"/>
-          <w:numId w:val="5"/>
+          <w:numId w:val="10"/>
         </w:numPr>
-        <w:tabs>
-          <w:tab w:val="left" w:pos="1239"/>
-        </w:tabs>
-        <w:spacing w:line="240" w:lineRule="auto"/>
-        <w:ind w:left="714" w:hanging="357"/>
-        <w:rPr>
-          <w:rFonts w:cs="Arial"/>
-          <w:szCs w:val="24"/>
-        </w:rPr>
-      </w:pPr>
-      <w:r>
-        <w:rPr>
-          <w:rFonts w:cs="Arial"/>
-          <w:szCs w:val="24"/>
-        </w:rPr>
-        <w:t>Aprobar cada uno de los pagos a EL CONTRATISTA de acuerdo con Ia ejecución del contrato, para lo cual deberá expedir la respectiva certificación de cumplimiento de las obligaciones contractuales.</w:t>
-      </w:r>
-    </w:p>
-    <w:p>
-      <w:pPr>
-        <w:pStyle w:val="Prrafodelista"/>
-        <w:numPr>
-          <w:ilvl w:val="0"/>
-          <w:numId w:val="5"/>
-        </w:numPr>
-        <w:tabs>
-          <w:tab w:val="left" w:pos="1239"/>
-        </w:tabs>
-        <w:spacing w:line="240" w:lineRule="auto"/>
-        <w:ind w:left="714" w:hanging="357"/>
-        <w:rPr>
-          <w:rFonts w:cs="Arial"/>
-          <w:szCs w:val="24"/>
-        </w:rPr>
-      </w:pPr>
-      <w:r>
-        <w:rPr>
-          <w:rFonts w:cs="Arial"/>
-          <w:szCs w:val="24"/>
-        </w:rPr>
-        <w:t>Registrar cronológicamente los pagos y deducciones del contrato.</w:t>
-      </w:r>
-    </w:p>
-    <w:p>
-      <w:pPr>
-        <w:pStyle w:val="Prrafodelista"/>
-        <w:numPr>
-          <w:ilvl w:val="0"/>
-          <w:numId w:val="5"/>
-        </w:numPr>
-        <w:tabs>
-          <w:tab w:val="left" w:pos="1239"/>
-        </w:tabs>
-        <w:spacing w:line="240" w:lineRule="auto"/>
-        <w:ind w:left="714" w:hanging="357"/>
-        <w:rPr>
-          <w:rFonts w:cs="Arial"/>
-          <w:szCs w:val="24"/>
-        </w:rPr>
-      </w:pPr>
-      <w:r>
-        <w:rPr>
-          <w:rFonts w:cs="Arial"/>
-          <w:szCs w:val="24"/>
-        </w:rPr>
-        <w:t>Velar por la correcta ejecución presupuestal del contrato.</w:t>
-      </w:r>
-    </w:p>
-    <w:p>
-      <w:pPr>
-        <w:pStyle w:val="Prrafodelista"/>
-        <w:numPr>
-          <w:ilvl w:val="0"/>
-          <w:numId w:val="5"/>
-        </w:numPr>
-        <w:tabs>
-          <w:tab w:val="left" w:pos="1239"/>
-        </w:tabs>
-        <w:spacing w:line="240" w:lineRule="auto"/>
-        <w:ind w:left="714" w:hanging="357"/>
-        <w:rPr>
-          <w:rFonts w:cs="Arial"/>
-          <w:szCs w:val="24"/>
-        </w:rPr>
-      </w:pPr>
-      <w:r>
-        <w:rPr>
-          <w:rFonts w:cs="Arial"/>
-          <w:szCs w:val="24"/>
-        </w:rPr>
-        <w:t>Anterior al cierre de la vigencia fiscal de cada año, informar al área Financiera, el estado de ejecución del contrato para establecer las reservas presupuestales y de cuentas por pagar cuando a ello haya lugar.</w:t>
-      </w:r>
-    </w:p>
-    <w:p>
-      <w:pPr>
+        <w:pBdr>
+          <w:top w:val="nil"/>
+          <w:left w:val="nil"/>
+          <w:bottom w:val="nil"/>
+          <w:right w:val="nil"/>
+          <w:between w:val="nil"/>
+        </w:pBdr>
         <w:tabs>
           <w:tab w:val="left" w:pos="1239"/>
         </w:tabs>
         <w:jc w:val="both"/>
         <w:rPr>
-          <w:rFonts w:ascii="Arial" w:hAnsi="Arial" w:cs="Arial"/>
-          <w:szCs w:val="24"/>
-        </w:rPr>
-      </w:pPr>
-    </w:p>
-    <w:p>
-      <w:pPr>
+          <w:color w:val="000000"/>
+          <w:sz w:val="24"/>
+          <w:szCs w:val="24"/>
+        </w:rPr>
+      </w:pPr>
+      <w:r>
+        <w:rPr>
+          <w:rFonts w:ascii="Arial" w:eastAsia="Arial" w:hAnsi="Arial" w:cs="Arial"/>
+          <w:color w:val="000000"/>
+          <w:sz w:val="24"/>
+          <w:szCs w:val="24"/>
+        </w:rPr>
+        <w:t>Verificar que las peticiones del CONTRATISTA se encuentren sustentad</w:t>
+      </w:r>
+      <w:r>
+        <w:rPr>
+          <w:rFonts w:ascii="Arial" w:eastAsia="Arial" w:hAnsi="Arial" w:cs="Arial"/>
+          <w:color w:val="000000"/>
+          <w:sz w:val="24"/>
+          <w:szCs w:val="24"/>
+        </w:rPr>
+        <w:t xml:space="preserve">as en debida forma. </w:t>
+      </w:r>
+    </w:p>
+    <w:p>
+      <w:pPr>
+        <w:pStyle w:val="Prrafodelista"/>
+        <w:numPr>
+          <w:ilvl w:val="0"/>
+          <w:numId w:val="10"/>
+        </w:numPr>
+        <w:pBdr>
+          <w:top w:val="nil"/>
+          <w:left w:val="nil"/>
+          <w:bottom w:val="nil"/>
+          <w:right w:val="nil"/>
+          <w:between w:val="nil"/>
+        </w:pBdr>
         <w:tabs>
           <w:tab w:val="left" w:pos="1239"/>
         </w:tabs>
         <w:jc w:val="both"/>
         <w:rPr>
-          <w:rFonts w:ascii="Arial" w:hAnsi="Arial" w:cs="Arial"/>
-          <w:szCs w:val="24"/>
-        </w:rPr>
-      </w:pPr>
-      <w:r>
-        <w:rPr>
-          <w:rFonts w:ascii="Arial" w:hAnsi="Arial" w:cs="Arial"/>
-          <w:szCs w:val="24"/>
-        </w:rPr>
-        <w:t>ACTIVIDADES ADMINISTRATIVAS</w:t>
-      </w:r>
-    </w:p>
-    <w:p>
-      <w:pPr>
+          <w:color w:val="000000"/>
+          <w:sz w:val="24"/>
+          <w:szCs w:val="24"/>
+        </w:rPr>
+      </w:pPr>
+      <w:r>
+        <w:rPr>
+          <w:rFonts w:ascii="Arial" w:eastAsia="Arial" w:hAnsi="Arial" w:cs="Arial"/>
+          <w:color w:val="000000"/>
+          <w:sz w:val="24"/>
+          <w:szCs w:val="24"/>
+        </w:rPr>
+        <w:t xml:space="preserve">Proyectar y tramitar la correspondencia que sea necesaria para la correcta ejecución del contrato. </w:t>
+      </w:r>
+    </w:p>
+    <w:p>
+      <w:pPr>
+        <w:pStyle w:val="Prrafodelista"/>
+        <w:numPr>
+          <w:ilvl w:val="0"/>
+          <w:numId w:val="10"/>
+        </w:numPr>
+        <w:pBdr>
+          <w:top w:val="nil"/>
+          <w:left w:val="nil"/>
+          <w:bottom w:val="nil"/>
+          <w:right w:val="nil"/>
+          <w:between w:val="nil"/>
+        </w:pBdr>
         <w:tabs>
           <w:tab w:val="left" w:pos="1239"/>
         </w:tabs>
         <w:jc w:val="both"/>
         <w:rPr>
-          <w:rFonts w:ascii="Arial" w:hAnsi="Arial" w:cs="Arial"/>
-          <w:szCs w:val="24"/>
-        </w:rPr>
-      </w:pPr>
+          <w:color w:val="000000"/>
+          <w:sz w:val="24"/>
+          <w:szCs w:val="24"/>
+        </w:rPr>
+      </w:pPr>
+      <w:r>
+        <w:rPr>
+          <w:rFonts w:ascii="Arial" w:eastAsia="Arial" w:hAnsi="Arial" w:cs="Arial"/>
+          <w:color w:val="000000"/>
+          <w:sz w:val="24"/>
+          <w:szCs w:val="24"/>
+        </w:rPr>
+        <w:t xml:space="preserve">Verificar que EL CONTRATISTA cumpla con el objeto del contrato dentro del término estipulado. </w:t>
+      </w:r>
     </w:p>
     <w:p>
       <w:pPr>
         <w:pStyle w:val="Prrafodelista"/>
+        <w:numPr>
+          <w:ilvl w:val="0"/>
+          <w:numId w:val="10"/>
+        </w:numPr>
+        <w:pBdr>
+          <w:top w:val="nil"/>
+          <w:left w:val="nil"/>
+          <w:bottom w:val="nil"/>
+          <w:right w:val="nil"/>
+          <w:between w:val="nil"/>
+        </w:pBdr>
+        <w:tabs>
+          <w:tab w:val="left" w:pos="1239"/>
+        </w:tabs>
+        <w:jc w:val="both"/>
+        <w:rPr>
+          <w:color w:val="000000"/>
+          <w:sz w:val="24"/>
+          <w:szCs w:val="24"/>
+        </w:rPr>
+      </w:pPr>
+      <w:r>
+        <w:rPr>
+          <w:rFonts w:ascii="Arial" w:eastAsia="Arial" w:hAnsi="Arial" w:cs="Arial"/>
+          <w:color w:val="000000"/>
+          <w:sz w:val="24"/>
+          <w:szCs w:val="24"/>
+        </w:rPr>
+        <w:t>Verificar que en el desarrollo del contr</w:t>
+      </w:r>
+      <w:r>
+        <w:rPr>
+          <w:rFonts w:ascii="Arial" w:eastAsia="Arial" w:hAnsi="Arial" w:cs="Arial"/>
+          <w:color w:val="000000"/>
+          <w:sz w:val="24"/>
+          <w:szCs w:val="24"/>
+        </w:rPr>
+        <w:t xml:space="preserve">ato se cumplan las disposiciones legales y en particular las reglamentaciones relacionadas con la actividad contratada. </w:t>
+      </w:r>
+    </w:p>
+    <w:p>
+      <w:pPr>
+        <w:numPr>
+          <w:ilvl w:val="0"/>
+          <w:numId w:val="11"/>
+        </w:numPr>
+        <w:pBdr>
+          <w:top w:val="nil"/>
+          <w:left w:val="nil"/>
+          <w:bottom w:val="nil"/>
+          <w:right w:val="nil"/>
+          <w:between w:val="nil"/>
+        </w:pBdr>
+        <w:tabs>
+          <w:tab w:val="left" w:pos="1239"/>
+        </w:tabs>
+        <w:jc w:val="both"/>
+        <w:rPr>
+          <w:color w:val="000000"/>
+          <w:sz w:val="24"/>
+          <w:szCs w:val="24"/>
+        </w:rPr>
+      </w:pPr>
+      <w:r>
+        <w:rPr>
+          <w:rFonts w:ascii="Arial" w:eastAsia="Arial" w:hAnsi="Arial" w:cs="Arial"/>
+          <w:color w:val="000000"/>
+          <w:sz w:val="24"/>
+          <w:szCs w:val="24"/>
+        </w:rPr>
+        <w:t>Informar acerca del incumplimiento de las obligaciones contractuales por parte del CONTRATISTA, con el fin de que se inicien las accion</w:t>
+      </w:r>
+      <w:r>
+        <w:rPr>
+          <w:rFonts w:ascii="Arial" w:eastAsia="Arial" w:hAnsi="Arial" w:cs="Arial"/>
+          <w:color w:val="000000"/>
+          <w:sz w:val="24"/>
+          <w:szCs w:val="24"/>
+        </w:rPr>
+        <w:t>es legales correspondientes.</w:t>
+      </w:r>
+    </w:p>
+    <w:p>
+      <w:pPr>
+        <w:numPr>
+          <w:ilvl w:val="0"/>
+          <w:numId w:val="12"/>
+        </w:numPr>
+        <w:pBdr>
+          <w:top w:val="nil"/>
+          <w:left w:val="nil"/>
+          <w:bottom w:val="nil"/>
+          <w:right w:val="nil"/>
+          <w:between w:val="nil"/>
+        </w:pBdr>
+        <w:tabs>
+          <w:tab w:val="left" w:pos="1239"/>
+        </w:tabs>
+        <w:jc w:val="both"/>
+        <w:rPr>
+          <w:color w:val="000000"/>
+          <w:sz w:val="24"/>
+          <w:szCs w:val="24"/>
+        </w:rPr>
+      </w:pPr>
+      <w:r>
+        <w:rPr>
+          <w:rFonts w:ascii="Arial" w:eastAsia="Arial" w:hAnsi="Arial" w:cs="Arial"/>
+          <w:color w:val="000000"/>
+          <w:sz w:val="24"/>
+          <w:szCs w:val="24"/>
+        </w:rPr>
+        <w:lastRenderedPageBreak/>
+        <w:t xml:space="preserve">Abstenerse de permitir la ejecución de un contrato, cuyo plazo haya vencido o que no haya sido firmado por el ordenador del Gasto y EL CONTRATISTA. </w:t>
+      </w:r>
+    </w:p>
+    <w:p>
+      <w:pPr>
+        <w:numPr>
+          <w:ilvl w:val="0"/>
+          <w:numId w:val="12"/>
+        </w:numPr>
+        <w:pBdr>
+          <w:top w:val="nil"/>
+          <w:left w:val="nil"/>
+          <w:bottom w:val="nil"/>
+          <w:right w:val="nil"/>
+          <w:between w:val="nil"/>
+        </w:pBdr>
+        <w:tabs>
+          <w:tab w:val="left" w:pos="1239"/>
+        </w:tabs>
+        <w:jc w:val="both"/>
+        <w:rPr>
+          <w:color w:val="000000"/>
+          <w:sz w:val="24"/>
+          <w:szCs w:val="24"/>
+        </w:rPr>
+      </w:pPr>
+      <w:r>
+        <w:rPr>
+          <w:rFonts w:ascii="Arial" w:eastAsia="Arial" w:hAnsi="Arial" w:cs="Arial"/>
+          <w:color w:val="000000"/>
+          <w:sz w:val="24"/>
+          <w:szCs w:val="24"/>
+        </w:rPr>
+        <w:t>Rendir informes periódicos sobre el estado, avance y contabilidad de la ejecuc</w:t>
+      </w:r>
+      <w:r>
+        <w:rPr>
+          <w:rFonts w:ascii="Arial" w:eastAsia="Arial" w:hAnsi="Arial" w:cs="Arial"/>
+          <w:color w:val="000000"/>
+          <w:sz w:val="24"/>
+          <w:szCs w:val="24"/>
+        </w:rPr>
+        <w:t xml:space="preserve">ión del contrato. </w:t>
+      </w:r>
+    </w:p>
+    <w:p>
+      <w:pPr>
+        <w:numPr>
+          <w:ilvl w:val="0"/>
+          <w:numId w:val="12"/>
+        </w:numPr>
+        <w:pBdr>
+          <w:top w:val="nil"/>
+          <w:left w:val="nil"/>
+          <w:bottom w:val="nil"/>
+          <w:right w:val="nil"/>
+          <w:between w:val="nil"/>
+        </w:pBdr>
+        <w:tabs>
+          <w:tab w:val="left" w:pos="1239"/>
+        </w:tabs>
+        <w:jc w:val="both"/>
+        <w:rPr>
+          <w:color w:val="000000"/>
+          <w:sz w:val="24"/>
+          <w:szCs w:val="24"/>
+        </w:rPr>
+      </w:pPr>
+      <w:r>
+        <w:rPr>
+          <w:rFonts w:ascii="Arial" w:eastAsia="Arial" w:hAnsi="Arial" w:cs="Arial"/>
+          <w:color w:val="000000"/>
+          <w:sz w:val="24"/>
+          <w:szCs w:val="24"/>
+        </w:rPr>
+        <w:t xml:space="preserve">Realizar los trámites para la expedición del certificado de disponibilidad presupuestal o vigencias futuras, para adicionar un contrato en valor. </w:t>
+      </w:r>
+    </w:p>
+    <w:p>
+      <w:pPr>
+        <w:numPr>
+          <w:ilvl w:val="0"/>
+          <w:numId w:val="12"/>
+        </w:numPr>
+        <w:pBdr>
+          <w:top w:val="nil"/>
+          <w:left w:val="nil"/>
+          <w:bottom w:val="nil"/>
+          <w:right w:val="nil"/>
+          <w:between w:val="nil"/>
+        </w:pBdr>
+        <w:tabs>
+          <w:tab w:val="left" w:pos="1239"/>
+        </w:tabs>
+        <w:jc w:val="both"/>
+        <w:rPr>
+          <w:color w:val="000000"/>
+          <w:sz w:val="24"/>
+          <w:szCs w:val="24"/>
+        </w:rPr>
+      </w:pPr>
+      <w:r>
+        <w:rPr>
+          <w:rFonts w:ascii="Arial" w:eastAsia="Arial" w:hAnsi="Arial" w:cs="Arial"/>
+          <w:color w:val="000000"/>
+          <w:sz w:val="24"/>
+          <w:szCs w:val="24"/>
+        </w:rPr>
+        <w:t>Informar el recibo a satisfacción del objeto contratado, como requisito previo para efectu</w:t>
+      </w:r>
+      <w:r>
+        <w:rPr>
+          <w:rFonts w:ascii="Arial" w:eastAsia="Arial" w:hAnsi="Arial" w:cs="Arial"/>
+          <w:color w:val="000000"/>
+          <w:sz w:val="24"/>
+          <w:szCs w:val="24"/>
+        </w:rPr>
+        <w:t xml:space="preserve">ar el pago final a EL CONTRATISTA. </w:t>
+      </w:r>
+    </w:p>
+    <w:p>
+      <w:pPr>
+        <w:numPr>
+          <w:ilvl w:val="0"/>
+          <w:numId w:val="12"/>
+        </w:numPr>
+        <w:pBdr>
+          <w:top w:val="nil"/>
+          <w:left w:val="nil"/>
+          <w:bottom w:val="nil"/>
+          <w:right w:val="nil"/>
+          <w:between w:val="nil"/>
+        </w:pBdr>
+        <w:tabs>
+          <w:tab w:val="left" w:pos="1239"/>
+        </w:tabs>
+        <w:jc w:val="both"/>
+        <w:rPr>
+          <w:color w:val="000000"/>
+          <w:sz w:val="24"/>
+          <w:szCs w:val="24"/>
+        </w:rPr>
+      </w:pPr>
+      <w:r>
+        <w:rPr>
+          <w:rFonts w:ascii="Arial" w:eastAsia="Arial" w:hAnsi="Arial" w:cs="Arial"/>
+          <w:color w:val="000000"/>
+          <w:sz w:val="24"/>
+          <w:szCs w:val="24"/>
+        </w:rPr>
+        <w:t>Elaborar los informes, evaluaciones y anexar, oportunamente, los documentos que permitan tener suficientes elementos de juicio para imponer requerimientos, multas, caducidad y demás actuaciones de orden sancionatorio.</w:t>
+      </w:r>
+    </w:p>
+    <w:p>
+      <w:pPr>
+        <w:tabs>
+          <w:tab w:val="left" w:pos="1239"/>
+        </w:tabs>
+        <w:jc w:val="both"/>
+        <w:rPr>
+          <w:rFonts w:ascii="Arial" w:eastAsia="Arial" w:hAnsi="Arial" w:cs="Arial"/>
+        </w:rPr>
+      </w:pPr>
+    </w:p>
+    <w:p>
+      <w:pPr>
+        <w:tabs>
+          <w:tab w:val="left" w:pos="1239"/>
+        </w:tabs>
+        <w:jc w:val="both"/>
+        <w:rPr>
+          <w:rFonts w:ascii="Arial" w:eastAsia="Arial" w:hAnsi="Arial" w:cs="Arial"/>
+        </w:rPr>
+      </w:pPr>
+      <w:r>
+        <w:rPr>
+          <w:rFonts w:ascii="Arial" w:eastAsia="Arial" w:hAnsi="Arial" w:cs="Arial"/>
+        </w:rPr>
+        <w:t>A</w:t>
+      </w:r>
+      <w:r>
+        <w:rPr>
+          <w:rFonts w:ascii="Arial" w:eastAsia="Arial" w:hAnsi="Arial" w:cs="Arial"/>
+        </w:rPr>
+        <w:t>CTIVIDADES FINANCIERAS:</w:t>
+      </w:r>
+    </w:p>
+    <w:p>
+      <w:pPr>
+        <w:tabs>
+          <w:tab w:val="left" w:pos="1239"/>
+        </w:tabs>
+        <w:jc w:val="both"/>
+        <w:rPr>
+          <w:rFonts w:ascii="Arial" w:eastAsia="Arial" w:hAnsi="Arial" w:cs="Arial"/>
+        </w:rPr>
+      </w:pPr>
+    </w:p>
+    <w:p>
+      <w:pPr>
+        <w:numPr>
+          <w:ilvl w:val="0"/>
+          <w:numId w:val="13"/>
+        </w:numPr>
+        <w:pBdr>
+          <w:top w:val="nil"/>
+          <w:left w:val="nil"/>
+          <w:bottom w:val="nil"/>
+          <w:right w:val="nil"/>
+          <w:between w:val="nil"/>
+        </w:pBdr>
+        <w:tabs>
+          <w:tab w:val="left" w:pos="1239"/>
+        </w:tabs>
+        <w:jc w:val="both"/>
+        <w:rPr>
+          <w:color w:val="000000"/>
+          <w:sz w:val="24"/>
+          <w:szCs w:val="24"/>
+        </w:rPr>
+      </w:pPr>
+      <w:r>
+        <w:rPr>
+          <w:rFonts w:ascii="Arial" w:eastAsia="Arial" w:hAnsi="Arial" w:cs="Arial"/>
+          <w:color w:val="000000"/>
+          <w:sz w:val="24"/>
+          <w:szCs w:val="24"/>
+        </w:rPr>
+        <w:t xml:space="preserve">Aprobar cada uno de los pagos a EL CONTRATISTA de acuerdo con </w:t>
+      </w:r>
+      <w:r>
+        <w:rPr>
+          <w:rFonts w:ascii="Arial" w:eastAsia="Arial" w:hAnsi="Arial" w:cs="Arial"/>
+          <w:sz w:val="24"/>
+          <w:szCs w:val="24"/>
+        </w:rPr>
+        <w:t>la ejecución</w:t>
+      </w:r>
+      <w:r>
+        <w:rPr>
+          <w:rFonts w:ascii="Arial" w:eastAsia="Arial" w:hAnsi="Arial" w:cs="Arial"/>
+          <w:color w:val="000000"/>
+          <w:sz w:val="24"/>
+          <w:szCs w:val="24"/>
+        </w:rPr>
+        <w:t xml:space="preserve"> del contrato, para lo cual deberá expedir la respectiva certificación de cumplimiento de las obligaciones contractuales.</w:t>
+      </w:r>
+    </w:p>
+    <w:p>
+      <w:pPr>
+        <w:numPr>
+          <w:ilvl w:val="0"/>
+          <w:numId w:val="13"/>
+        </w:numPr>
+        <w:pBdr>
+          <w:top w:val="nil"/>
+          <w:left w:val="nil"/>
+          <w:bottom w:val="nil"/>
+          <w:right w:val="nil"/>
+          <w:between w:val="nil"/>
+        </w:pBdr>
+        <w:tabs>
+          <w:tab w:val="left" w:pos="1239"/>
+        </w:tabs>
+        <w:jc w:val="both"/>
+        <w:rPr>
+          <w:color w:val="000000"/>
+          <w:sz w:val="24"/>
+          <w:szCs w:val="24"/>
+        </w:rPr>
+      </w:pPr>
+      <w:r>
+        <w:rPr>
+          <w:rFonts w:ascii="Arial" w:eastAsia="Arial" w:hAnsi="Arial" w:cs="Arial"/>
+          <w:color w:val="000000"/>
+          <w:sz w:val="24"/>
+          <w:szCs w:val="24"/>
+        </w:rPr>
+        <w:t>Registrar cronológicamente los pagos y deducciones del contrato.</w:t>
+      </w:r>
+    </w:p>
+    <w:p>
+      <w:pPr>
+        <w:numPr>
+          <w:ilvl w:val="0"/>
+          <w:numId w:val="13"/>
+        </w:numPr>
+        <w:pBdr>
+          <w:top w:val="nil"/>
+          <w:left w:val="nil"/>
+          <w:bottom w:val="nil"/>
+          <w:right w:val="nil"/>
+          <w:between w:val="nil"/>
+        </w:pBdr>
+        <w:tabs>
+          <w:tab w:val="left" w:pos="1239"/>
+        </w:tabs>
+        <w:jc w:val="both"/>
+        <w:rPr>
+          <w:color w:val="000000"/>
+          <w:sz w:val="24"/>
+          <w:szCs w:val="24"/>
+        </w:rPr>
+      </w:pPr>
+      <w:r>
+        <w:rPr>
+          <w:rFonts w:ascii="Arial" w:eastAsia="Arial" w:hAnsi="Arial" w:cs="Arial"/>
+          <w:color w:val="000000"/>
+          <w:sz w:val="24"/>
+          <w:szCs w:val="24"/>
+        </w:rPr>
+        <w:t>Velar por la correcta ejecución presupuestal del contrato.</w:t>
+      </w:r>
+    </w:p>
+    <w:p>
+      <w:pPr>
+        <w:numPr>
+          <w:ilvl w:val="0"/>
+          <w:numId w:val="13"/>
+        </w:numPr>
+        <w:pBdr>
+          <w:top w:val="nil"/>
+          <w:left w:val="nil"/>
+          <w:bottom w:val="nil"/>
+          <w:right w:val="nil"/>
+          <w:between w:val="nil"/>
+        </w:pBdr>
+        <w:tabs>
+          <w:tab w:val="left" w:pos="1239"/>
+        </w:tabs>
+        <w:jc w:val="both"/>
+        <w:rPr>
+          <w:color w:val="000000"/>
+          <w:sz w:val="24"/>
+          <w:szCs w:val="24"/>
+        </w:rPr>
+      </w:pPr>
+      <w:r>
+        <w:rPr>
+          <w:rFonts w:ascii="Arial" w:eastAsia="Arial" w:hAnsi="Arial" w:cs="Arial"/>
+          <w:color w:val="000000"/>
+          <w:sz w:val="24"/>
+          <w:szCs w:val="24"/>
+        </w:rPr>
+        <w:t>Anterior al cierre de la vigencia fiscal de cada año, informar al área Financiera, el estado de ejecución del contrato para establec</w:t>
+      </w:r>
+      <w:r>
+        <w:rPr>
+          <w:rFonts w:ascii="Arial" w:eastAsia="Arial" w:hAnsi="Arial" w:cs="Arial"/>
+          <w:color w:val="000000"/>
+          <w:sz w:val="24"/>
+          <w:szCs w:val="24"/>
+        </w:rPr>
+        <w:t>er las reservas presupuestales y de cuentas por pagar cuando a ello haya lugar.</w:t>
+      </w:r>
+    </w:p>
+    <w:p>
+      <w:pPr>
+        <w:tabs>
+          <w:tab w:val="left" w:pos="1239"/>
+        </w:tabs>
+        <w:jc w:val="both"/>
+        <w:rPr>
+          <w:rFonts w:ascii="Arial" w:eastAsia="Arial" w:hAnsi="Arial" w:cs="Arial"/>
+        </w:rPr>
+      </w:pPr>
+    </w:p>
+    <w:p>
+      <w:pPr>
+        <w:tabs>
+          <w:tab w:val="left" w:pos="1239"/>
+        </w:tabs>
+        <w:jc w:val="both"/>
+        <w:rPr>
+          <w:rFonts w:ascii="Arial" w:eastAsia="Arial" w:hAnsi="Arial" w:cs="Arial"/>
+        </w:rPr>
+      </w:pPr>
+      <w:r>
+        <w:rPr>
+          <w:rFonts w:ascii="Arial" w:eastAsia="Arial" w:hAnsi="Arial" w:cs="Arial"/>
+        </w:rPr>
+        <w:t>ACTIVIDADES ADMINISTRATIVAS</w:t>
+      </w:r>
+    </w:p>
+    <w:p>
+      <w:pPr>
+        <w:tabs>
+          <w:tab w:val="left" w:pos="1239"/>
+        </w:tabs>
+        <w:jc w:val="both"/>
+        <w:rPr>
+          <w:rFonts w:ascii="Arial" w:eastAsia="Arial" w:hAnsi="Arial" w:cs="Arial"/>
+        </w:rPr>
+      </w:pPr>
+    </w:p>
+    <w:p>
+      <w:pPr>
+        <w:numPr>
+          <w:ilvl w:val="0"/>
+          <w:numId w:val="14"/>
+        </w:numPr>
+        <w:pBdr>
+          <w:top w:val="nil"/>
+          <w:left w:val="nil"/>
+          <w:bottom w:val="nil"/>
+          <w:right w:val="nil"/>
+          <w:between w:val="nil"/>
+        </w:pBdr>
+        <w:tabs>
+          <w:tab w:val="left" w:pos="1239"/>
+        </w:tabs>
+        <w:jc w:val="both"/>
+        <w:rPr>
+          <w:color w:val="000000"/>
+          <w:sz w:val="24"/>
+          <w:szCs w:val="24"/>
+        </w:rPr>
+      </w:pPr>
+      <w:r>
+        <w:rPr>
+          <w:rFonts w:ascii="Arial" w:eastAsia="Arial" w:hAnsi="Arial" w:cs="Arial"/>
+          <w:color w:val="000000"/>
+          <w:sz w:val="24"/>
+          <w:szCs w:val="24"/>
+        </w:rPr>
+        <w:t>Coordinar la prestación de los servicios.</w:t>
+      </w:r>
+    </w:p>
+    <w:p>
+      <w:pPr>
+        <w:numPr>
+          <w:ilvl w:val="0"/>
+          <w:numId w:val="14"/>
+        </w:numPr>
+        <w:pBdr>
+          <w:top w:val="nil"/>
+          <w:left w:val="nil"/>
+          <w:bottom w:val="nil"/>
+          <w:right w:val="nil"/>
+          <w:between w:val="nil"/>
+        </w:pBdr>
+        <w:tabs>
+          <w:tab w:val="left" w:pos="1239"/>
+        </w:tabs>
+        <w:jc w:val="both"/>
+        <w:rPr>
+          <w:color w:val="000000"/>
+          <w:sz w:val="24"/>
+          <w:szCs w:val="24"/>
+        </w:rPr>
+      </w:pPr>
+      <w:r>
+        <w:rPr>
+          <w:rFonts w:ascii="Arial" w:eastAsia="Arial" w:hAnsi="Arial" w:cs="Arial"/>
+          <w:color w:val="000000"/>
+          <w:sz w:val="24"/>
+          <w:szCs w:val="24"/>
+        </w:rPr>
+        <w:t>Definir políticas claras para el manejo del riesgo que conlleve la ejecución del contrato.</w:t>
+      </w:r>
+    </w:p>
+    <w:p>
+      <w:pPr>
+        <w:numPr>
+          <w:ilvl w:val="0"/>
+          <w:numId w:val="14"/>
+        </w:numPr>
+        <w:pBdr>
+          <w:top w:val="nil"/>
+          <w:left w:val="nil"/>
+          <w:bottom w:val="nil"/>
+          <w:right w:val="nil"/>
+          <w:between w:val="nil"/>
+        </w:pBdr>
+        <w:tabs>
+          <w:tab w:val="left" w:pos="1239"/>
+        </w:tabs>
+        <w:jc w:val="both"/>
+        <w:rPr>
+          <w:color w:val="000000"/>
+          <w:sz w:val="24"/>
+          <w:szCs w:val="24"/>
+        </w:rPr>
+      </w:pPr>
+      <w:r>
+        <w:rPr>
+          <w:rFonts w:ascii="Arial" w:eastAsia="Arial" w:hAnsi="Arial" w:cs="Arial"/>
+          <w:color w:val="000000"/>
+          <w:sz w:val="24"/>
+          <w:szCs w:val="24"/>
+        </w:rPr>
+        <w:t>Suscribir tod</w:t>
+      </w:r>
+      <w:r>
+        <w:rPr>
+          <w:rFonts w:ascii="Arial" w:eastAsia="Arial" w:hAnsi="Arial" w:cs="Arial"/>
+          <w:color w:val="000000"/>
+          <w:sz w:val="24"/>
+          <w:szCs w:val="24"/>
+        </w:rPr>
+        <w:t>as las actas que resulten durante la ejecución del contrato.</w:t>
+      </w:r>
+    </w:p>
+    <w:p>
+      <w:pPr>
+        <w:numPr>
+          <w:ilvl w:val="0"/>
+          <w:numId w:val="14"/>
+        </w:numPr>
+        <w:pBdr>
+          <w:top w:val="nil"/>
+          <w:left w:val="nil"/>
+          <w:bottom w:val="nil"/>
+          <w:right w:val="nil"/>
+          <w:between w:val="nil"/>
+        </w:pBdr>
+        <w:tabs>
+          <w:tab w:val="left" w:pos="1239"/>
+        </w:tabs>
+        <w:jc w:val="both"/>
+        <w:rPr>
+          <w:color w:val="000000"/>
+          <w:sz w:val="24"/>
+          <w:szCs w:val="24"/>
+        </w:rPr>
+      </w:pPr>
+      <w:r>
+        <w:rPr>
+          <w:rFonts w:ascii="Arial" w:eastAsia="Arial" w:hAnsi="Arial" w:cs="Arial"/>
+          <w:color w:val="000000"/>
+          <w:sz w:val="24"/>
+          <w:szCs w:val="24"/>
+        </w:rPr>
+        <w:t>Emitir concepto sobre las solicitudes de prórroga, adición, suspensión, modificación, etc., presentadas por EL CONTRATISTA.</w:t>
+      </w:r>
+    </w:p>
+    <w:p>
+      <w:pPr>
+        <w:numPr>
+          <w:ilvl w:val="0"/>
+          <w:numId w:val="14"/>
+        </w:numPr>
+        <w:pBdr>
+          <w:top w:val="nil"/>
+          <w:left w:val="nil"/>
+          <w:bottom w:val="nil"/>
+          <w:right w:val="nil"/>
+          <w:between w:val="nil"/>
+        </w:pBdr>
+        <w:tabs>
+          <w:tab w:val="left" w:pos="1239"/>
+        </w:tabs>
+        <w:jc w:val="both"/>
+        <w:rPr>
+          <w:color w:val="000000"/>
+          <w:sz w:val="24"/>
+          <w:szCs w:val="24"/>
+        </w:rPr>
+      </w:pPr>
+      <w:r>
+        <w:rPr>
+          <w:rFonts w:ascii="Arial" w:eastAsia="Arial" w:hAnsi="Arial" w:cs="Arial"/>
+          <w:color w:val="000000"/>
+          <w:sz w:val="24"/>
+          <w:szCs w:val="24"/>
+        </w:rPr>
+        <w:t>Atender y tramitar dentro de la órbita de su competencia, toda consulta</w:t>
+      </w:r>
+      <w:r>
+        <w:rPr>
+          <w:rFonts w:ascii="Arial" w:eastAsia="Arial" w:hAnsi="Arial" w:cs="Arial"/>
+          <w:color w:val="000000"/>
+          <w:sz w:val="24"/>
+          <w:szCs w:val="24"/>
+        </w:rPr>
+        <w:t xml:space="preserve"> que realice EL CONTRATISTA para la correcta ejecución del contrato.</w:t>
+      </w:r>
+    </w:p>
+    <w:p>
+      <w:pPr>
+        <w:numPr>
+          <w:ilvl w:val="0"/>
+          <w:numId w:val="14"/>
+        </w:numPr>
+        <w:pBdr>
+          <w:top w:val="nil"/>
+          <w:left w:val="nil"/>
+          <w:bottom w:val="nil"/>
+          <w:right w:val="nil"/>
+          <w:between w:val="nil"/>
+        </w:pBdr>
+        <w:tabs>
+          <w:tab w:val="left" w:pos="1239"/>
+        </w:tabs>
+        <w:jc w:val="both"/>
+        <w:rPr>
+          <w:color w:val="000000"/>
+          <w:sz w:val="24"/>
+          <w:szCs w:val="24"/>
+        </w:rPr>
+      </w:pPr>
+      <w:r>
+        <w:rPr>
+          <w:rFonts w:ascii="Arial" w:eastAsia="Arial" w:hAnsi="Arial" w:cs="Arial"/>
+          <w:color w:val="000000"/>
+          <w:sz w:val="24"/>
+          <w:szCs w:val="24"/>
+        </w:rPr>
+        <w:t>Organizar el archivo digital o físico de la supervisión del contrato que como mínimo deberá contener los siguientes documentos:</w:t>
+      </w:r>
+    </w:p>
+    <w:p>
+      <w:pPr>
+        <w:tabs>
+          <w:tab w:val="left" w:pos="1239"/>
+        </w:tabs>
+        <w:jc w:val="both"/>
+        <w:rPr>
+          <w:rFonts w:ascii="Arial" w:eastAsia="Arial" w:hAnsi="Arial" w:cs="Arial"/>
+        </w:rPr>
+      </w:pPr>
+    </w:p>
+    <w:p>
+      <w:pPr>
         <w:numPr>
           <w:ilvl w:val="0"/>
           <w:numId w:val="6"/>
         </w:numPr>
+        <w:pBdr>
+          <w:top w:val="nil"/>
+          <w:left w:val="nil"/>
+          <w:bottom w:val="nil"/>
+          <w:right w:val="nil"/>
+          <w:between w:val="nil"/>
+        </w:pBdr>
         <w:tabs>
           <w:tab w:val="left" w:pos="1239"/>
         </w:tabs>
-        <w:spacing w:line="240" w:lineRule="auto"/>
-        <w:rPr>
-          <w:rFonts w:cs="Arial"/>
-          <w:szCs w:val="24"/>
-        </w:rPr>
-      </w:pPr>
-      <w:r>
-        <w:rPr>
-          <w:rFonts w:cs="Arial"/>
-          <w:szCs w:val="24"/>
-        </w:rPr>
-        <w:t>Coordinar la prestación de los servicios.</w:t>
-      </w:r>
-    </w:p>
-    <w:p>
-      <w:pPr>
-        <w:pStyle w:val="Prrafodelista"/>
+        <w:ind w:left="1111" w:hanging="357"/>
+        <w:jc w:val="both"/>
+        <w:rPr>
+          <w:color w:val="000000"/>
+          <w:sz w:val="24"/>
+          <w:szCs w:val="24"/>
+        </w:rPr>
+      </w:pPr>
+      <w:r>
+        <w:rPr>
+          <w:rFonts w:ascii="Arial" w:eastAsia="Arial" w:hAnsi="Arial" w:cs="Arial"/>
+          <w:color w:val="000000"/>
+          <w:sz w:val="24"/>
+          <w:szCs w:val="24"/>
+        </w:rPr>
+        <w:t>Copia del contrato debidamente cumplido los requisitos de perfeccionamiento y ejecución.</w:t>
+      </w:r>
+    </w:p>
+    <w:p>
+      <w:pPr>
         <w:numPr>
           <w:ilvl w:val="0"/>
           <w:numId w:val="6"/>
         </w:numPr>
+        <w:pBdr>
+          <w:top w:val="nil"/>
+          <w:left w:val="nil"/>
+          <w:bottom w:val="nil"/>
+          <w:right w:val="nil"/>
+          <w:between w:val="nil"/>
+        </w:pBdr>
         <w:tabs>
           <w:tab w:val="left" w:pos="1239"/>
         </w:tabs>
-        <w:spacing w:line="240" w:lineRule="auto"/>
-        <w:rPr>
-          <w:rFonts w:cs="Arial"/>
-          <w:szCs w:val="24"/>
-        </w:rPr>
-      </w:pPr>
-      <w:r>
-        <w:rPr>
-          <w:rFonts w:cs="Arial"/>
-          <w:szCs w:val="24"/>
-        </w:rPr>
-        <w:t>Definir políticas claras para el manejo del riesgo que conlleve la ejecución del contrato.</w:t>
-      </w:r>
-    </w:p>
-    <w:p>
-      <w:pPr>
-        <w:pStyle w:val="Prrafodelista"/>
+        <w:ind w:left="1111" w:hanging="357"/>
+        <w:jc w:val="both"/>
+        <w:rPr>
+          <w:color w:val="000000"/>
+          <w:sz w:val="24"/>
+          <w:szCs w:val="24"/>
+        </w:rPr>
+      </w:pPr>
+      <w:r>
+        <w:rPr>
+          <w:rFonts w:ascii="Arial" w:eastAsia="Arial" w:hAnsi="Arial" w:cs="Arial"/>
+          <w:color w:val="000000"/>
+          <w:sz w:val="24"/>
+          <w:szCs w:val="24"/>
+        </w:rPr>
+        <w:lastRenderedPageBreak/>
+        <w:t>Copia de las actas de suspensión y reiniciación (si llegare a existir).</w:t>
+      </w:r>
+    </w:p>
+    <w:p>
+      <w:pPr>
         <w:numPr>
           <w:ilvl w:val="0"/>
           <w:numId w:val="6"/>
         </w:numPr>
+        <w:pBdr>
+          <w:top w:val="nil"/>
+          <w:left w:val="nil"/>
+          <w:bottom w:val="nil"/>
+          <w:right w:val="nil"/>
+          <w:between w:val="nil"/>
+        </w:pBdr>
         <w:tabs>
           <w:tab w:val="left" w:pos="1239"/>
         </w:tabs>
-        <w:spacing w:line="240" w:lineRule="auto"/>
-        <w:rPr>
-          <w:rFonts w:cs="Arial"/>
-          <w:szCs w:val="24"/>
-        </w:rPr>
-      </w:pPr>
-      <w:r>
-        <w:rPr>
-          <w:rFonts w:cs="Arial"/>
-          <w:szCs w:val="24"/>
-        </w:rPr>
-        <w:t>Suscribir todas las actas que resulten durante la ejecución del contrato.</w:t>
-      </w:r>
-    </w:p>
-    <w:p>
-      <w:pPr>
-        <w:pStyle w:val="Prrafodelista"/>
+        <w:ind w:left="1111" w:hanging="357"/>
+        <w:jc w:val="both"/>
+        <w:rPr>
+          <w:color w:val="000000"/>
+          <w:sz w:val="24"/>
+          <w:szCs w:val="24"/>
+        </w:rPr>
+      </w:pPr>
+      <w:r>
+        <w:rPr>
+          <w:rFonts w:ascii="Arial" w:eastAsia="Arial" w:hAnsi="Arial" w:cs="Arial"/>
+          <w:color w:val="000000"/>
+          <w:sz w:val="24"/>
+          <w:szCs w:val="24"/>
+        </w:rPr>
+        <w:t>Copia de los documentos de prórroga o modificación del contrato y del que autorice trabajos o a</w:t>
+      </w:r>
+      <w:r>
+        <w:rPr>
+          <w:rFonts w:ascii="Arial" w:eastAsia="Arial" w:hAnsi="Arial" w:cs="Arial"/>
+          <w:color w:val="000000"/>
+          <w:sz w:val="24"/>
+          <w:szCs w:val="24"/>
+        </w:rPr>
+        <w:t xml:space="preserve">ctividades adicionales, cuando </w:t>
+      </w:r>
+      <w:r>
+        <w:rPr>
+          <w:rFonts w:ascii="Arial" w:eastAsia="Arial" w:hAnsi="Arial" w:cs="Arial"/>
+          <w:sz w:val="24"/>
+          <w:szCs w:val="24"/>
+        </w:rPr>
+        <w:t>estas</w:t>
+      </w:r>
+      <w:r>
+        <w:rPr>
+          <w:rFonts w:ascii="Arial" w:eastAsia="Arial" w:hAnsi="Arial" w:cs="Arial"/>
+          <w:color w:val="000000"/>
+          <w:sz w:val="24"/>
+          <w:szCs w:val="24"/>
+        </w:rPr>
+        <w:t xml:space="preserve"> hayan sido autorizadas por el ordenador del gasto, previo informe del supervisor.</w:t>
+      </w:r>
+    </w:p>
+    <w:p>
+      <w:pPr>
         <w:numPr>
           <w:ilvl w:val="0"/>
           <w:numId w:val="6"/>
         </w:numPr>
+        <w:pBdr>
+          <w:top w:val="nil"/>
+          <w:left w:val="nil"/>
+          <w:bottom w:val="nil"/>
+          <w:right w:val="nil"/>
+          <w:between w:val="nil"/>
+        </w:pBdr>
         <w:tabs>
           <w:tab w:val="left" w:pos="1239"/>
         </w:tabs>
-        <w:spacing w:line="240" w:lineRule="auto"/>
-        <w:rPr>
-          <w:rFonts w:cs="Arial"/>
-          <w:szCs w:val="24"/>
-        </w:rPr>
-      </w:pPr>
-      <w:r>
-        <w:rPr>
-          <w:rFonts w:cs="Arial"/>
-          <w:szCs w:val="24"/>
-        </w:rPr>
-        <w:t>Emitir concepto sobre las solicitudes de prórroga, adición, suspensión, modificación, etc., presentadas por EL CONTRATISTA.</w:t>
-      </w:r>
-    </w:p>
-    <w:p>
-      <w:pPr>
-        <w:pStyle w:val="Prrafodelista"/>
+        <w:ind w:left="1111" w:hanging="357"/>
+        <w:jc w:val="both"/>
+        <w:rPr>
+          <w:color w:val="000000"/>
+          <w:sz w:val="24"/>
+          <w:szCs w:val="24"/>
+        </w:rPr>
+      </w:pPr>
+      <w:r>
+        <w:rPr>
+          <w:rFonts w:ascii="Arial" w:eastAsia="Arial" w:hAnsi="Arial" w:cs="Arial"/>
+          <w:color w:val="000000"/>
+          <w:sz w:val="24"/>
+          <w:szCs w:val="24"/>
+        </w:rPr>
+        <w:t>Copia de las cuentas de cobro o facturas autorizadas, así como de cada uno de los pagos efectuados.</w:t>
+      </w:r>
+    </w:p>
+    <w:p>
+      <w:pPr>
         <w:numPr>
           <w:ilvl w:val="0"/>
           <w:numId w:val="6"/>
         </w:numPr>
+        <w:pBdr>
+          <w:top w:val="nil"/>
+          <w:left w:val="nil"/>
+          <w:bottom w:val="nil"/>
+          <w:right w:val="nil"/>
+          <w:between w:val="nil"/>
+        </w:pBdr>
         <w:tabs>
           <w:tab w:val="left" w:pos="1239"/>
         </w:tabs>
-        <w:spacing w:line="240" w:lineRule="auto"/>
-        <w:rPr>
-          <w:rFonts w:cs="Arial"/>
-          <w:szCs w:val="24"/>
-        </w:rPr>
-      </w:pPr>
-      <w:r>
-        <w:rPr>
-          <w:rFonts w:cs="Arial"/>
-          <w:szCs w:val="24"/>
-        </w:rPr>
-        <w:t>Atender y tramitar dentro de la órbita de su competencia, toda consulta que realice EL CONTRATISTA para la correcta ejecución del contrato.</w:t>
-      </w:r>
-    </w:p>
-    <w:p>
-      <w:pPr>
-        <w:pStyle w:val="Prrafodelista"/>
-        <w:numPr>
-          <w:ilvl w:val="0"/>
-          <w:numId w:val="6"/>
-        </w:numPr>
-        <w:tabs>
-          <w:tab w:val="left" w:pos="1239"/>
-        </w:tabs>
-        <w:spacing w:line="240" w:lineRule="auto"/>
-        <w:rPr>
-          <w:rFonts w:cs="Arial"/>
-          <w:szCs w:val="24"/>
-        </w:rPr>
-      </w:pPr>
-      <w:r>
-        <w:rPr>
-          <w:rFonts w:cs="Arial"/>
-          <w:szCs w:val="24"/>
-        </w:rPr>
-        <w:t>Organizar el archivo digital o físico de la supervisión del contrato que como mínimo deberá contener los siguientes documentos:</w:t>
+        <w:ind w:left="1111" w:hanging="357"/>
+        <w:jc w:val="both"/>
+        <w:rPr>
+          <w:color w:val="000000"/>
+          <w:sz w:val="24"/>
+          <w:szCs w:val="24"/>
+        </w:rPr>
+      </w:pPr>
+      <w:r>
+        <w:rPr>
+          <w:rFonts w:ascii="Arial" w:eastAsia="Arial" w:hAnsi="Arial" w:cs="Arial"/>
+          <w:color w:val="000000"/>
+          <w:sz w:val="24"/>
+          <w:szCs w:val="24"/>
+        </w:rPr>
+        <w:t xml:space="preserve">Demás documentos relacionados con la </w:t>
+      </w:r>
+      <w:r>
+        <w:rPr>
+          <w:rFonts w:ascii="Arial" w:eastAsia="Arial" w:hAnsi="Arial" w:cs="Arial"/>
+          <w:color w:val="000000"/>
+          <w:sz w:val="24"/>
+          <w:szCs w:val="24"/>
+        </w:rPr>
+        <w:t>ejecución del contrato.</w:t>
       </w:r>
     </w:p>
     <w:p>
@@ -1775,136 +2349,9 @@
         </w:tabs>
         <w:jc w:val="both"/>
         <w:rPr>
-          <w:rFonts w:ascii="Arial" w:hAnsi="Arial" w:cs="Arial"/>
-          <w:szCs w:val="24"/>
-        </w:rPr>
-      </w:pPr>
-    </w:p>
-    <w:p>
-      <w:pPr>
-        <w:pStyle w:val="Prrafodelista"/>
-        <w:numPr>
-          <w:ilvl w:val="0"/>
-          <w:numId w:val="7"/>
-        </w:numPr>
-        <w:tabs>
-          <w:tab w:val="left" w:pos="1239"/>
-        </w:tabs>
-        <w:spacing w:line="240" w:lineRule="auto"/>
-        <w:ind w:left="1111" w:hanging="357"/>
-        <w:rPr>
-          <w:rFonts w:cs="Arial"/>
-          <w:szCs w:val="24"/>
-        </w:rPr>
-      </w:pPr>
-      <w:r>
-        <w:rPr>
-          <w:rFonts w:cs="Arial"/>
-          <w:szCs w:val="24"/>
-        </w:rPr>
-        <w:t>Copia del contrato debidamente cumplido los requisitos de perfeccionamiento y ejecución.</w:t>
-      </w:r>
-    </w:p>
-    <w:p>
-      <w:pPr>
-        <w:pStyle w:val="Prrafodelista"/>
-        <w:numPr>
-          <w:ilvl w:val="0"/>
-          <w:numId w:val="7"/>
-        </w:numPr>
-        <w:tabs>
-          <w:tab w:val="left" w:pos="1239"/>
-        </w:tabs>
-        <w:spacing w:line="240" w:lineRule="auto"/>
-        <w:ind w:left="1111" w:hanging="357"/>
-        <w:rPr>
-          <w:rFonts w:cs="Arial"/>
-          <w:szCs w:val="24"/>
-        </w:rPr>
-      </w:pPr>
-      <w:r>
-        <w:rPr>
-          <w:rFonts w:cs="Arial"/>
-          <w:szCs w:val="24"/>
-        </w:rPr>
-        <w:t>Copia de las actas de suspensión y reiniciación (si llegare a existir)</w:t>
-      </w:r>
-    </w:p>
-    <w:p>
-      <w:pPr>
-        <w:pStyle w:val="Prrafodelista"/>
-        <w:numPr>
-          <w:ilvl w:val="0"/>
-          <w:numId w:val="7"/>
-        </w:numPr>
-        <w:tabs>
-          <w:tab w:val="left" w:pos="1239"/>
-        </w:tabs>
-        <w:spacing w:line="240" w:lineRule="auto"/>
-        <w:ind w:left="1111" w:hanging="357"/>
-        <w:rPr>
-          <w:rFonts w:cs="Arial"/>
-          <w:szCs w:val="24"/>
-        </w:rPr>
-      </w:pPr>
-      <w:r>
-        <w:rPr>
-          <w:rFonts w:cs="Arial"/>
-          <w:szCs w:val="24"/>
-        </w:rPr>
-        <w:lastRenderedPageBreak/>
-        <w:t>Copia de los documentos de prórroga o modificación del contrato y del que autorice trabajos o actividades adicionales, cuando esta hayan sido autorizadas por el ordenador del gasto, previo informe del supervisor.</w:t>
-      </w:r>
-    </w:p>
-    <w:p>
-      <w:pPr>
-        <w:pStyle w:val="Prrafodelista"/>
-        <w:numPr>
-          <w:ilvl w:val="0"/>
-          <w:numId w:val="7"/>
-        </w:numPr>
-        <w:tabs>
-          <w:tab w:val="left" w:pos="1239"/>
-        </w:tabs>
-        <w:spacing w:line="240" w:lineRule="auto"/>
-        <w:ind w:left="1111" w:hanging="357"/>
-        <w:rPr>
-          <w:rFonts w:cs="Arial"/>
-          <w:szCs w:val="24"/>
-        </w:rPr>
-      </w:pPr>
-      <w:r>
-        <w:rPr>
-          <w:rFonts w:cs="Arial"/>
-          <w:szCs w:val="24"/>
-        </w:rPr>
-        <w:t>Copia de las cuentas de cobro o facturas autorizadas, así como de cada uno de los pagos efectuados.</w:t>
-      </w:r>
-    </w:p>
-    <w:p>
-      <w:pPr>
-        <w:pStyle w:val="Prrafodelista"/>
-        <w:numPr>
-          <w:ilvl w:val="0"/>
-          <w:numId w:val="7"/>
-        </w:numPr>
-        <w:tabs>
-          <w:tab w:val="left" w:pos="1239"/>
-        </w:tabs>
-        <w:spacing w:line="240" w:lineRule="auto"/>
-        <w:ind w:left="1111" w:hanging="357"/>
-        <w:rPr>
-          <w:rFonts w:cs="Arial"/>
-          <w:szCs w:val="24"/>
-        </w:rPr>
-      </w:pPr>
-      <w:r>
-        <w:rPr>
-          <w:rFonts w:cs="Arial"/>
-          <w:szCs w:val="24"/>
-        </w:rPr>
-        <w:t>Demás documentos relacionados con la ejecución del contrato.</w:t>
-      </w:r>
+          <w:rFonts w:ascii="Arial" w:eastAsia="Arial" w:hAnsi="Arial" w:cs="Arial"/>
+        </w:rPr>
+      </w:pPr>
     </w:p>
     <w:p>
       <w:pPr>
@@ -1913,10 +2360,15 @@
         </w:tabs>
         <w:jc w:val="both"/>
         <w:rPr>
-          <w:rFonts w:ascii="Arial" w:hAnsi="Arial" w:cs="Arial"/>
-          <w:szCs w:val="24"/>
-        </w:rPr>
-      </w:pPr>
+          <w:rFonts w:ascii="Arial" w:eastAsia="Arial" w:hAnsi="Arial" w:cs="Arial"/>
+        </w:rPr>
+      </w:pPr>
+      <w:r>
+        <w:rPr>
+          <w:rFonts w:ascii="Arial" w:eastAsia="Arial" w:hAnsi="Arial" w:cs="Arial"/>
+        </w:rPr>
+        <w:t xml:space="preserve">ACTIVIDADES TÉCNICAS </w:t>
+      </w:r>
     </w:p>
     <w:p>
       <w:pPr>
@@ -1926,54 +2378,42 @@
         <w:ind w:left="376"/>
         <w:jc w:val="both"/>
         <w:rPr>
-          <w:rFonts w:ascii="Arial" w:hAnsi="Arial" w:cs="Arial"/>
-          <w:szCs w:val="24"/>
-        </w:rPr>
-      </w:pPr>
-      <w:r>
-        <w:rPr>
-          <w:rFonts w:ascii="Arial" w:hAnsi="Arial" w:cs="Arial"/>
-          <w:szCs w:val="24"/>
-        </w:rPr>
-        <w:t xml:space="preserve">ACTIVIDADES TÉCNICAS </w:t>
-      </w:r>
-    </w:p>
-    <w:p>
-      <w:pPr>
+          <w:rFonts w:ascii="Arial" w:eastAsia="Arial" w:hAnsi="Arial" w:cs="Arial"/>
+        </w:rPr>
+      </w:pPr>
+    </w:p>
+    <w:p>
+      <w:pPr>
+        <w:numPr>
+          <w:ilvl w:val="0"/>
+          <w:numId w:val="7"/>
+        </w:numPr>
+        <w:pBdr>
+          <w:top w:val="nil"/>
+          <w:left w:val="nil"/>
+          <w:bottom w:val="nil"/>
+          <w:right w:val="nil"/>
+          <w:between w:val="nil"/>
+        </w:pBdr>
         <w:tabs>
           <w:tab w:val="left" w:pos="1239"/>
         </w:tabs>
-        <w:ind w:left="376"/>
+        <w:ind w:left="1111" w:hanging="357"/>
         <w:jc w:val="both"/>
         <w:rPr>
-          <w:rFonts w:ascii="Arial" w:hAnsi="Arial" w:cs="Arial"/>
-          <w:szCs w:val="24"/>
-        </w:rPr>
-      </w:pPr>
-    </w:p>
-    <w:p>
-      <w:pPr>
-        <w:pStyle w:val="Prrafodelista"/>
-        <w:numPr>
-          <w:ilvl w:val="0"/>
-          <w:numId w:val="8"/>
-        </w:numPr>
-        <w:tabs>
-          <w:tab w:val="left" w:pos="1239"/>
-        </w:tabs>
-        <w:spacing w:line="240" w:lineRule="auto"/>
-        <w:ind w:left="1111" w:hanging="357"/>
-        <w:rPr>
-          <w:rFonts w:cs="Arial"/>
-          <w:szCs w:val="24"/>
-        </w:rPr>
-      </w:pPr>
-      <w:r>
-        <w:rPr>
-          <w:rFonts w:cs="Arial"/>
-          <w:szCs w:val="24"/>
-        </w:rPr>
-        <w:t>Verificar las entregas de los bienes o la prestación de los servicios contratados, de los cual se dejará constancia en los respectivos informes.</w:t>
+          <w:color w:val="000000"/>
+          <w:sz w:val="24"/>
+          <w:szCs w:val="24"/>
+        </w:rPr>
+      </w:pPr>
+      <w:r>
+        <w:rPr>
+          <w:rFonts w:ascii="Arial" w:eastAsia="Arial" w:hAnsi="Arial" w:cs="Arial"/>
+          <w:color w:val="000000"/>
+          <w:sz w:val="24"/>
+          <w:szCs w:val="24"/>
+        </w:rPr>
+        <w:t>Verificar las entregas de los bienes o la prestación de los servicios contratados, de lo cual se dejará constancia en los respectivos informes.</w:t>
       </w:r>
     </w:p>
     <w:p>
@@ -2042,7 +2482,15 @@
           <w:sz w:val="24"/>
           <w:szCs w:val="24"/>
         </w:rPr>
-        <w:t>Es importante recordar que como supervisor no tiene autorización para exonerar al contratista de ninguna de sus obligaciones o deberes que emanen del contrato suscrito, ni imponer obligaciones distintas a las estipuladas en el mismo. Por lo tanto, no podrá impartir instrucciones al contratista que impliquen modificaciones a los términos de este contrato.</w:t>
+        <w:t>Es importante recordar que como supervisor no tiene autorización para exonerar al contratista de ninguna de sus obligaciones o deberes que emanen del contrato suscrito, ni imponer obligaciones distintas a las estipuladas en el mismo. Por lo tanto, no podrá</w:t>
+      </w:r>
+      <w:r>
+        <w:rPr>
+          <w:rFonts w:ascii="Arial" w:eastAsia="Arial" w:hAnsi="Arial" w:cs="Arial"/>
+          <w:sz w:val="24"/>
+          <w:szCs w:val="24"/>
+        </w:rPr>
+        <w:t xml:space="preserve"> impartir instrucciones al contratista que impliquen modificaciones a los términos de este contrato.</w:t>
       </w:r>
     </w:p>
     <w:p>
@@ -2145,611 +2593,392 @@
     </w:p>
     <w:p>
       <w:pPr>
-        <w:pStyle w:val="Textoindependiente"/>
+        <w:widowControl w:val="0"/>
+        <w:pBdr>
+          <w:top w:val="nil"/>
+          <w:left w:val="nil"/>
+          <w:bottom w:val="nil"/>
+          <w:right w:val="nil"/>
+          <w:between w:val="nil"/>
+        </w:pBdr>
         <w:ind w:right="-92"/>
         <w:jc w:val="both"/>
-      </w:pPr>
-      <w:r>
-        <w:rPr>
-          <w:sz w:val="22"/>
-        </w:rPr>
-        <w:t xml:space="preserve">Con el fin de tener un mayor control sobre la ejecución del contrato se designa como apoyo a la supervisión a la contratista ${NOMBRE_APOYO}, </w:t>
-      </w:r>
-      <w:r>
-        <w:rPr>
-          <w:sz w:val="22"/>
-          <w:highlight w:val="yellow"/>
+        <w:rPr>
+          <w:rFonts w:ascii="Arial" w:eastAsia="Arial" w:hAnsi="Arial" w:cs="Arial"/>
+          <w:color w:val="000000"/>
+          <w:sz w:val="24"/>
+          <w:szCs w:val="24"/>
+        </w:rPr>
+      </w:pPr>
+      <w:r>
+        <w:rPr>
+          <w:rFonts w:ascii="Arial" w:eastAsia="Arial" w:hAnsi="Arial" w:cs="Arial"/>
+          <w:color w:val="000000"/>
+          <w:sz w:val="24"/>
+          <w:szCs w:val="24"/>
+        </w:rPr>
+        <w:t xml:space="preserve">Con el fin de tener </w:t>
+      </w:r>
+      <w:r>
+        <w:rPr>
+          <w:rFonts w:ascii="Arial" w:eastAsia="Arial" w:hAnsi="Arial" w:cs="Arial"/>
+          <w:color w:val="000000"/>
+          <w:sz w:val="24"/>
+          <w:szCs w:val="24"/>
+        </w:rPr>
+        <w:t xml:space="preserve">un mayor control sobre la ejecución del contrato se designa como apoyo a la supervisión a la contratista ${NOMBRE_APOYO}, </w:t>
+      </w:r>
+      <w:r>
+        <w:rPr>
+          <w:rFonts w:ascii="Arial" w:eastAsia="Arial" w:hAnsi="Arial" w:cs="Arial"/>
+          <w:color w:val="000000"/>
+          <w:sz w:val="24"/>
+          <w:szCs w:val="24"/>
         </w:rPr>
         <w:t>Abogad</w:t>
       </w:r>
       <w:r>
         <w:rPr>
-          <w:sz w:val="22"/>
-          <w:highlight w:val="yellow"/>
-        </w:rPr>
-        <w:t>o(</w:t>
-      </w:r>
-      <w:r>
-        <w:rPr>
-          <w:sz w:val="22"/>
-          <w:highlight w:val="yellow"/>
-        </w:rPr>
-        <w:t>a</w:t>
-      </w:r>
-      <w:r>
-        <w:rPr>
-          <w:sz w:val="22"/>
-          <w:highlight w:val="yellow"/>
-        </w:rPr>
-        <w:t>)</w:t>
-      </w:r>
-      <w:bookmarkStart w:id="0" w:name="_GoBack"/>
-      <w:bookmarkEnd w:id="0"/>
-      <w:r>
-        <w:rPr>
-          <w:sz w:val="22"/>
+          <w:rFonts w:ascii="Arial" w:eastAsia="Arial" w:hAnsi="Arial" w:cs="Arial"/>
+          <w:color w:val="000000"/>
+          <w:sz w:val="24"/>
+          <w:szCs w:val="24"/>
+        </w:rPr>
+        <w:t>o(a)</w:t>
+      </w:r>
+      <w:r>
+        <w:rPr>
+          <w:rFonts w:ascii="Arial" w:eastAsia="Arial" w:hAnsi="Arial" w:cs="Arial"/>
+          <w:color w:val="000000"/>
+          <w:sz w:val="24"/>
+          <w:szCs w:val="24"/>
         </w:rPr>
         <w:t xml:space="preserve"> quién brindará apoyo a la supervisión técnica del contrato.</w:t>
       </w:r>
     </w:p>
     <w:p>
       <w:pPr>
-        <w:pStyle w:val="Textoindependiente"/>
+        <w:widowControl w:val="0"/>
+        <w:pBdr>
+          <w:top w:val="nil"/>
+          <w:left w:val="nil"/>
+          <w:bottom w:val="nil"/>
+          <w:right w:val="nil"/>
+          <w:between w:val="nil"/>
+        </w:pBdr>
         <w:ind w:left="-142" w:right="-92"/>
-      </w:pPr>
-    </w:p>
-    <w:p>
-      <w:pPr>
-        <w:pStyle w:val="Textoindependiente"/>
+        <w:rPr>
+          <w:rFonts w:ascii="Arial" w:eastAsia="Arial" w:hAnsi="Arial" w:cs="Arial"/>
+          <w:color w:val="000000"/>
+          <w:sz w:val="24"/>
+          <w:szCs w:val="24"/>
+        </w:rPr>
+      </w:pPr>
+    </w:p>
+    <w:p>
+      <w:pPr>
+        <w:widowControl w:val="0"/>
+        <w:pBdr>
+          <w:top w:val="nil"/>
+          <w:left w:val="nil"/>
+          <w:bottom w:val="nil"/>
+          <w:right w:val="nil"/>
+          <w:between w:val="nil"/>
+        </w:pBdr>
         <w:ind w:right="-92"/>
         <w:jc w:val="both"/>
-      </w:pPr>
-      <w:r>
-        <w:t>Como</w:t>
-      </w:r>
-      <w:r>
-        <w:rPr>
-          <w:spacing w:val="-12"/>
-        </w:rPr>
-        <w:t xml:space="preserve"> </w:t>
-      </w:r>
-      <w:r>
-        <w:t>apoyo</w:t>
-      </w:r>
-      <w:r>
-        <w:rPr>
-          <w:spacing w:val="-11"/>
-        </w:rPr>
-        <w:t xml:space="preserve"> </w:t>
-      </w:r>
-      <w:r>
-        <w:t>a</w:t>
-      </w:r>
-      <w:r>
-        <w:rPr>
-          <w:spacing w:val="-10"/>
-        </w:rPr>
-        <w:t xml:space="preserve"> </w:t>
-      </w:r>
-      <w:r>
-        <w:t>la</w:t>
-      </w:r>
-      <w:r>
-        <w:rPr>
-          <w:spacing w:val="-9"/>
-        </w:rPr>
-        <w:t xml:space="preserve"> </w:t>
-      </w:r>
-      <w:r>
-        <w:t>supervisión</w:t>
-      </w:r>
-      <w:r>
-        <w:rPr>
-          <w:spacing w:val="-9"/>
-        </w:rPr>
-        <w:t xml:space="preserve"> </w:t>
-      </w:r>
-      <w:r>
-        <w:t>tiene</w:t>
-      </w:r>
-      <w:r>
-        <w:rPr>
-          <w:spacing w:val="-11"/>
-        </w:rPr>
-        <w:t xml:space="preserve"> </w:t>
-      </w:r>
-      <w:r>
-        <w:t>las</w:t>
-      </w:r>
-      <w:r>
-        <w:rPr>
-          <w:spacing w:val="-10"/>
-        </w:rPr>
-        <w:t xml:space="preserve"> </w:t>
-      </w:r>
-      <w:r>
-        <w:t>siguientes</w:t>
-      </w:r>
-      <w:r>
-        <w:rPr>
-          <w:spacing w:val="-9"/>
-        </w:rPr>
-        <w:t xml:space="preserve"> </w:t>
-      </w:r>
-      <w:r>
-        <w:rPr>
-          <w:spacing w:val="-2"/>
-        </w:rPr>
-        <w:t>responsabilidades:</w:t>
-      </w:r>
-    </w:p>
-    <w:p>
-      <w:pPr>
-        <w:pStyle w:val="Textoindependiente"/>
+        <w:rPr>
+          <w:rFonts w:ascii="Arial" w:eastAsia="Arial" w:hAnsi="Arial" w:cs="Arial"/>
+          <w:color w:val="000000"/>
+          <w:sz w:val="24"/>
+          <w:szCs w:val="24"/>
+        </w:rPr>
+      </w:pPr>
+      <w:r>
+        <w:rPr>
+          <w:rFonts w:ascii="Arial" w:eastAsia="Arial" w:hAnsi="Arial" w:cs="Arial"/>
+          <w:color w:val="000000"/>
+          <w:sz w:val="24"/>
+          <w:szCs w:val="24"/>
+        </w:rPr>
+        <w:t>Como apoyo a la supervisión tiene las siguientes responsabilidades:</w:t>
+      </w:r>
+    </w:p>
+    <w:p>
+      <w:pPr>
+        <w:widowControl w:val="0"/>
+        <w:pBdr>
+          <w:top w:val="nil"/>
+          <w:left w:val="nil"/>
+          <w:bottom w:val="nil"/>
+          <w:right w:val="nil"/>
+          <w:between w:val="nil"/>
+        </w:pBdr>
         <w:ind w:left="-142" w:right="-92"/>
-      </w:pPr>
-    </w:p>
-    <w:p>
-      <w:pPr>
-        <w:pStyle w:val="Prrafodelista"/>
+        <w:rPr>
+          <w:rFonts w:ascii="Arial" w:eastAsia="Arial" w:hAnsi="Arial" w:cs="Arial"/>
+          <w:color w:val="000000"/>
+          <w:sz w:val="24"/>
+          <w:szCs w:val="24"/>
+        </w:rPr>
+      </w:pPr>
+    </w:p>
+    <w:p>
+      <w:pPr>
         <w:widowControl w:val="0"/>
         <w:numPr>
           <w:ilvl w:val="0"/>
-          <w:numId w:val="9"/>
+          <w:numId w:val="8"/>
         </w:numPr>
+        <w:pBdr>
+          <w:top w:val="nil"/>
+          <w:left w:val="nil"/>
+          <w:bottom w:val="nil"/>
+          <w:right w:val="nil"/>
+          <w:between w:val="nil"/>
+        </w:pBdr>
         <w:tabs>
+          <w:tab w:val="left" w:pos="284"/>
           <w:tab w:val="left" w:pos="474"/>
         </w:tabs>
-        <w:autoSpaceDE w:val="0"/>
-        <w:autoSpaceDN w:val="0"/>
-        <w:spacing w:line="240" w:lineRule="auto"/>
-        <w:ind w:left="-142" w:right="-92" w:firstLine="0"/>
-        <w:contextualSpacing w:val="0"/>
+        <w:ind w:left="0" w:right="-92" w:firstLine="0"/>
         <w:jc w:val="both"/>
       </w:pPr>
       <w:r>
+        <w:rPr>
+          <w:rFonts w:ascii="Arial" w:eastAsia="Arial" w:hAnsi="Arial" w:cs="Arial"/>
+          <w:color w:val="000000"/>
+          <w:sz w:val="24"/>
+          <w:szCs w:val="24"/>
+        </w:rPr>
         <w:t>Brindar apoyo en la verificación del cumplimiento del objeto contractual y de las obligaciones contraídas por las partes.</w:t>
       </w:r>
     </w:p>
     <w:p>
       <w:pPr>
-        <w:pStyle w:val="Prrafodelista"/>
         <w:widowControl w:val="0"/>
         <w:numPr>
           <w:ilvl w:val="0"/>
-          <w:numId w:val="9"/>
+          <w:numId w:val="8"/>
         </w:numPr>
+        <w:pBdr>
+          <w:top w:val="nil"/>
+          <w:left w:val="nil"/>
+          <w:bottom w:val="nil"/>
+          <w:right w:val="nil"/>
+          <w:between w:val="nil"/>
+        </w:pBdr>
         <w:tabs>
+          <w:tab w:val="left" w:pos="284"/>
           <w:tab w:val="left" w:pos="460"/>
         </w:tabs>
-        <w:autoSpaceDE w:val="0"/>
-        <w:autoSpaceDN w:val="0"/>
-        <w:spacing w:line="240" w:lineRule="auto"/>
-        <w:ind w:left="-142" w:right="-92" w:firstLine="0"/>
-        <w:contextualSpacing w:val="0"/>
+        <w:ind w:left="0" w:right="-92" w:firstLine="0"/>
         <w:jc w:val="both"/>
       </w:pPr>
       <w:r>
+        <w:rPr>
+          <w:rFonts w:ascii="Arial" w:eastAsia="Arial" w:hAnsi="Arial" w:cs="Arial"/>
+          <w:color w:val="000000"/>
+          <w:sz w:val="24"/>
+          <w:szCs w:val="24"/>
+        </w:rPr>
         <w:t>Brindar apoyo en la elaboración del informe de ejecución remitiéndose de manera oportuna a las instancias correspondientes.</w:t>
       </w:r>
     </w:p>
     <w:p>
       <w:pPr>
-        <w:pStyle w:val="Prrafodelista"/>
         <w:widowControl w:val="0"/>
         <w:numPr>
           <w:ilvl w:val="0"/>
-          <w:numId w:val="9"/>
+          <w:numId w:val="8"/>
         </w:numPr>
+        <w:pBdr>
+          <w:top w:val="nil"/>
+          <w:left w:val="nil"/>
+          <w:bottom w:val="nil"/>
+          <w:right w:val="nil"/>
+          <w:between w:val="nil"/>
+        </w:pBdr>
         <w:tabs>
+          <w:tab w:val="left" w:pos="284"/>
           <w:tab w:val="left" w:pos="418"/>
         </w:tabs>
-        <w:autoSpaceDE w:val="0"/>
-        <w:autoSpaceDN w:val="0"/>
-        <w:spacing w:before="1" w:line="240" w:lineRule="auto"/>
-        <w:ind w:left="-142" w:right="-92" w:firstLine="0"/>
-        <w:contextualSpacing w:val="0"/>
+        <w:spacing w:before="1"/>
+        <w:ind w:left="0" w:right="-92" w:firstLine="0"/>
         <w:jc w:val="both"/>
       </w:pPr>
       <w:r>
-        <w:t>Brindar</w:t>
-      </w:r>
-      <w:r>
-        <w:rPr>
-          <w:spacing w:val="-6"/>
-        </w:rPr>
-        <w:t xml:space="preserve"> </w:t>
-      </w:r>
-      <w:r>
-        <w:t>apoyo</w:t>
-      </w:r>
-      <w:r>
-        <w:rPr>
-          <w:spacing w:val="-3"/>
-        </w:rPr>
-        <w:t xml:space="preserve"> </w:t>
-      </w:r>
-      <w:r>
-        <w:t>en</w:t>
-      </w:r>
-      <w:r>
-        <w:rPr>
-          <w:spacing w:val="-3"/>
-        </w:rPr>
-        <w:t xml:space="preserve"> </w:t>
-      </w:r>
-      <w:r>
-        <w:t>la</w:t>
-      </w:r>
-      <w:r>
-        <w:rPr>
-          <w:spacing w:val="-5"/>
-        </w:rPr>
-        <w:t xml:space="preserve"> </w:t>
-      </w:r>
-      <w:r>
-        <w:t>elaboración</w:t>
-      </w:r>
-      <w:r>
-        <w:rPr>
-          <w:spacing w:val="-3"/>
-        </w:rPr>
-        <w:t xml:space="preserve"> </w:t>
-      </w:r>
-      <w:r>
-        <w:t>certificación</w:t>
-      </w:r>
-      <w:r>
-        <w:rPr>
-          <w:spacing w:val="-3"/>
-        </w:rPr>
-        <w:t xml:space="preserve"> </w:t>
-      </w:r>
-      <w:r>
-        <w:t>del</w:t>
-      </w:r>
-      <w:r>
-        <w:rPr>
-          <w:spacing w:val="-3"/>
-        </w:rPr>
-        <w:t xml:space="preserve"> </w:t>
-      </w:r>
-      <w:r>
-        <w:t>cumplimiento</w:t>
-      </w:r>
-      <w:r>
-        <w:rPr>
-          <w:spacing w:val="-2"/>
-        </w:rPr>
-        <w:t xml:space="preserve"> </w:t>
-      </w:r>
-      <w:r>
-        <w:t>y/o</w:t>
-      </w:r>
-      <w:r>
-        <w:rPr>
-          <w:spacing w:val="-3"/>
-        </w:rPr>
-        <w:t xml:space="preserve"> </w:t>
-      </w:r>
-      <w:r>
-        <w:t>recibo</w:t>
-      </w:r>
-      <w:r>
-        <w:rPr>
-          <w:spacing w:val="-2"/>
-        </w:rPr>
-        <w:t xml:space="preserve"> </w:t>
-      </w:r>
-      <w:r>
-        <w:t>a</w:t>
-      </w:r>
-      <w:r>
-        <w:rPr>
-          <w:spacing w:val="-1"/>
-        </w:rPr>
-        <w:t xml:space="preserve"> </w:t>
-      </w:r>
-      <w:r>
-        <w:t>satisfacción del objeto contractual, con el fin de proceder al pago correspondiente. del contrato, el cumplimiento por parte del contratista de sus obligaciones con los sistemas de salud y pensiones en los porcentajes de Ley.</w:t>
-      </w:r>
-    </w:p>
-    <w:p>
-      <w:pPr>
-        <w:pStyle w:val="Prrafodelista"/>
+        <w:rPr>
+          <w:rFonts w:ascii="Arial" w:eastAsia="Arial" w:hAnsi="Arial" w:cs="Arial"/>
+          <w:color w:val="000000"/>
+          <w:sz w:val="24"/>
+          <w:szCs w:val="24"/>
+        </w:rPr>
+        <w:t>Brindar apoyo en la elaboración certificación del cumplimiento y/o recibo a satisfacción del objeto contractual, con el fin de proce</w:t>
+      </w:r>
+      <w:r>
+        <w:rPr>
+          <w:rFonts w:ascii="Arial" w:eastAsia="Arial" w:hAnsi="Arial" w:cs="Arial"/>
+          <w:color w:val="000000"/>
+          <w:sz w:val="24"/>
+          <w:szCs w:val="24"/>
+        </w:rPr>
+        <w:t>der al pago correspondiente. del contrato, el cumplimiento por parte del contratista de sus obligaciones con los sistemas de salud y pensiones en los porcentajes de Ley.</w:t>
+      </w:r>
+    </w:p>
+    <w:p>
+      <w:pPr>
         <w:widowControl w:val="0"/>
         <w:numPr>
           <w:ilvl w:val="0"/>
-          <w:numId w:val="10"/>
+          <w:numId w:val="8"/>
         </w:numPr>
+        <w:pBdr>
+          <w:top w:val="nil"/>
+          <w:left w:val="nil"/>
+          <w:bottom w:val="nil"/>
+          <w:right w:val="nil"/>
+          <w:between w:val="nil"/>
+        </w:pBdr>
         <w:tabs>
-          <w:tab w:val="left" w:pos="405"/>
+          <w:tab w:val="left" w:pos="284"/>
+          <w:tab w:val="left" w:pos="418"/>
         </w:tabs>
-        <w:autoSpaceDE w:val="0"/>
-        <w:autoSpaceDN w:val="0"/>
-        <w:spacing w:line="240" w:lineRule="auto"/>
-        <w:ind w:left="-142" w:right="-92" w:firstLine="0"/>
-        <w:contextualSpacing w:val="0"/>
+        <w:spacing w:before="1"/>
+        <w:ind w:left="0" w:right="-92" w:firstLine="0"/>
         <w:jc w:val="both"/>
       </w:pPr>
       <w:r>
-        <w:t>Informar</w:t>
-      </w:r>
-      <w:r>
-        <w:rPr>
-          <w:spacing w:val="-17"/>
-        </w:rPr>
-        <w:t xml:space="preserve"> </w:t>
-      </w:r>
-      <w:r>
-        <w:t>oportunamente</w:t>
-      </w:r>
-      <w:r>
-        <w:rPr>
-          <w:spacing w:val="-17"/>
-        </w:rPr>
-        <w:t xml:space="preserve"> </w:t>
-      </w:r>
-      <w:r>
-        <w:t>sobre</w:t>
-      </w:r>
-      <w:r>
-        <w:rPr>
-          <w:spacing w:val="-16"/>
-        </w:rPr>
-        <w:t xml:space="preserve"> </w:t>
-      </w:r>
-      <w:r>
-        <w:t>cualquier</w:t>
-      </w:r>
-      <w:r>
-        <w:rPr>
-          <w:spacing w:val="-16"/>
-        </w:rPr>
-        <w:t xml:space="preserve"> </w:t>
-      </w:r>
-      <w:r>
-        <w:t>irregularidad</w:t>
-      </w:r>
-      <w:r>
-        <w:rPr>
-          <w:spacing w:val="-17"/>
-        </w:rPr>
-        <w:t xml:space="preserve"> </w:t>
-      </w:r>
-      <w:r>
-        <w:t>e</w:t>
-      </w:r>
-      <w:r>
-        <w:rPr>
-          <w:spacing w:val="-14"/>
-        </w:rPr>
-        <w:t xml:space="preserve"> </w:t>
-      </w:r>
-      <w:r>
-        <w:t>incumplimiento</w:t>
-      </w:r>
-      <w:r>
-        <w:rPr>
-          <w:spacing w:val="-16"/>
-        </w:rPr>
-        <w:t xml:space="preserve"> </w:t>
-      </w:r>
-      <w:r>
-        <w:t>que</w:t>
-      </w:r>
-      <w:r>
-        <w:rPr>
-          <w:spacing w:val="-14"/>
-        </w:rPr>
-        <w:t xml:space="preserve"> </w:t>
-      </w:r>
-      <w:r>
-        <w:t>se</w:t>
-      </w:r>
-      <w:r>
-        <w:rPr>
-          <w:spacing w:val="-17"/>
-        </w:rPr>
-        <w:t xml:space="preserve"> </w:t>
-      </w:r>
-      <w:r>
-        <w:t>presente en la ejecución del contrato.</w:t>
-      </w:r>
-    </w:p>
-    <w:p>
-      <w:pPr>
-        <w:pStyle w:val="Prrafodelista"/>
+        <w:rPr>
+          <w:rFonts w:ascii="Arial" w:eastAsia="Arial" w:hAnsi="Arial" w:cs="Arial"/>
+          <w:color w:val="000000"/>
+          <w:sz w:val="24"/>
+          <w:szCs w:val="24"/>
+        </w:rPr>
+        <w:lastRenderedPageBreak/>
+        <w:t>Informar oportunamente sobre cualqui</w:t>
+      </w:r>
+      <w:bookmarkStart w:id="0" w:name="_GoBack"/>
+      <w:bookmarkEnd w:id="0"/>
+      <w:r>
+        <w:rPr>
+          <w:rFonts w:ascii="Arial" w:eastAsia="Arial" w:hAnsi="Arial" w:cs="Arial"/>
+          <w:color w:val="000000"/>
+          <w:sz w:val="24"/>
+          <w:szCs w:val="24"/>
+        </w:rPr>
+        <w:t xml:space="preserve">er irregularidad e incumplimiento que se presente </w:t>
+      </w:r>
+      <w:r>
+        <w:rPr>
+          <w:rFonts w:ascii="Arial" w:eastAsia="Arial" w:hAnsi="Arial" w:cs="Arial"/>
+          <w:color w:val="000000"/>
+          <w:sz w:val="24"/>
+          <w:szCs w:val="24"/>
+        </w:rPr>
+        <w:t>en la ejecución del contrato.</w:t>
+      </w:r>
+    </w:p>
+    <w:p>
+      <w:pPr>
         <w:widowControl w:val="0"/>
         <w:numPr>
           <w:ilvl w:val="0"/>
-          <w:numId w:val="10"/>
+          <w:numId w:val="2"/>
         </w:numPr>
+        <w:pBdr>
+          <w:top w:val="nil"/>
+          <w:left w:val="nil"/>
+          <w:bottom w:val="nil"/>
+          <w:right w:val="nil"/>
+          <w:between w:val="nil"/>
+        </w:pBdr>
         <w:tabs>
+          <w:tab w:val="left" w:pos="284"/>
           <w:tab w:val="left" w:pos="518"/>
         </w:tabs>
-        <w:autoSpaceDE w:val="0"/>
-        <w:autoSpaceDN w:val="0"/>
-        <w:spacing w:line="240" w:lineRule="auto"/>
-        <w:ind w:left="-142" w:right="-92" w:firstLine="0"/>
-        <w:contextualSpacing w:val="0"/>
+        <w:ind w:left="0" w:right="-92" w:firstLine="0"/>
         <w:jc w:val="both"/>
       </w:pPr>
       <w:r>
+        <w:rPr>
+          <w:rFonts w:ascii="Arial" w:eastAsia="Arial" w:hAnsi="Arial" w:cs="Arial"/>
+          <w:color w:val="000000"/>
+          <w:sz w:val="24"/>
+          <w:szCs w:val="24"/>
+        </w:rPr>
         <w:t>Brindar apoyo en la elaboración de la solicitud oportuna de las adiciones o modificaciones al contrato, cuando sea procedente.</w:t>
       </w:r>
     </w:p>
     <w:p>
       <w:pPr>
-        <w:pStyle w:val="Prrafodelista"/>
         <w:widowControl w:val="0"/>
         <w:numPr>
           <w:ilvl w:val="0"/>
-          <w:numId w:val="10"/>
+          <w:numId w:val="2"/>
         </w:numPr>
+        <w:pBdr>
+          <w:top w:val="nil"/>
+          <w:left w:val="nil"/>
+          <w:bottom w:val="nil"/>
+          <w:right w:val="nil"/>
+          <w:between w:val="nil"/>
+        </w:pBdr>
         <w:tabs>
+          <w:tab w:val="left" w:pos="284"/>
           <w:tab w:val="left" w:pos="418"/>
         </w:tabs>
-        <w:autoSpaceDE w:val="0"/>
-        <w:autoSpaceDN w:val="0"/>
-        <w:spacing w:line="240" w:lineRule="auto"/>
-        <w:ind w:left="-142" w:right="-92" w:firstLine="0"/>
-        <w:contextualSpacing w:val="0"/>
+        <w:ind w:left="0" w:right="-92" w:firstLine="0"/>
         <w:jc w:val="both"/>
       </w:pPr>
       <w:r>
-        <w:lastRenderedPageBreak/>
-        <w:t>Atender</w:t>
-      </w:r>
-      <w:r>
-        <w:rPr>
-          <w:spacing w:val="-5"/>
-        </w:rPr>
-        <w:t xml:space="preserve"> </w:t>
-      </w:r>
-      <w:r>
-        <w:t>en</w:t>
-      </w:r>
-      <w:r>
-        <w:rPr>
-          <w:spacing w:val="-4"/>
-        </w:rPr>
-        <w:t xml:space="preserve"> </w:t>
-      </w:r>
-      <w:r>
-        <w:t>el</w:t>
-      </w:r>
-      <w:r>
-        <w:rPr>
-          <w:spacing w:val="-2"/>
-        </w:rPr>
-        <w:t xml:space="preserve"> </w:t>
-      </w:r>
-      <w:r>
-        <w:t>desarrollo</w:t>
-      </w:r>
-      <w:r>
-        <w:rPr>
-          <w:spacing w:val="-2"/>
-        </w:rPr>
-        <w:t xml:space="preserve"> </w:t>
-      </w:r>
-      <w:r>
-        <w:t>de</w:t>
-      </w:r>
-      <w:r>
-        <w:rPr>
-          <w:spacing w:val="-4"/>
-        </w:rPr>
-        <w:t xml:space="preserve"> </w:t>
-      </w:r>
-      <w:r>
-        <w:t>las</w:t>
-      </w:r>
-      <w:r>
-        <w:rPr>
-          <w:spacing w:val="-2"/>
-        </w:rPr>
-        <w:t xml:space="preserve"> </w:t>
-      </w:r>
-      <w:r>
-        <w:t>actividades</w:t>
-      </w:r>
-      <w:r>
-        <w:rPr>
-          <w:spacing w:val="-4"/>
-        </w:rPr>
-        <w:t xml:space="preserve"> </w:t>
-      </w:r>
-      <w:r>
-        <w:t>de</w:t>
-      </w:r>
-      <w:r>
-        <w:rPr>
-          <w:spacing w:val="-2"/>
-        </w:rPr>
-        <w:t xml:space="preserve"> </w:t>
-      </w:r>
-      <w:r>
-        <w:t>apoyo</w:t>
-      </w:r>
-      <w:r>
-        <w:rPr>
-          <w:spacing w:val="-4"/>
-        </w:rPr>
-        <w:t xml:space="preserve"> </w:t>
-      </w:r>
-      <w:r>
-        <w:t>a</w:t>
-      </w:r>
-      <w:r>
-        <w:rPr>
-          <w:spacing w:val="-1"/>
-        </w:rPr>
-        <w:t xml:space="preserve"> </w:t>
-      </w:r>
-      <w:r>
-        <w:t>la</w:t>
-      </w:r>
-      <w:r>
-        <w:rPr>
-          <w:spacing w:val="-4"/>
-        </w:rPr>
-        <w:t xml:space="preserve"> </w:t>
-      </w:r>
-      <w:r>
-        <w:t>supervisión</w:t>
-      </w:r>
-      <w:r>
-        <w:rPr>
-          <w:spacing w:val="-1"/>
-        </w:rPr>
-        <w:t xml:space="preserve"> </w:t>
-      </w:r>
-      <w:r>
-        <w:t>lo</w:t>
-      </w:r>
-      <w:r>
-        <w:rPr>
-          <w:spacing w:val="-4"/>
-        </w:rPr>
-        <w:t xml:space="preserve"> </w:t>
-      </w:r>
-      <w:r>
-        <w:t>establecido en la Ley 1474 de 2011 y el manual de contratación de la Entidad.</w:t>
-      </w:r>
-    </w:p>
-    <w:p>
-      <w:pPr>
-        <w:pStyle w:val="Prrafodelista"/>
+        <w:rPr>
+          <w:rFonts w:ascii="Arial" w:eastAsia="Arial" w:hAnsi="Arial" w:cs="Arial"/>
+          <w:color w:val="000000"/>
+          <w:sz w:val="24"/>
+          <w:szCs w:val="24"/>
+        </w:rPr>
+        <w:t>Atender en el desarrollo de las actividades de apoyo a la supervisión lo establecido en la Ley 1474 de 2011 y el manual de contratación de la Entidad.</w:t>
+      </w:r>
+    </w:p>
+    <w:p>
+      <w:pPr>
         <w:widowControl w:val="0"/>
         <w:numPr>
           <w:ilvl w:val="0"/>
-          <w:numId w:val="10"/>
+          <w:numId w:val="2"/>
         </w:numPr>
+        <w:pBdr>
+          <w:top w:val="nil"/>
+          <w:left w:val="nil"/>
+          <w:bottom w:val="nil"/>
+          <w:right w:val="nil"/>
+          <w:between w:val="nil"/>
+        </w:pBdr>
         <w:tabs>
+          <w:tab w:val="left" w:pos="284"/>
           <w:tab w:val="left" w:pos="418"/>
         </w:tabs>
-        <w:autoSpaceDE w:val="0"/>
-        <w:autoSpaceDN w:val="0"/>
-        <w:spacing w:line="240" w:lineRule="auto"/>
-        <w:ind w:left="-142" w:right="-92" w:firstLine="0"/>
-        <w:contextualSpacing w:val="0"/>
+        <w:ind w:left="0" w:right="-92" w:firstLine="0"/>
         <w:jc w:val="both"/>
       </w:pPr>
       <w:r>
         <w:rPr>
-          <w:rFonts w:eastAsia="Arial" w:cs="Arial"/>
-          <w:szCs w:val="24"/>
-        </w:rPr>
-        <w:t xml:space="preserve">En caso de incumplimiento de las obligaciones antes citadas, se aplicarán las sanciones contempladas en la </w:t>
-      </w:r>
-      <w:r>
-        <w:rPr>
-          <w:rFonts w:cs="Arial"/>
-          <w:szCs w:val="24"/>
-        </w:rPr>
-        <w:t>Ley 1474 de 2011 y en el Manual de Contratación del Municipio de Santiago de Cali.</w:t>
+          <w:rFonts w:ascii="Arial" w:eastAsia="Arial" w:hAnsi="Arial" w:cs="Arial"/>
+          <w:color w:val="000000"/>
+          <w:sz w:val="24"/>
+          <w:szCs w:val="24"/>
+        </w:rPr>
+        <w:t>En caso de incumplimiento de las obligaciones antes citadas, se aplicarán las sanciones contempladas en l</w:t>
+      </w:r>
+      <w:r>
+        <w:rPr>
+          <w:rFonts w:ascii="Arial" w:eastAsia="Arial" w:hAnsi="Arial" w:cs="Arial"/>
+          <w:color w:val="000000"/>
+          <w:sz w:val="24"/>
+          <w:szCs w:val="24"/>
+        </w:rPr>
+        <w:t>a Ley 1474 de 2011 y en el Manual de Contratación del Municipio de Santiago de Cali.</w:t>
       </w:r>
     </w:p>
     <w:p>
@@ -2815,8 +3044,17 @@
         <w:rPr>
           <w:rFonts w:ascii="Arial" w:eastAsia="Arial" w:hAnsi="Arial" w:cs="Arial"/>
           <w:sz w:val="24"/>
-        </w:rPr>
-        <w:t>Finalmente, se les informa que pueden solicitar al equipo estructurador copia de los documentos del proceso de contratación que considere necesarios para el adecuado ejercicio de sus funciones o acceder a los mismos a través de la página web www.colombiacompra.gov.co con el proceso No. ${NUMERO_PROCESO_O_CONTRATO_ALT}</w:t>
+          <w:szCs w:val="24"/>
+        </w:rPr>
+        <w:t>Finalmente, se les informa que pueden solicitar al equipo estructurador copia de los documentos del proceso de contratación que considere necesarios para el adecuado ejer</w:t>
+      </w:r>
+      <w:r>
+        <w:rPr>
+          <w:rFonts w:ascii="Arial" w:eastAsia="Arial" w:hAnsi="Arial" w:cs="Arial"/>
+          <w:sz w:val="24"/>
+          <w:szCs w:val="24"/>
+        </w:rPr>
+        <w:t>cicio de sus funciones o acceder a los mismos a través de la página web www.colombiacompra.gov.co con el proceso No. ${NUMERO_PROCESO_O_CONTRATO_ALT}</w:t>
       </w:r>
     </w:p>
     <w:p>
@@ -2919,6 +3157,7 @@
         <w:rPr>
           <w:rFonts w:ascii="Arial" w:eastAsia="Arial" w:hAnsi="Arial" w:cs="Arial"/>
           <w:sz w:val="24"/>
+          <w:szCs w:val="24"/>
         </w:rPr>
         <w:t>${NOMBRE_ORDENADOR}</w:t>
       </w:r>
@@ -2939,6 +3178,7 @@
         <w:rPr>
           <w:rFonts w:ascii="Arial" w:eastAsia="Arial" w:hAnsi="Arial" w:cs="Arial"/>
           <w:sz w:val="24"/>
+          <w:szCs w:val="24"/>
         </w:rPr>
         <w:t>${CARGO_ORDENADOR}</w:t>
       </w:r>
@@ -2959,6 +3199,7 @@
         <w:rPr>
           <w:rFonts w:ascii="Arial" w:eastAsia="Arial" w:hAnsi="Arial" w:cs="Arial"/>
           <w:sz w:val="24"/>
+          <w:szCs w:val="24"/>
         </w:rPr>
         <w:t>${ORGANISMO_ORDENADOR}</w:t>
       </w:r>
@@ -3030,6 +3271,7 @@
         <w:rPr>
           <w:rFonts w:ascii="Arial" w:eastAsia="Arial" w:hAnsi="Arial" w:cs="Arial"/>
           <w:sz w:val="24"/>
+          <w:szCs w:val="24"/>
         </w:rPr>
         <w:t>${NOMBRE_SUPERVISOR}</w:t>
       </w:r>
@@ -3037,15 +3279,16 @@
     <w:p>
       <w:pPr>
         <w:rPr>
-          <w:rFonts w:ascii="Arial" w:eastAsia="Arial Narrow" w:hAnsi="Arial" w:cs="Arial"/>
-          <w:sz w:val="24"/>
-          <w:szCs w:val="24"/>
-        </w:rPr>
-      </w:pPr>
-      <w:r>
-        <w:rPr>
-          <w:rFonts w:ascii="Arial" w:eastAsia="Arial" w:hAnsi="Arial" w:cs="Arial"/>
-          <w:sz w:val="24"/>
+          <w:rFonts w:ascii="Arial" w:eastAsia="Arial" w:hAnsi="Arial" w:cs="Arial"/>
+          <w:sz w:val="24"/>
+          <w:szCs w:val="24"/>
+        </w:rPr>
+      </w:pPr>
+      <w:r>
+        <w:rPr>
+          <w:rFonts w:ascii="Arial" w:eastAsia="Arial" w:hAnsi="Arial" w:cs="Arial"/>
+          <w:sz w:val="24"/>
+          <w:szCs w:val="24"/>
         </w:rPr>
         <w:t>${CARGO_SUPERVISOR}</w:t>
       </w:r>
@@ -3053,15 +3296,16 @@
     <w:p>
       <w:pPr>
         <w:rPr>
-          <w:rFonts w:ascii="Arial" w:eastAsia="Arial Narrow" w:hAnsi="Arial" w:cs="Arial"/>
-          <w:sz w:val="24"/>
-          <w:szCs w:val="24"/>
-        </w:rPr>
-      </w:pPr>
-      <w:r>
-        <w:rPr>
-          <w:rFonts w:ascii="Arial" w:eastAsia="Arial" w:hAnsi="Arial" w:cs="Arial"/>
-          <w:sz w:val="24"/>
+          <w:rFonts w:ascii="Arial" w:eastAsia="Arial" w:hAnsi="Arial" w:cs="Arial"/>
+          <w:sz w:val="24"/>
+          <w:szCs w:val="24"/>
+        </w:rPr>
+      </w:pPr>
+      <w:r>
+        <w:rPr>
+          <w:rFonts w:ascii="Arial" w:eastAsia="Arial" w:hAnsi="Arial" w:cs="Arial"/>
+          <w:sz w:val="24"/>
+          <w:szCs w:val="24"/>
         </w:rPr>
         <w:t>Fecha: ${FECHA_RPC_SUPERVISOR}</w:t>
       </w:r>
@@ -3089,15 +3333,15 @@
         <w:jc w:val="both"/>
         <w:rPr>
           <w:rFonts w:ascii="Arial" w:eastAsia="Arial" w:hAnsi="Arial" w:cs="Arial"/>
-          <w:noProof/>
-          <w:sz w:val="24"/>
-          <w:szCs w:val="24"/>
-        </w:rPr>
-      </w:pPr>
-      <w:r>
-        <w:rPr>
-          <w:rFonts w:ascii="Arial" w:eastAsia="Arial" w:hAnsi="Arial" w:cs="Arial"/>
-          <w:sz w:val="24"/>
+          <w:sz w:val="24"/>
+          <w:szCs w:val="24"/>
+        </w:rPr>
+      </w:pPr>
+      <w:r>
+        <w:rPr>
+          <w:rFonts w:ascii="Arial" w:eastAsia="Arial" w:hAnsi="Arial" w:cs="Arial"/>
+          <w:sz w:val="24"/>
+          <w:szCs w:val="24"/>
         </w:rPr>
         <w:t>${NOMBRE_APOYO}</w:t>
       </w:r>
@@ -3107,15 +3351,13 @@
         <w:jc w:val="both"/>
         <w:rPr>
           <w:rFonts w:ascii="Arial" w:eastAsia="Arial" w:hAnsi="Arial" w:cs="Arial"/>
-          <w:noProof/>
-          <w:sz w:val="24"/>
-          <w:szCs w:val="24"/>
-        </w:rPr>
-      </w:pPr>
-      <w:r>
-        <w:rPr>
-          <w:rFonts w:ascii="Arial" w:eastAsia="Arial" w:hAnsi="Arial" w:cs="Arial"/>
-          <w:noProof/>
+          <w:sz w:val="24"/>
+          <w:szCs w:val="24"/>
+        </w:rPr>
+      </w:pPr>
+      <w:r>
+        <w:rPr>
+          <w:rFonts w:ascii="Arial" w:eastAsia="Arial" w:hAnsi="Arial" w:cs="Arial"/>
           <w:sz w:val="24"/>
           <w:szCs w:val="24"/>
         </w:rPr>
@@ -3127,15 +3369,15 @@
         <w:jc w:val="both"/>
         <w:rPr>
           <w:rFonts w:ascii="Arial" w:eastAsia="Arial" w:hAnsi="Arial" w:cs="Arial"/>
-          <w:noProof/>
-          <w:sz w:val="24"/>
-          <w:szCs w:val="24"/>
-        </w:rPr>
-      </w:pPr>
-      <w:r>
-        <w:rPr>
-          <w:rFonts w:ascii="Arial" w:eastAsia="Arial" w:hAnsi="Arial" w:cs="Arial"/>
-          <w:sz w:val="24"/>
+          <w:sz w:val="24"/>
+          <w:szCs w:val="24"/>
+        </w:rPr>
+      </w:pPr>
+      <w:r>
+        <w:rPr>
+          <w:rFonts w:ascii="Arial" w:eastAsia="Arial" w:hAnsi="Arial" w:cs="Arial"/>
+          <w:sz w:val="24"/>
+          <w:szCs w:val="24"/>
         </w:rPr>
         <w:t>${ORGANISMO_ORDENADOR}</w:t>
       </w:r>
@@ -3143,15 +3385,16 @@
     <w:p>
       <w:pPr>
         <w:rPr>
-          <w:rFonts w:ascii="Arial" w:eastAsia="Arial Narrow" w:hAnsi="Arial" w:cs="Arial"/>
-          <w:sz w:val="24"/>
-          <w:szCs w:val="24"/>
-        </w:rPr>
-      </w:pPr>
-      <w:r>
-        <w:rPr>
-          <w:rFonts w:ascii="Arial" w:eastAsia="Arial" w:hAnsi="Arial" w:cs="Arial"/>
-          <w:sz w:val="24"/>
+          <w:rFonts w:ascii="Arial" w:eastAsia="Arial" w:hAnsi="Arial" w:cs="Arial"/>
+          <w:sz w:val="24"/>
+          <w:szCs w:val="24"/>
+        </w:rPr>
+      </w:pPr>
+      <w:r>
+        <w:rPr>
+          <w:rFonts w:ascii="Arial" w:eastAsia="Arial" w:hAnsi="Arial" w:cs="Arial"/>
+          <w:sz w:val="24"/>
+          <w:szCs w:val="24"/>
         </w:rPr>
         <w:t>Fecha: ${FECHA_RPC_SUPERVISOR}</w:t>
       </w:r>
@@ -3160,7 +3403,6 @@
       <w:pPr>
         <w:rPr>
           <w:rFonts w:ascii="Arial" w:eastAsia="Arial" w:hAnsi="Arial" w:cs="Arial"/>
-          <w:noProof/>
           <w:sz w:val="14"/>
           <w:szCs w:val="14"/>
         </w:rPr>
@@ -3170,7 +3412,6 @@
       <w:pPr>
         <w:rPr>
           <w:rFonts w:ascii="Arial" w:eastAsia="Arial" w:hAnsi="Arial" w:cs="Arial"/>
-          <w:noProof/>
           <w:sz w:val="16"/>
           <w:szCs w:val="16"/>
         </w:rPr>
@@ -3178,46 +3419,10 @@
       <w:r>
         <w:rPr>
           <w:rFonts w:ascii="Arial" w:eastAsia="Arial" w:hAnsi="Arial" w:cs="Arial"/>
-          <w:noProof/>
           <w:sz w:val="16"/>
           <w:szCs w:val="16"/>
         </w:rPr>
-        <w:t xml:space="preserve">Elaboró: </w:t>
-      </w:r>
-      <w:r>
-        <w:rPr>
-          <w:rFonts w:ascii="Arial" w:eastAsia="Arial" w:hAnsi="Arial" w:cs="Arial"/>
-          <w:noProof/>
-          <w:sz w:val="16"/>
-          <w:szCs w:val="16"/>
-        </w:rPr>
-        <w:t>${NOMBRE_PROYECTO} – ${CARGO_PROYECTO}</w:t>
-      </w:r>
-    </w:p>
-    <w:p>
-      <w:pPr>
-        <w:rPr>
-          <w:sz w:val="24"/>
-          <w:szCs w:val="24"/>
-        </w:rPr>
-      </w:pPr>
-      <w:r>
-        <w:rPr>
-          <w:rFonts w:ascii="Arial" w:eastAsia="Arial" w:hAnsi="Arial" w:cs="Arial"/>
-          <w:noProof/>
-          <w:sz w:val="16"/>
-          <w:szCs w:val="16"/>
-        </w:rPr>
-        <w:t xml:space="preserve">Revisó: </w:t>
-      </w:r>
-      <w:r>
-        <w:rPr>
-          <w:rFonts w:ascii="Arial" w:eastAsia="Arial" w:hAnsi="Arial" w:cs="Arial"/>
-          <w:noProof/>
-          <w:sz w:val="16"/>
-          <w:szCs w:val="16"/>
-        </w:rPr>
-        <w:t>${NOMBRE_REVISO} – ${CARGO_REVISO}</w:t>
+        <w:t>Elaboró: ${NOMBRE_PROYECTO} – ${CARGO_PROYECTO}</w:t>
       </w:r>
     </w:p>
     <w:p>
@@ -3227,10 +3432,10 @@
           <w:szCs w:val="24"/>
         </w:rPr>
         <w:sectPr>
-          <w:headerReference w:type="default" r:id="rId9"/>
-          <w:footerReference w:type="default" r:id="rId10"/>
-          <w:headerReference w:type="first" r:id="rId11"/>
-          <w:footerReference w:type="first" r:id="rId12"/>
+          <w:headerReference w:type="default" r:id="rId8"/>
+          <w:footerReference w:type="default" r:id="rId9"/>
+          <w:headerReference w:type="first" r:id="rId10"/>
+          <w:footerReference w:type="first" r:id="rId11"/>
           <w:pgSz w:w="12242" w:h="15842"/>
           <w:pgMar w:top="1418" w:right="1418" w:bottom="1418" w:left="1418" w:header="851" w:footer="851" w:gutter="0"/>
           <w:pgNumType w:start="1"/>
@@ -3238,6 +3443,24 @@
           <w:titlePg/>
         </w:sectPr>
       </w:pPr>
+      <w:bookmarkStart w:id="1" w:name="_4y6k1wizeknh" w:colFirst="0" w:colLast="0"/>
+      <w:bookmarkEnd w:id="1"/>
+      <w:r>
+        <w:rPr>
+          <w:rFonts w:ascii="Arial" w:eastAsia="Arial" w:hAnsi="Arial" w:cs="Arial"/>
+          <w:sz w:val="16"/>
+          <w:szCs w:val="16"/>
+        </w:rPr>
+        <w:t>Revisó: ${NOMB</w:t>
+      </w:r>
+      <w:r>
+        <w:rPr>
+          <w:rFonts w:ascii="Arial" w:eastAsia="Arial" w:hAnsi="Arial" w:cs="Arial"/>
+          <w:sz w:val="16"/>
+          <w:szCs w:val="16"/>
+        </w:rPr>
+        <w:t>RE_REVISO} – ${CARGO_REVISO}</w:t>
+      </w:r>
     </w:p>
     <w:p>
       <w:pPr>
@@ -3248,10 +3471,10 @@
       </w:pPr>
     </w:p>
     <w:sectPr>
-      <w:headerReference w:type="default" r:id="rId13"/>
-      <w:footerReference w:type="default" r:id="rId14"/>
-      <w:headerReference w:type="first" r:id="rId15"/>
-      <w:footerReference w:type="first" r:id="rId16"/>
+      <w:headerReference w:type="default" r:id="rId12"/>
+      <w:footerReference w:type="default" r:id="rId13"/>
+      <w:headerReference w:type="first" r:id="rId14"/>
+      <w:footerReference w:type="first" r:id="rId15"/>
       <w:type w:val="continuous"/>
       <w:pgSz w:w="12242" w:h="15842"/>
       <w:pgMar w:top="1418" w:right="1418" w:bottom="1418" w:left="1418" w:header="851" w:footer="851" w:gutter="0"/>
@@ -3779,17 +4002,7 @@
         <w:sz w:val="16"/>
         <w:szCs w:val="16"/>
       </w:rPr>
-      <w:fldChar w:fldCharType="separate"/>
-    </w:r>
-    <w:r>
-      <w:rPr>
-        <w:rFonts w:ascii="Arial" w:eastAsia="Arial" w:hAnsi="Arial" w:cs="Arial"/>
-        <w:noProof/>
-        <w:color w:val="000000"/>
-        <w:sz w:val="16"/>
-        <w:szCs w:val="16"/>
-      </w:rPr>
-      <w:t>2</w:t>
+      <w:fldChar w:fldCharType="end"/>
     </w:r>
     <w:r>
       <w:rPr>
@@ -3798,7 +4011,7 @@
         <w:sz w:val="16"/>
         <w:szCs w:val="16"/>
       </w:rPr>
-      <w:fldChar w:fldCharType="end"/>
+      <w:t xml:space="preserve"> de </w:t>
     </w:r>
     <w:r>
       <w:rPr>
@@ -3807,7 +4020,7 @@
         <w:sz w:val="16"/>
         <w:szCs w:val="16"/>
       </w:rPr>
-      <w:t xml:space="preserve"> de </w:t>
+      <w:fldChar w:fldCharType="begin"/>
     </w:r>
     <w:r>
       <w:rPr>
@@ -3816,35 +4029,7 @@
         <w:sz w:val="16"/>
         <w:szCs w:val="16"/>
       </w:rPr>
-      <w:fldChar w:fldCharType="begin"/>
-    </w:r>
-    <w:r>
-      <w:rPr>
-        <w:rFonts w:ascii="Arial" w:eastAsia="Arial" w:hAnsi="Arial" w:cs="Arial"/>
-        <w:color w:val="000000"/>
-        <w:sz w:val="16"/>
-        <w:szCs w:val="16"/>
-      </w:rPr>
       <w:instrText>NUMPAGES</w:instrText>
-    </w:r>
-    <w:r>
-      <w:rPr>
-        <w:rFonts w:ascii="Arial" w:eastAsia="Arial" w:hAnsi="Arial" w:cs="Arial"/>
-        <w:color w:val="000000"/>
-        <w:sz w:val="16"/>
-        <w:szCs w:val="16"/>
-      </w:rPr>
-      <w:fldChar w:fldCharType="separate"/>
-    </w:r>
-    <w:r>
-      <w:rPr>
-        <w:rFonts w:ascii="Arial" w:eastAsia="Arial" w:hAnsi="Arial" w:cs="Arial"/>
-        <w:noProof/>
-        <w:color w:val="000000"/>
-        <w:sz w:val="16"/>
-        <w:szCs w:val="16"/>
-      </w:rPr>
-      <w:t>5</w:t>
     </w:r>
     <w:r>
       <w:rPr>
@@ -3988,17 +4173,7 @@
         <w:sz w:val="16"/>
         <w:szCs w:val="16"/>
       </w:rPr>
-      <w:fldChar w:fldCharType="separate"/>
-    </w:r>
-    <w:r>
-      <w:rPr>
-        <w:rFonts w:ascii="Arial" w:eastAsia="Arial" w:hAnsi="Arial" w:cs="Arial"/>
-        <w:noProof/>
-        <w:color w:val="000000"/>
-        <w:sz w:val="16"/>
-        <w:szCs w:val="16"/>
-      </w:rPr>
-      <w:t>1</w:t>
+      <w:fldChar w:fldCharType="end"/>
     </w:r>
     <w:r>
       <w:rPr>
@@ -4007,7 +4182,7 @@
         <w:sz w:val="16"/>
         <w:szCs w:val="16"/>
       </w:rPr>
-      <w:fldChar w:fldCharType="end"/>
+      <w:t xml:space="preserve"> de </w:t>
     </w:r>
     <w:r>
       <w:rPr>
@@ -4016,7 +4191,7 @@
         <w:sz w:val="16"/>
         <w:szCs w:val="16"/>
       </w:rPr>
-      <w:t xml:space="preserve"> de </w:t>
+      <w:fldChar w:fldCharType="begin"/>
     </w:r>
     <w:r>
       <w:rPr>
@@ -4025,35 +4200,7 @@
         <w:sz w:val="16"/>
         <w:szCs w:val="16"/>
       </w:rPr>
-      <w:fldChar w:fldCharType="begin"/>
-    </w:r>
-    <w:r>
-      <w:rPr>
-        <w:rFonts w:ascii="Arial" w:eastAsia="Arial" w:hAnsi="Arial" w:cs="Arial"/>
-        <w:color w:val="000000"/>
-        <w:sz w:val="16"/>
-        <w:szCs w:val="16"/>
-      </w:rPr>
       <w:instrText>NUMPAGES</w:instrText>
-    </w:r>
-    <w:r>
-      <w:rPr>
-        <w:rFonts w:ascii="Arial" w:eastAsia="Arial" w:hAnsi="Arial" w:cs="Arial"/>
-        <w:color w:val="000000"/>
-        <w:sz w:val="16"/>
-        <w:szCs w:val="16"/>
-      </w:rPr>
-      <w:fldChar w:fldCharType="separate"/>
-    </w:r>
-    <w:r>
-      <w:rPr>
-        <w:rFonts w:ascii="Arial" w:eastAsia="Arial" w:hAnsi="Arial" w:cs="Arial"/>
-        <w:noProof/>
-        <w:color w:val="000000"/>
-        <w:sz w:val="16"/>
-        <w:szCs w:val="16"/>
-      </w:rPr>
-      <w:t>5</w:t>
     </w:r>
     <w:r>
       <w:rPr>
@@ -4089,10 +4236,28 @@
 
 <file path=word/header1.xml><?xml version="1.0" encoding="utf-8"?>
 <w:hdr xmlns:wpc="http://schemas.microsoft.com/office/word/2010/wordprocessingCanvas" xmlns:mc="http://schemas.openxmlformats.org/markup-compatibility/2006" xmlns:o="urn:schemas-microsoft-com:office:office" xmlns:r="http://schemas.openxmlformats.org/officeDocument/2006/relationships" xmlns:m="http://schemas.openxmlformats.org/officeDocument/2006/math" xmlns:v="urn:schemas-microsoft-com:vml" xmlns:wp14="http://schemas.microsoft.com/office/word/2010/wordprocessingDrawing" xmlns:wp="http://schemas.openxmlformats.org/drawingml/2006/wordprocessingDrawing" xmlns:w10="urn:schemas-microsoft-com:office:word" xmlns:w="http://schemas.openxmlformats.org/wordprocessingml/2006/main" xmlns:w14="http://schemas.microsoft.com/office/word/2010/wordml" xmlns:wpg="http://schemas.microsoft.com/office/word/2010/wordprocessingGroup" xmlns:wpi="http://schemas.microsoft.com/office/word/2010/wordprocessingInk" xmlns:wne="http://schemas.microsoft.com/office/word/2006/wordml" xmlns:wps="http://schemas.microsoft.com/office/word/2010/wordprocessingShape" mc:Ignorable="w14 wp14">
+  <w:p>
+    <w:pPr>
+      <w:widowControl w:val="0"/>
+      <w:pBdr>
+        <w:top w:val="nil"/>
+        <w:left w:val="nil"/>
+        <w:bottom w:val="nil"/>
+        <w:right w:val="nil"/>
+        <w:between w:val="nil"/>
+      </w:pBdr>
+      <w:spacing w:line="276" w:lineRule="auto"/>
+      <w:rPr>
+        <w:sz w:val="24"/>
+        <w:szCs w:val="24"/>
+      </w:rPr>
+    </w:pPr>
+  </w:p>
   <w:tbl>
     <w:tblPr>
+      <w:tblStyle w:val="a0"/>
       <w:tblW w:w="9640" w:type="dxa"/>
-      <w:tblInd w:w="-34" w:type="dxa"/>
+      <w:tblInd w:w="-149" w:type="dxa"/>
       <w:tblBorders>
         <w:top w:val="single" w:sz="4" w:space="0" w:color="000000"/>
         <w:left w:val="single" w:sz="4" w:space="0" w:color="000000"/>
@@ -4149,10 +4314,10 @@
               <w:lang w:val="es-CO"/>
             </w:rPr>
             <w:drawing>
-              <wp:inline distT="0" distB="0" distL="0" distR="0" wp14:anchorId="2AE647FA" wp14:editId="5F640F25">
+              <wp:inline distT="0" distB="0" distL="0" distR="0">
                 <wp:extent cx="1080000" cy="828675"/>
                 <wp:effectExtent l="0" t="0" r="0" b="0"/>
-                <wp:docPr id="1586749672" name="image1.jpg" descr="escudo"/>
+                <wp:docPr id="1" name="image1.jpg" descr="escudo"/>
                 <wp:cNvGraphicFramePr/>
                 <a:graphic xmlns:a="http://schemas.openxmlformats.org/drawingml/2006/main">
                   <a:graphicData uri="http://schemas.openxmlformats.org/drawingml/2006/picture">
@@ -4381,16 +4546,7 @@
               <w:sz w:val="24"/>
               <w:szCs w:val="24"/>
             </w:rPr>
-            <w:t>DESIGNACIÓN DE SUPERVISIÓ</w:t>
-          </w:r>
-          <w:r>
-            <w:rPr>
-              <w:rFonts w:ascii="Arial" w:eastAsia="Arial" w:hAnsi="Arial" w:cs="Arial"/>
-              <w:color w:val="000000"/>
-              <w:sz w:val="24"/>
-              <w:szCs w:val="24"/>
-            </w:rPr>
-            <w:t>N</w:t>
+            <w:t>DESIGNACIÓN DE SUPERVISIÓN</w:t>
           </w:r>
         </w:p>
       </w:tc>
@@ -4412,9 +4568,9 @@
           </w:pPr>
           <w:r>
             <w:rPr>
-              <w:rFonts w:ascii="Arial" w:hAnsi="Arial" w:cs="Arial"/>
+              <w:rFonts w:ascii="Arial" w:eastAsia="Arial" w:hAnsi="Arial" w:cs="Arial"/>
               <w:color w:val="000000"/>
-              <w:shd w:val="clear" w:color="auto" w:fill="FFFFFF"/>
+              <w:highlight w:val="white"/>
             </w:rPr>
             <w:t>MAJA01.04.03.P002.F001</w:t>
           </w:r>
@@ -4612,8 +4768,9 @@
   </w:p>
   <w:tbl>
     <w:tblPr>
+      <w:tblStyle w:val="a1"/>
       <w:tblW w:w="9640" w:type="dxa"/>
-      <w:tblInd w:w="-34" w:type="dxa"/>
+      <w:tblInd w:w="-149" w:type="dxa"/>
       <w:tblBorders>
         <w:top w:val="single" w:sz="4" w:space="0" w:color="000000"/>
         <w:left w:val="single" w:sz="4" w:space="0" w:color="000000"/>
@@ -4670,495 +4827,7 @@
               <w:lang w:val="es-CO"/>
             </w:rPr>
             <w:drawing>
-              <wp:inline distT="0" distB="0" distL="0" distR="0" wp14:anchorId="1CA5E9AB" wp14:editId="2401F5D4">
-                <wp:extent cx="1080000" cy="828675"/>
-                <wp:effectExtent l="0" t="0" r="0" b="0"/>
-                <wp:docPr id="388153563" name="image1.jpg" descr="escudo"/>
-                <wp:cNvGraphicFramePr/>
-                <a:graphic xmlns:a="http://schemas.openxmlformats.org/drawingml/2006/main">
-                  <a:graphicData uri="http://schemas.openxmlformats.org/drawingml/2006/picture">
-                    <pic:pic xmlns:pic="http://schemas.openxmlformats.org/drawingml/2006/picture">
-                      <pic:nvPicPr>
-                        <pic:cNvPr id="0" name="image1.jpg" descr="escudo"/>
-                        <pic:cNvPicPr preferRelativeResize="0"/>
-                      </pic:nvPicPr>
-                      <pic:blipFill>
-                        <a:blip r:embed="rId1"/>
-                        <a:srcRect/>
-                        <a:stretch>
-                          <a:fillRect/>
-                        </a:stretch>
-                      </pic:blipFill>
-                      <pic:spPr>
-                        <a:xfrm>
-                          <a:off x="0" y="0"/>
-                          <a:ext cx="1080000" cy="828675"/>
-                        </a:xfrm>
-                        <a:prstGeom prst="rect">
-                          <a:avLst/>
-                        </a:prstGeom>
-                        <a:ln/>
-                      </pic:spPr>
-                    </pic:pic>
-                  </a:graphicData>
-                </a:graphic>
-              </wp:inline>
-            </w:drawing>
-          </w:r>
-        </w:p>
-        <w:p>
-          <w:pPr>
-            <w:tabs>
-              <w:tab w:val="center" w:pos="4320"/>
-              <w:tab w:val="right" w:pos="8640"/>
-            </w:tabs>
-            <w:jc w:val="center"/>
-            <w:rPr>
-              <w:rFonts w:ascii="Arial" w:eastAsia="Arial" w:hAnsi="Arial" w:cs="Arial"/>
-              <w:sz w:val="14"/>
-              <w:szCs w:val="14"/>
-            </w:rPr>
-          </w:pPr>
-        </w:p>
-        <w:p>
-          <w:pPr>
-            <w:tabs>
-              <w:tab w:val="center" w:pos="4320"/>
-              <w:tab w:val="right" w:pos="8640"/>
-            </w:tabs>
-            <w:jc w:val="center"/>
-            <w:rPr>
-              <w:rFonts w:ascii="Arial" w:eastAsia="Arial" w:hAnsi="Arial" w:cs="Arial"/>
-              <w:sz w:val="16"/>
-              <w:szCs w:val="16"/>
-            </w:rPr>
-          </w:pPr>
-          <w:r>
-            <w:rPr>
-              <w:rFonts w:ascii="Arial" w:eastAsia="Arial" w:hAnsi="Arial" w:cs="Arial"/>
-              <w:sz w:val="16"/>
-              <w:szCs w:val="16"/>
-            </w:rPr>
-            <w:t>GESTIÓN JURÍDICO ADMINISTRATIVA</w:t>
-          </w:r>
-        </w:p>
-        <w:p>
-          <w:pPr>
-            <w:pBdr>
-              <w:top w:val="nil"/>
-              <w:left w:val="nil"/>
-              <w:bottom w:val="nil"/>
-              <w:right w:val="nil"/>
-              <w:between w:val="nil"/>
-            </w:pBdr>
-            <w:tabs>
-              <w:tab w:val="center" w:pos="4252"/>
-              <w:tab w:val="right" w:pos="8504"/>
-            </w:tabs>
-            <w:jc w:val="center"/>
-            <w:rPr>
-              <w:rFonts w:ascii="Arial" w:eastAsia="Arial" w:hAnsi="Arial" w:cs="Arial"/>
-              <w:color w:val="000000"/>
-              <w:sz w:val="14"/>
-              <w:szCs w:val="14"/>
-            </w:rPr>
-          </w:pPr>
-          <w:r>
-            <w:rPr>
-              <w:rFonts w:ascii="Arial" w:eastAsia="Arial" w:hAnsi="Arial" w:cs="Arial"/>
-              <w:color w:val="000000"/>
-              <w:sz w:val="16"/>
-              <w:szCs w:val="16"/>
-            </w:rPr>
-            <w:t>GESTIÓN CONTRACTUAL</w:t>
-          </w:r>
-        </w:p>
-      </w:tc>
-      <w:tc>
-        <w:tcPr>
-          <w:tcW w:w="4139" w:type="dxa"/>
-          <w:vMerge w:val="restart"/>
-          <w:vAlign w:val="center"/>
-        </w:tcPr>
-        <w:p>
-          <w:pPr>
-            <w:pBdr>
-              <w:top w:val="nil"/>
-              <w:left w:val="nil"/>
-              <w:bottom w:val="nil"/>
-              <w:right w:val="nil"/>
-              <w:between w:val="nil"/>
-            </w:pBdr>
-            <w:tabs>
-              <w:tab w:val="center" w:pos="4252"/>
-              <w:tab w:val="right" w:pos="8504"/>
-            </w:tabs>
-            <w:jc w:val="center"/>
-            <w:rPr>
-              <w:rFonts w:ascii="Arial" w:eastAsia="Arial" w:hAnsi="Arial" w:cs="Arial"/>
-              <w:color w:val="000000"/>
-            </w:rPr>
-          </w:pPr>
-          <w:r>
-            <w:rPr>
-              <w:rFonts w:ascii="Arial" w:eastAsia="Arial" w:hAnsi="Arial" w:cs="Arial"/>
-              <w:color w:val="000000"/>
-            </w:rPr>
-            <w:t>MODELO INTEGRADO DE PLANEACIÓN Y GESTIÓN</w:t>
-          </w:r>
-        </w:p>
-        <w:p>
-          <w:pPr>
-            <w:pBdr>
-              <w:top w:val="nil"/>
-              <w:left w:val="nil"/>
-              <w:bottom w:val="nil"/>
-              <w:right w:val="nil"/>
-              <w:between w:val="nil"/>
-            </w:pBdr>
-            <w:tabs>
-              <w:tab w:val="center" w:pos="4252"/>
-              <w:tab w:val="right" w:pos="8504"/>
-            </w:tabs>
-            <w:jc w:val="center"/>
-            <w:rPr>
-              <w:rFonts w:ascii="Arial" w:eastAsia="Arial" w:hAnsi="Arial" w:cs="Arial"/>
-              <w:color w:val="000000"/>
-            </w:rPr>
-          </w:pPr>
-          <w:r>
-            <w:rPr>
-              <w:rFonts w:ascii="Arial" w:eastAsia="Arial" w:hAnsi="Arial" w:cs="Arial"/>
-              <w:color w:val="000000"/>
-            </w:rPr>
-            <w:t>(MIPG)</w:t>
-          </w:r>
-        </w:p>
-        <w:p>
-          <w:pPr>
-            <w:pBdr>
-              <w:top w:val="nil"/>
-              <w:left w:val="nil"/>
-              <w:bottom w:val="nil"/>
-              <w:right w:val="nil"/>
-              <w:between w:val="nil"/>
-            </w:pBdr>
-            <w:tabs>
-              <w:tab w:val="center" w:pos="4252"/>
-              <w:tab w:val="right" w:pos="8504"/>
-            </w:tabs>
-            <w:jc w:val="center"/>
-            <w:rPr>
-              <w:rFonts w:ascii="Arial" w:eastAsia="Arial" w:hAnsi="Arial" w:cs="Arial"/>
-              <w:color w:val="000000"/>
-            </w:rPr>
-          </w:pPr>
-        </w:p>
-        <w:p>
-          <w:pPr>
-            <w:pBdr>
-              <w:top w:val="nil"/>
-              <w:left w:val="nil"/>
-              <w:bottom w:val="nil"/>
-              <w:right w:val="nil"/>
-              <w:between w:val="nil"/>
-            </w:pBdr>
-            <w:tabs>
-              <w:tab w:val="center" w:pos="4252"/>
-              <w:tab w:val="right" w:pos="8504"/>
-            </w:tabs>
-            <w:jc w:val="center"/>
-            <w:rPr>
-              <w:rFonts w:ascii="Arial" w:eastAsia="Arial" w:hAnsi="Arial" w:cs="Arial"/>
-              <w:color w:val="000000"/>
-            </w:rPr>
-          </w:pPr>
-        </w:p>
-        <w:p>
-          <w:pPr>
-            <w:pBdr>
-              <w:top w:val="nil"/>
-              <w:left w:val="nil"/>
-              <w:bottom w:val="nil"/>
-              <w:right w:val="nil"/>
-              <w:between w:val="nil"/>
-            </w:pBdr>
-            <w:tabs>
-              <w:tab w:val="center" w:pos="4252"/>
-              <w:tab w:val="right" w:pos="8504"/>
-            </w:tabs>
-            <w:jc w:val="center"/>
-            <w:rPr>
-              <w:rFonts w:ascii="Arial" w:eastAsia="Arial" w:hAnsi="Arial" w:cs="Arial"/>
-              <w:color w:val="000000"/>
-              <w:sz w:val="24"/>
-              <w:szCs w:val="24"/>
-            </w:rPr>
-          </w:pPr>
-          <w:r>
-            <w:rPr>
-              <w:rFonts w:ascii="Arial" w:eastAsia="Arial" w:hAnsi="Arial" w:cs="Arial"/>
-              <w:color w:val="000000"/>
-              <w:sz w:val="24"/>
-              <w:szCs w:val="24"/>
-            </w:rPr>
-            <w:t>DESIGNACIÓN DE SUPERVISIÓ</w:t>
-          </w:r>
-          <w:r>
-            <w:rPr>
-              <w:rFonts w:ascii="Arial" w:eastAsia="Arial" w:hAnsi="Arial" w:cs="Arial"/>
-              <w:color w:val="000000"/>
-              <w:sz w:val="24"/>
-              <w:szCs w:val="24"/>
-            </w:rPr>
-            <w:t>N</w:t>
-          </w:r>
-        </w:p>
-      </w:tc>
-      <w:tc>
-        <w:tcPr>
-          <w:tcW w:w="2665" w:type="dxa"/>
-          <w:gridSpan w:val="2"/>
-          <w:vAlign w:val="center"/>
-        </w:tcPr>
-        <w:p>
-          <w:pPr>
-            <w:jc w:val="center"/>
-            <w:rPr>
-              <w:rFonts w:ascii="Arial" w:eastAsia="Arial" w:hAnsi="Arial" w:cs="Arial"/>
-              <w:color w:val="FF0000"/>
-              <w:sz w:val="18"/>
-              <w:szCs w:val="18"/>
-            </w:rPr>
-          </w:pPr>
-          <w:r>
-            <w:rPr>
-              <w:rFonts w:ascii="Arial" w:hAnsi="Arial" w:cs="Arial"/>
-              <w:color w:val="000000"/>
-              <w:shd w:val="clear" w:color="auto" w:fill="FFFFFF"/>
-            </w:rPr>
-            <w:t>MAJA01.04.03.P002.F001</w:t>
-          </w:r>
-        </w:p>
-      </w:tc>
-    </w:tr>
-    <w:tr>
-      <w:trPr>
-        <w:trHeight w:val="483"/>
-      </w:trPr>
-      <w:tc>
-        <w:tcPr>
-          <w:tcW w:w="2836" w:type="dxa"/>
-          <w:vMerge/>
-          <w:vAlign w:val="center"/>
-        </w:tcPr>
-        <w:p>
-          <w:pPr>
-            <w:widowControl w:val="0"/>
-            <w:pBdr>
-              <w:top w:val="nil"/>
-              <w:left w:val="nil"/>
-              <w:bottom w:val="nil"/>
-              <w:right w:val="nil"/>
-              <w:between w:val="nil"/>
-            </w:pBdr>
-            <w:spacing w:line="276" w:lineRule="auto"/>
-            <w:rPr>
-              <w:rFonts w:ascii="Arial" w:eastAsia="Arial" w:hAnsi="Arial" w:cs="Arial"/>
-              <w:color w:val="FF0000"/>
-              <w:sz w:val="18"/>
-              <w:szCs w:val="18"/>
-            </w:rPr>
-          </w:pPr>
-        </w:p>
-      </w:tc>
-      <w:tc>
-        <w:tcPr>
-          <w:tcW w:w="4139" w:type="dxa"/>
-          <w:vMerge/>
-          <w:vAlign w:val="center"/>
-        </w:tcPr>
-        <w:p>
-          <w:pPr>
-            <w:widowControl w:val="0"/>
-            <w:pBdr>
-              <w:top w:val="nil"/>
-              <w:left w:val="nil"/>
-              <w:bottom w:val="nil"/>
-              <w:right w:val="nil"/>
-              <w:between w:val="nil"/>
-            </w:pBdr>
-            <w:spacing w:line="276" w:lineRule="auto"/>
-            <w:rPr>
-              <w:rFonts w:ascii="Arial" w:eastAsia="Arial" w:hAnsi="Arial" w:cs="Arial"/>
-              <w:color w:val="FF0000"/>
-              <w:sz w:val="18"/>
-              <w:szCs w:val="18"/>
-            </w:rPr>
-          </w:pPr>
-        </w:p>
-      </w:tc>
-      <w:tc>
-        <w:tcPr>
-          <w:tcW w:w="1389" w:type="dxa"/>
-          <w:vAlign w:val="center"/>
-        </w:tcPr>
-        <w:p>
-          <w:pPr>
-            <w:pBdr>
-              <w:top w:val="nil"/>
-              <w:left w:val="nil"/>
-              <w:bottom w:val="nil"/>
-              <w:right w:val="nil"/>
-              <w:between w:val="nil"/>
-            </w:pBdr>
-            <w:tabs>
-              <w:tab w:val="center" w:pos="4252"/>
-              <w:tab w:val="right" w:pos="8504"/>
-            </w:tabs>
-            <w:jc w:val="center"/>
-            <w:rPr>
-              <w:rFonts w:ascii="Arial" w:eastAsia="Arial" w:hAnsi="Arial" w:cs="Arial"/>
-              <w:color w:val="000000"/>
-              <w:sz w:val="16"/>
-              <w:szCs w:val="16"/>
-            </w:rPr>
-          </w:pPr>
-          <w:r>
-            <w:rPr>
-              <w:rFonts w:ascii="Arial" w:eastAsia="Arial" w:hAnsi="Arial" w:cs="Arial"/>
-              <w:color w:val="000000"/>
-              <w:sz w:val="16"/>
-              <w:szCs w:val="16"/>
-            </w:rPr>
-            <w:t>VERSIÓN</w:t>
-          </w:r>
-        </w:p>
-      </w:tc>
-      <w:tc>
-        <w:tcPr>
-          <w:tcW w:w="1276" w:type="dxa"/>
-          <w:vAlign w:val="center"/>
-        </w:tcPr>
-        <w:p>
-          <w:pPr>
-            <w:pBdr>
-              <w:top w:val="nil"/>
-              <w:left w:val="nil"/>
-              <w:bottom w:val="nil"/>
-              <w:right w:val="nil"/>
-              <w:between w:val="nil"/>
-            </w:pBdr>
-            <w:tabs>
-              <w:tab w:val="center" w:pos="4252"/>
-              <w:tab w:val="right" w:pos="8504"/>
-            </w:tabs>
-            <w:jc w:val="center"/>
-            <w:rPr>
-              <w:rFonts w:ascii="Arial" w:eastAsia="Arial" w:hAnsi="Arial" w:cs="Arial"/>
-              <w:color w:val="000000"/>
-              <w:sz w:val="16"/>
-              <w:szCs w:val="16"/>
-            </w:rPr>
-          </w:pPr>
-          <w:r>
-            <w:rPr>
-              <w:rFonts w:ascii="Arial" w:eastAsia="Arial" w:hAnsi="Arial" w:cs="Arial"/>
-              <w:color w:val="000000"/>
-              <w:sz w:val="16"/>
-              <w:szCs w:val="16"/>
-            </w:rPr>
-            <w:t>005</w:t>
-          </w:r>
-        </w:p>
-      </w:tc>
-    </w:tr>
-  </w:tbl>
-  <w:p>
-    <w:pPr>
-      <w:pBdr>
-        <w:top w:val="nil"/>
-        <w:left w:val="nil"/>
-        <w:bottom w:val="nil"/>
-        <w:right w:val="nil"/>
-        <w:between w:val="nil"/>
-      </w:pBdr>
-      <w:tabs>
-        <w:tab w:val="center" w:pos="4252"/>
-        <w:tab w:val="right" w:pos="8504"/>
-      </w:tabs>
-      <w:rPr>
-        <w:color w:val="000000"/>
-      </w:rPr>
-    </w:pPr>
-  </w:p>
-</w:hdr>
-</file>
-
-<file path=word/header3.xml><?xml version="1.0" encoding="utf-8"?>
-<w:hdr xmlns:wpc="http://schemas.microsoft.com/office/word/2010/wordprocessingCanvas" xmlns:mc="http://schemas.openxmlformats.org/markup-compatibility/2006" xmlns:o="urn:schemas-microsoft-com:office:office" xmlns:r="http://schemas.openxmlformats.org/officeDocument/2006/relationships" xmlns:m="http://schemas.openxmlformats.org/officeDocument/2006/math" xmlns:v="urn:schemas-microsoft-com:vml" xmlns:wp14="http://schemas.microsoft.com/office/word/2010/wordprocessingDrawing" xmlns:wp="http://schemas.openxmlformats.org/drawingml/2006/wordprocessingDrawing" xmlns:w10="urn:schemas-microsoft-com:office:word" xmlns:w="http://schemas.openxmlformats.org/wordprocessingml/2006/main" xmlns:w14="http://schemas.microsoft.com/office/word/2010/wordml" xmlns:wpg="http://schemas.microsoft.com/office/word/2010/wordprocessingGroup" xmlns:wpi="http://schemas.microsoft.com/office/word/2010/wordprocessingInk" xmlns:wne="http://schemas.microsoft.com/office/word/2006/wordml" xmlns:wps="http://schemas.microsoft.com/office/word/2010/wordprocessingShape" mc:Ignorable="w14 wp14">
-  <w:tbl>
-    <w:tblPr>
-      <w:tblStyle w:val="a1"/>
-      <w:tblW w:w="9640" w:type="dxa"/>
-      <w:tblInd w:w="-34" w:type="dxa"/>
-      <w:tblBorders>
-        <w:top w:val="single" w:sz="4" w:space="0" w:color="000000"/>
-        <w:left w:val="single" w:sz="4" w:space="0" w:color="000000"/>
-        <w:bottom w:val="single" w:sz="4" w:space="0" w:color="000000"/>
-        <w:right w:val="single" w:sz="4" w:space="0" w:color="000000"/>
-        <w:insideH w:val="single" w:sz="4" w:space="0" w:color="000000"/>
-        <w:insideV w:val="single" w:sz="4" w:space="0" w:color="000000"/>
-      </w:tblBorders>
-      <w:tblLayout w:type="fixed"/>
-      <w:tblLook w:val="0000" w:firstRow="0" w:lastRow="0" w:firstColumn="0" w:lastColumn="0" w:noHBand="0" w:noVBand="0"/>
-    </w:tblPr>
-    <w:tblGrid>
-      <w:gridCol w:w="2836"/>
-      <w:gridCol w:w="4139"/>
-      <w:gridCol w:w="1389"/>
-      <w:gridCol w:w="1276"/>
-    </w:tblGrid>
-    <w:tr>
-      <w:trPr>
-        <w:trHeight w:val="841"/>
-      </w:trPr>
-      <w:tc>
-        <w:tcPr>
-          <w:tcW w:w="2836" w:type="dxa"/>
-          <w:vMerge w:val="restart"/>
-          <w:vAlign w:val="center"/>
-        </w:tcPr>
-        <w:p>
-          <w:pPr>
-            <w:pBdr>
-              <w:top w:val="nil"/>
-              <w:left w:val="nil"/>
-              <w:bottom w:val="nil"/>
-              <w:right w:val="nil"/>
-              <w:between w:val="nil"/>
-            </w:pBdr>
-            <w:tabs>
-              <w:tab w:val="center" w:pos="4252"/>
-              <w:tab w:val="right" w:pos="8504"/>
-            </w:tabs>
-            <w:jc w:val="center"/>
-            <w:rPr>
-              <w:color w:val="000000"/>
-              <w:sz w:val="14"/>
-              <w:szCs w:val="14"/>
-            </w:rPr>
-          </w:pPr>
-          <w:r>
-            <w:rPr>
-              <w:noProof/>
-              <w:color w:val="000000"/>
-              <w:sz w:val="14"/>
-              <w:szCs w:val="14"/>
-              <w:lang w:val="es-CO"/>
-            </w:rPr>
-            <w:drawing>
-              <wp:inline distT="0" distB="0" distL="0" distR="0" wp14:anchorId="7A407C09" wp14:editId="16E3640D">
+              <wp:inline distT="0" distB="0" distL="0" distR="0">
                 <wp:extent cx="1080000" cy="828675"/>
                 <wp:effectExtent l="0" t="0" r="0" b="0"/>
                 <wp:docPr id="3" name="image1.jpg" descr="escudo"/>
@@ -5390,16 +5059,7 @@
               <w:sz w:val="24"/>
               <w:szCs w:val="24"/>
             </w:rPr>
-            <w:t>DESIGNACIÓN DE SUPERVISIÓ</w:t>
-          </w:r>
-          <w:r>
-            <w:rPr>
-              <w:rFonts w:ascii="Arial" w:eastAsia="Arial" w:hAnsi="Arial" w:cs="Arial"/>
-              <w:color w:val="000000"/>
-              <w:sz w:val="24"/>
-              <w:szCs w:val="24"/>
-            </w:rPr>
-            <w:t>N</w:t>
+            <w:t>DESIGNACIÓN DE SUPERVISIÓN</w:t>
           </w:r>
         </w:p>
       </w:tc>
@@ -5421,9 +5081,9 @@
           </w:pPr>
           <w:r>
             <w:rPr>
-              <w:rFonts w:ascii="Arial" w:hAnsi="Arial" w:cs="Arial"/>
+              <w:rFonts w:ascii="Arial" w:eastAsia="Arial" w:hAnsi="Arial" w:cs="Arial"/>
               <w:color w:val="000000"/>
-              <w:shd w:val="clear" w:color="auto" w:fill="FFFFFF"/>
+              <w:highlight w:val="white"/>
             </w:rPr>
             <w:t>MAJA01.04.03.P002.F001</w:t>
           </w:r>
@@ -5564,22 +5224,6 @@
   </w:tbl>
   <w:p>
     <w:pPr>
-      <w:widowControl w:val="0"/>
-      <w:pBdr>
-        <w:top w:val="nil"/>
-        <w:left w:val="nil"/>
-        <w:bottom w:val="nil"/>
-        <w:right w:val="nil"/>
-        <w:between w:val="nil"/>
-      </w:pBdr>
-      <w:spacing w:line="276" w:lineRule="auto"/>
-      <w:rPr>
-        <w:color w:val="000000"/>
-      </w:rPr>
-    </w:pPr>
-  </w:p>
-  <w:p>
-    <w:pPr>
       <w:pBdr>
         <w:top w:val="nil"/>
         <w:left w:val="nil"/>
@@ -5599,7 +5243,7 @@
 </w:hdr>
 </file>
 
-<file path=word/header4.xml><?xml version="1.0" encoding="utf-8"?>
+<file path=word/header3.xml><?xml version="1.0" encoding="utf-8"?>
 <w:hdr xmlns:wpc="http://schemas.microsoft.com/office/word/2010/wordprocessingCanvas" xmlns:mc="http://schemas.openxmlformats.org/markup-compatibility/2006" xmlns:o="urn:schemas-microsoft-com:office:office" xmlns:r="http://schemas.openxmlformats.org/officeDocument/2006/relationships" xmlns:m="http://schemas.openxmlformats.org/officeDocument/2006/math" xmlns:v="urn:schemas-microsoft-com:vml" xmlns:wp14="http://schemas.microsoft.com/office/word/2010/wordprocessingDrawing" xmlns:wp="http://schemas.openxmlformats.org/drawingml/2006/wordprocessingDrawing" xmlns:w10="urn:schemas-microsoft-com:office:word" xmlns:w="http://schemas.openxmlformats.org/wordprocessingml/2006/main" xmlns:w14="http://schemas.microsoft.com/office/word/2010/wordml" xmlns:wpg="http://schemas.microsoft.com/office/word/2010/wordprocessingGroup" xmlns:wpi="http://schemas.microsoft.com/office/word/2010/wordprocessingInk" xmlns:wne="http://schemas.microsoft.com/office/word/2006/wordml" xmlns:wps="http://schemas.microsoft.com/office/word/2010/wordprocessingShape" mc:Ignorable="w14 wp14">
   <w:p>
     <w:pPr>
@@ -5613,17 +5257,15 @@
       </w:pBdr>
       <w:spacing w:line="276" w:lineRule="auto"/>
       <w:rPr>
-        <w:rFonts w:ascii="Arial" w:eastAsia="Arial" w:hAnsi="Arial" w:cs="Arial"/>
-        <w:sz w:val="16"/>
-        <w:szCs w:val="16"/>
+        <w:color w:val="000000"/>
       </w:rPr>
     </w:pPr>
   </w:p>
   <w:tbl>
     <w:tblPr>
-      <w:tblStyle w:val="a1"/>
+      <w:tblStyle w:val="a2"/>
       <w:tblW w:w="9640" w:type="dxa"/>
-      <w:tblInd w:w="-34" w:type="dxa"/>
+      <w:tblInd w:w="-149" w:type="dxa"/>
       <w:tblBorders>
         <w:top w:val="single" w:sz="4" w:space="0" w:color="000000"/>
         <w:left w:val="single" w:sz="4" w:space="0" w:color="000000"/>
@@ -5680,10 +5322,10 @@
               <w:lang w:val="es-CO"/>
             </w:rPr>
             <w:drawing>
-              <wp:inline distT="0" distB="0" distL="0" distR="0" wp14:anchorId="2C820716" wp14:editId="1356B1F5">
+              <wp:inline distT="0" distB="0" distL="0" distR="0">
                 <wp:extent cx="1080000" cy="828675"/>
                 <wp:effectExtent l="0" t="0" r="0" b="0"/>
-                <wp:docPr id="1" name="image1.jpg" descr="escudo"/>
+                <wp:docPr id="2" name="image1.jpg" descr="escudo"/>
                 <wp:cNvGraphicFramePr/>
                 <a:graphic xmlns:a="http://schemas.openxmlformats.org/drawingml/2006/main">
                   <a:graphicData uri="http://schemas.openxmlformats.org/drawingml/2006/picture">
@@ -5912,16 +5554,7 @@
               <w:sz w:val="24"/>
               <w:szCs w:val="24"/>
             </w:rPr>
-            <w:t>DESIGNACIÓN DE SUPERVISIÓ</w:t>
-          </w:r>
-          <w:r>
-            <w:rPr>
-              <w:rFonts w:ascii="Arial" w:eastAsia="Arial" w:hAnsi="Arial" w:cs="Arial"/>
-              <w:color w:val="000000"/>
-              <w:sz w:val="24"/>
-              <w:szCs w:val="24"/>
-            </w:rPr>
-            <w:t>N</w:t>
+            <w:t>DESIGNACIÓN DE SUPERVISIÓN</w:t>
           </w:r>
         </w:p>
       </w:tc>
@@ -5943,9 +5576,9 @@
           </w:pPr>
           <w:r>
             <w:rPr>
-              <w:rFonts w:ascii="Arial" w:hAnsi="Arial" w:cs="Arial"/>
+              <w:rFonts w:ascii="Arial" w:eastAsia="Arial" w:hAnsi="Arial" w:cs="Arial"/>
               <w:color w:val="000000"/>
-              <w:shd w:val="clear" w:color="auto" w:fill="FFFFFF"/>
+              <w:highlight w:val="white"/>
             </w:rPr>
             <w:t>MAJA01.04.03.P002.F001</w:t>
           </w:r>
@@ -6086,6 +5719,22 @@
   </w:tbl>
   <w:p>
     <w:pPr>
+      <w:widowControl w:val="0"/>
+      <w:pBdr>
+        <w:top w:val="nil"/>
+        <w:left w:val="nil"/>
+        <w:bottom w:val="nil"/>
+        <w:right w:val="nil"/>
+        <w:between w:val="nil"/>
+      </w:pBdr>
+      <w:spacing w:line="276" w:lineRule="auto"/>
+      <w:rPr>
+        <w:color w:val="000000"/>
+      </w:rPr>
+    </w:pPr>
+  </w:p>
+  <w:p>
+    <w:pPr>
       <w:pBdr>
         <w:top w:val="nil"/>
         <w:left w:val="nil"/>
@@ -6105,855 +5754,1335 @@
 </w:hdr>
 </file>
 
+<file path=word/header4.xml><?xml version="1.0" encoding="utf-8"?>
+<w:hdr xmlns:wpc="http://schemas.microsoft.com/office/word/2010/wordprocessingCanvas" xmlns:mc="http://schemas.openxmlformats.org/markup-compatibility/2006" xmlns:o="urn:schemas-microsoft-com:office:office" xmlns:r="http://schemas.openxmlformats.org/officeDocument/2006/relationships" xmlns:m="http://schemas.openxmlformats.org/officeDocument/2006/math" xmlns:v="urn:schemas-microsoft-com:vml" xmlns:wp14="http://schemas.microsoft.com/office/word/2010/wordprocessingDrawing" xmlns:wp="http://schemas.openxmlformats.org/drawingml/2006/wordprocessingDrawing" xmlns:w10="urn:schemas-microsoft-com:office:word" xmlns:w="http://schemas.openxmlformats.org/wordprocessingml/2006/main" xmlns:w14="http://schemas.microsoft.com/office/word/2010/wordml" xmlns:wpg="http://schemas.microsoft.com/office/word/2010/wordprocessingGroup" xmlns:wpi="http://schemas.microsoft.com/office/word/2010/wordprocessingInk" xmlns:wne="http://schemas.microsoft.com/office/word/2006/wordml" xmlns:wps="http://schemas.microsoft.com/office/word/2010/wordprocessingShape" mc:Ignorable="w14 wp14">
+  <w:p>
+    <w:pPr>
+      <w:widowControl w:val="0"/>
+      <w:pBdr>
+        <w:top w:val="nil"/>
+        <w:left w:val="nil"/>
+        <w:bottom w:val="nil"/>
+        <w:right w:val="nil"/>
+        <w:between w:val="nil"/>
+      </w:pBdr>
+      <w:spacing w:line="276" w:lineRule="auto"/>
+      <w:rPr>
+        <w:rFonts w:ascii="Arial" w:eastAsia="Arial" w:hAnsi="Arial" w:cs="Arial"/>
+        <w:sz w:val="16"/>
+        <w:szCs w:val="16"/>
+      </w:rPr>
+    </w:pPr>
+  </w:p>
+  <w:tbl>
+    <w:tblPr>
+      <w:tblStyle w:val="a3"/>
+      <w:tblW w:w="9640" w:type="dxa"/>
+      <w:tblInd w:w="-149" w:type="dxa"/>
+      <w:tblBorders>
+        <w:top w:val="single" w:sz="4" w:space="0" w:color="000000"/>
+        <w:left w:val="single" w:sz="4" w:space="0" w:color="000000"/>
+        <w:bottom w:val="single" w:sz="4" w:space="0" w:color="000000"/>
+        <w:right w:val="single" w:sz="4" w:space="0" w:color="000000"/>
+        <w:insideH w:val="single" w:sz="4" w:space="0" w:color="000000"/>
+        <w:insideV w:val="single" w:sz="4" w:space="0" w:color="000000"/>
+      </w:tblBorders>
+      <w:tblLayout w:type="fixed"/>
+      <w:tblLook w:val="0000" w:firstRow="0" w:lastRow="0" w:firstColumn="0" w:lastColumn="0" w:noHBand="0" w:noVBand="0"/>
+    </w:tblPr>
+    <w:tblGrid>
+      <w:gridCol w:w="2836"/>
+      <w:gridCol w:w="4139"/>
+      <w:gridCol w:w="1389"/>
+      <w:gridCol w:w="1276"/>
+    </w:tblGrid>
+    <w:tr>
+      <w:trPr>
+        <w:trHeight w:val="841"/>
+      </w:trPr>
+      <w:tc>
+        <w:tcPr>
+          <w:tcW w:w="2836" w:type="dxa"/>
+          <w:vMerge w:val="restart"/>
+          <w:vAlign w:val="center"/>
+        </w:tcPr>
+        <w:p>
+          <w:pPr>
+            <w:pBdr>
+              <w:top w:val="nil"/>
+              <w:left w:val="nil"/>
+              <w:bottom w:val="nil"/>
+              <w:right w:val="nil"/>
+              <w:between w:val="nil"/>
+            </w:pBdr>
+            <w:tabs>
+              <w:tab w:val="center" w:pos="4252"/>
+              <w:tab w:val="right" w:pos="8504"/>
+            </w:tabs>
+            <w:jc w:val="center"/>
+            <w:rPr>
+              <w:color w:val="000000"/>
+              <w:sz w:val="14"/>
+              <w:szCs w:val="14"/>
+            </w:rPr>
+          </w:pPr>
+          <w:r>
+            <w:rPr>
+              <w:noProof/>
+              <w:color w:val="000000"/>
+              <w:sz w:val="14"/>
+              <w:szCs w:val="14"/>
+              <w:lang w:val="es-CO"/>
+            </w:rPr>
+            <w:drawing>
+              <wp:inline distT="0" distB="0" distL="0" distR="0">
+                <wp:extent cx="1080000" cy="828675"/>
+                <wp:effectExtent l="0" t="0" r="0" b="0"/>
+                <wp:docPr id="4" name="image1.jpg" descr="escudo"/>
+                <wp:cNvGraphicFramePr/>
+                <a:graphic xmlns:a="http://schemas.openxmlformats.org/drawingml/2006/main">
+                  <a:graphicData uri="http://schemas.openxmlformats.org/drawingml/2006/picture">
+                    <pic:pic xmlns:pic="http://schemas.openxmlformats.org/drawingml/2006/picture">
+                      <pic:nvPicPr>
+                        <pic:cNvPr id="0" name="image1.jpg" descr="escudo"/>
+                        <pic:cNvPicPr preferRelativeResize="0"/>
+                      </pic:nvPicPr>
+                      <pic:blipFill>
+                        <a:blip r:embed="rId1"/>
+                        <a:srcRect/>
+                        <a:stretch>
+                          <a:fillRect/>
+                        </a:stretch>
+                      </pic:blipFill>
+                      <pic:spPr>
+                        <a:xfrm>
+                          <a:off x="0" y="0"/>
+                          <a:ext cx="1080000" cy="828675"/>
+                        </a:xfrm>
+                        <a:prstGeom prst="rect">
+                          <a:avLst/>
+                        </a:prstGeom>
+                        <a:ln/>
+                      </pic:spPr>
+                    </pic:pic>
+                  </a:graphicData>
+                </a:graphic>
+              </wp:inline>
+            </w:drawing>
+          </w:r>
+        </w:p>
+        <w:p>
+          <w:pPr>
+            <w:tabs>
+              <w:tab w:val="center" w:pos="4320"/>
+              <w:tab w:val="right" w:pos="8640"/>
+            </w:tabs>
+            <w:jc w:val="center"/>
+            <w:rPr>
+              <w:rFonts w:ascii="Arial" w:eastAsia="Arial" w:hAnsi="Arial" w:cs="Arial"/>
+              <w:sz w:val="14"/>
+              <w:szCs w:val="14"/>
+            </w:rPr>
+          </w:pPr>
+        </w:p>
+        <w:p>
+          <w:pPr>
+            <w:tabs>
+              <w:tab w:val="center" w:pos="4320"/>
+              <w:tab w:val="right" w:pos="8640"/>
+            </w:tabs>
+            <w:jc w:val="center"/>
+            <w:rPr>
+              <w:rFonts w:ascii="Arial" w:eastAsia="Arial" w:hAnsi="Arial" w:cs="Arial"/>
+              <w:sz w:val="16"/>
+              <w:szCs w:val="16"/>
+            </w:rPr>
+          </w:pPr>
+          <w:r>
+            <w:rPr>
+              <w:rFonts w:ascii="Arial" w:eastAsia="Arial" w:hAnsi="Arial" w:cs="Arial"/>
+              <w:sz w:val="16"/>
+              <w:szCs w:val="16"/>
+            </w:rPr>
+            <w:t>GESTIÓN JURÍDICO ADMINISTRATIVA</w:t>
+          </w:r>
+        </w:p>
+        <w:p>
+          <w:pPr>
+            <w:pBdr>
+              <w:top w:val="nil"/>
+              <w:left w:val="nil"/>
+              <w:bottom w:val="nil"/>
+              <w:right w:val="nil"/>
+              <w:between w:val="nil"/>
+            </w:pBdr>
+            <w:tabs>
+              <w:tab w:val="center" w:pos="4252"/>
+              <w:tab w:val="right" w:pos="8504"/>
+            </w:tabs>
+            <w:jc w:val="center"/>
+            <w:rPr>
+              <w:rFonts w:ascii="Arial" w:eastAsia="Arial" w:hAnsi="Arial" w:cs="Arial"/>
+              <w:color w:val="000000"/>
+              <w:sz w:val="14"/>
+              <w:szCs w:val="14"/>
+            </w:rPr>
+          </w:pPr>
+          <w:r>
+            <w:rPr>
+              <w:rFonts w:ascii="Arial" w:eastAsia="Arial" w:hAnsi="Arial" w:cs="Arial"/>
+              <w:color w:val="000000"/>
+              <w:sz w:val="16"/>
+              <w:szCs w:val="16"/>
+            </w:rPr>
+            <w:t>GESTIÓN CONTRACTUAL</w:t>
+          </w:r>
+        </w:p>
+      </w:tc>
+      <w:tc>
+        <w:tcPr>
+          <w:tcW w:w="4139" w:type="dxa"/>
+          <w:vMerge w:val="restart"/>
+          <w:vAlign w:val="center"/>
+        </w:tcPr>
+        <w:p>
+          <w:pPr>
+            <w:pBdr>
+              <w:top w:val="nil"/>
+              <w:left w:val="nil"/>
+              <w:bottom w:val="nil"/>
+              <w:right w:val="nil"/>
+              <w:between w:val="nil"/>
+            </w:pBdr>
+            <w:tabs>
+              <w:tab w:val="center" w:pos="4252"/>
+              <w:tab w:val="right" w:pos="8504"/>
+            </w:tabs>
+            <w:jc w:val="center"/>
+            <w:rPr>
+              <w:rFonts w:ascii="Arial" w:eastAsia="Arial" w:hAnsi="Arial" w:cs="Arial"/>
+              <w:color w:val="000000"/>
+            </w:rPr>
+          </w:pPr>
+          <w:r>
+            <w:rPr>
+              <w:rFonts w:ascii="Arial" w:eastAsia="Arial" w:hAnsi="Arial" w:cs="Arial"/>
+              <w:color w:val="000000"/>
+            </w:rPr>
+            <w:t>MODELO INTEGRADO DE PLANEACIÓN Y GESTIÓN</w:t>
+          </w:r>
+        </w:p>
+        <w:p>
+          <w:pPr>
+            <w:pBdr>
+              <w:top w:val="nil"/>
+              <w:left w:val="nil"/>
+              <w:bottom w:val="nil"/>
+              <w:right w:val="nil"/>
+              <w:between w:val="nil"/>
+            </w:pBdr>
+            <w:tabs>
+              <w:tab w:val="center" w:pos="4252"/>
+              <w:tab w:val="right" w:pos="8504"/>
+            </w:tabs>
+            <w:jc w:val="center"/>
+            <w:rPr>
+              <w:rFonts w:ascii="Arial" w:eastAsia="Arial" w:hAnsi="Arial" w:cs="Arial"/>
+              <w:color w:val="000000"/>
+            </w:rPr>
+          </w:pPr>
+          <w:r>
+            <w:rPr>
+              <w:rFonts w:ascii="Arial" w:eastAsia="Arial" w:hAnsi="Arial" w:cs="Arial"/>
+              <w:color w:val="000000"/>
+            </w:rPr>
+            <w:t>(MIPG)</w:t>
+          </w:r>
+        </w:p>
+        <w:p>
+          <w:pPr>
+            <w:pBdr>
+              <w:top w:val="nil"/>
+              <w:left w:val="nil"/>
+              <w:bottom w:val="nil"/>
+              <w:right w:val="nil"/>
+              <w:between w:val="nil"/>
+            </w:pBdr>
+            <w:tabs>
+              <w:tab w:val="center" w:pos="4252"/>
+              <w:tab w:val="right" w:pos="8504"/>
+            </w:tabs>
+            <w:jc w:val="center"/>
+            <w:rPr>
+              <w:rFonts w:ascii="Arial" w:eastAsia="Arial" w:hAnsi="Arial" w:cs="Arial"/>
+              <w:color w:val="000000"/>
+            </w:rPr>
+          </w:pPr>
+        </w:p>
+        <w:p>
+          <w:pPr>
+            <w:pBdr>
+              <w:top w:val="nil"/>
+              <w:left w:val="nil"/>
+              <w:bottom w:val="nil"/>
+              <w:right w:val="nil"/>
+              <w:between w:val="nil"/>
+            </w:pBdr>
+            <w:tabs>
+              <w:tab w:val="center" w:pos="4252"/>
+              <w:tab w:val="right" w:pos="8504"/>
+            </w:tabs>
+            <w:jc w:val="center"/>
+            <w:rPr>
+              <w:rFonts w:ascii="Arial" w:eastAsia="Arial" w:hAnsi="Arial" w:cs="Arial"/>
+              <w:color w:val="000000"/>
+            </w:rPr>
+          </w:pPr>
+        </w:p>
+        <w:p>
+          <w:pPr>
+            <w:pBdr>
+              <w:top w:val="nil"/>
+              <w:left w:val="nil"/>
+              <w:bottom w:val="nil"/>
+              <w:right w:val="nil"/>
+              <w:between w:val="nil"/>
+            </w:pBdr>
+            <w:tabs>
+              <w:tab w:val="center" w:pos="4252"/>
+              <w:tab w:val="right" w:pos="8504"/>
+            </w:tabs>
+            <w:jc w:val="center"/>
+            <w:rPr>
+              <w:rFonts w:ascii="Arial" w:eastAsia="Arial" w:hAnsi="Arial" w:cs="Arial"/>
+              <w:color w:val="000000"/>
+              <w:sz w:val="24"/>
+              <w:szCs w:val="24"/>
+            </w:rPr>
+          </w:pPr>
+          <w:r>
+            <w:rPr>
+              <w:rFonts w:ascii="Arial" w:eastAsia="Arial" w:hAnsi="Arial" w:cs="Arial"/>
+              <w:color w:val="000000"/>
+              <w:sz w:val="24"/>
+              <w:szCs w:val="24"/>
+            </w:rPr>
+            <w:t>DESIGNACIÓN DE SUPERVISIÓN</w:t>
+          </w:r>
+        </w:p>
+      </w:tc>
+      <w:tc>
+        <w:tcPr>
+          <w:tcW w:w="2665" w:type="dxa"/>
+          <w:gridSpan w:val="2"/>
+          <w:vAlign w:val="center"/>
+        </w:tcPr>
+        <w:p>
+          <w:pPr>
+            <w:jc w:val="center"/>
+            <w:rPr>
+              <w:rFonts w:ascii="Arial" w:eastAsia="Arial" w:hAnsi="Arial" w:cs="Arial"/>
+              <w:color w:val="FF0000"/>
+              <w:sz w:val="18"/>
+              <w:szCs w:val="18"/>
+            </w:rPr>
+          </w:pPr>
+          <w:r>
+            <w:rPr>
+              <w:rFonts w:ascii="Arial" w:eastAsia="Arial" w:hAnsi="Arial" w:cs="Arial"/>
+              <w:color w:val="000000"/>
+              <w:highlight w:val="white"/>
+            </w:rPr>
+            <w:t>MAJA01.04.03.P002.F001</w:t>
+          </w:r>
+        </w:p>
+      </w:tc>
+    </w:tr>
+    <w:tr>
+      <w:trPr>
+        <w:trHeight w:val="483"/>
+      </w:trPr>
+      <w:tc>
+        <w:tcPr>
+          <w:tcW w:w="2836" w:type="dxa"/>
+          <w:vMerge/>
+          <w:vAlign w:val="center"/>
+        </w:tcPr>
+        <w:p>
+          <w:pPr>
+            <w:widowControl w:val="0"/>
+            <w:pBdr>
+              <w:top w:val="nil"/>
+              <w:left w:val="nil"/>
+              <w:bottom w:val="nil"/>
+              <w:right w:val="nil"/>
+              <w:between w:val="nil"/>
+            </w:pBdr>
+            <w:spacing w:line="276" w:lineRule="auto"/>
+            <w:rPr>
+              <w:rFonts w:ascii="Arial" w:eastAsia="Arial" w:hAnsi="Arial" w:cs="Arial"/>
+              <w:color w:val="FF0000"/>
+              <w:sz w:val="18"/>
+              <w:szCs w:val="18"/>
+            </w:rPr>
+          </w:pPr>
+        </w:p>
+      </w:tc>
+      <w:tc>
+        <w:tcPr>
+          <w:tcW w:w="4139" w:type="dxa"/>
+          <w:vMerge/>
+          <w:vAlign w:val="center"/>
+        </w:tcPr>
+        <w:p>
+          <w:pPr>
+            <w:widowControl w:val="0"/>
+            <w:pBdr>
+              <w:top w:val="nil"/>
+              <w:left w:val="nil"/>
+              <w:bottom w:val="nil"/>
+              <w:right w:val="nil"/>
+              <w:between w:val="nil"/>
+            </w:pBdr>
+            <w:spacing w:line="276" w:lineRule="auto"/>
+            <w:rPr>
+              <w:rFonts w:ascii="Arial" w:eastAsia="Arial" w:hAnsi="Arial" w:cs="Arial"/>
+              <w:color w:val="FF0000"/>
+              <w:sz w:val="18"/>
+              <w:szCs w:val="18"/>
+            </w:rPr>
+          </w:pPr>
+        </w:p>
+      </w:tc>
+      <w:tc>
+        <w:tcPr>
+          <w:tcW w:w="1389" w:type="dxa"/>
+          <w:vAlign w:val="center"/>
+        </w:tcPr>
+        <w:p>
+          <w:pPr>
+            <w:pBdr>
+              <w:top w:val="nil"/>
+              <w:left w:val="nil"/>
+              <w:bottom w:val="nil"/>
+              <w:right w:val="nil"/>
+              <w:between w:val="nil"/>
+            </w:pBdr>
+            <w:tabs>
+              <w:tab w:val="center" w:pos="4252"/>
+              <w:tab w:val="right" w:pos="8504"/>
+            </w:tabs>
+            <w:jc w:val="center"/>
+            <w:rPr>
+              <w:rFonts w:ascii="Arial" w:eastAsia="Arial" w:hAnsi="Arial" w:cs="Arial"/>
+              <w:color w:val="000000"/>
+              <w:sz w:val="16"/>
+              <w:szCs w:val="16"/>
+            </w:rPr>
+          </w:pPr>
+          <w:r>
+            <w:rPr>
+              <w:rFonts w:ascii="Arial" w:eastAsia="Arial" w:hAnsi="Arial" w:cs="Arial"/>
+              <w:color w:val="000000"/>
+              <w:sz w:val="16"/>
+              <w:szCs w:val="16"/>
+            </w:rPr>
+            <w:t>VERSIÓN</w:t>
+          </w:r>
+        </w:p>
+      </w:tc>
+      <w:tc>
+        <w:tcPr>
+          <w:tcW w:w="1276" w:type="dxa"/>
+          <w:vAlign w:val="center"/>
+        </w:tcPr>
+        <w:p>
+          <w:pPr>
+            <w:pBdr>
+              <w:top w:val="nil"/>
+              <w:left w:val="nil"/>
+              <w:bottom w:val="nil"/>
+              <w:right w:val="nil"/>
+              <w:between w:val="nil"/>
+            </w:pBdr>
+            <w:tabs>
+              <w:tab w:val="center" w:pos="4252"/>
+              <w:tab w:val="right" w:pos="8504"/>
+            </w:tabs>
+            <w:jc w:val="center"/>
+            <w:rPr>
+              <w:rFonts w:ascii="Arial" w:eastAsia="Arial" w:hAnsi="Arial" w:cs="Arial"/>
+              <w:color w:val="000000"/>
+              <w:sz w:val="16"/>
+              <w:szCs w:val="16"/>
+            </w:rPr>
+          </w:pPr>
+          <w:r>
+            <w:rPr>
+              <w:rFonts w:ascii="Arial" w:eastAsia="Arial" w:hAnsi="Arial" w:cs="Arial"/>
+              <w:color w:val="000000"/>
+              <w:sz w:val="16"/>
+              <w:szCs w:val="16"/>
+            </w:rPr>
+            <w:t>005</w:t>
+          </w:r>
+        </w:p>
+      </w:tc>
+    </w:tr>
+  </w:tbl>
+  <w:p>
+    <w:pPr>
+      <w:pBdr>
+        <w:top w:val="nil"/>
+        <w:left w:val="nil"/>
+        <w:bottom w:val="nil"/>
+        <w:right w:val="nil"/>
+        <w:between w:val="nil"/>
+      </w:pBdr>
+      <w:tabs>
+        <w:tab w:val="center" w:pos="4252"/>
+        <w:tab w:val="right" w:pos="8504"/>
+      </w:tabs>
+      <w:rPr>
+        <w:color w:val="000000"/>
+      </w:rPr>
+    </w:pPr>
+  </w:p>
+</w:hdr>
+</file>
+
 <file path=word/numbering.xml><?xml version="1.0" encoding="utf-8"?>
 <w:numbering xmlns:wpc="http://schemas.microsoft.com/office/word/2010/wordprocessingCanvas" xmlns:mc="http://schemas.openxmlformats.org/markup-compatibility/2006" xmlns:o="urn:schemas-microsoft-com:office:office" xmlns:r="http://schemas.openxmlformats.org/officeDocument/2006/relationships" xmlns:m="http://schemas.openxmlformats.org/officeDocument/2006/math" xmlns:v="urn:schemas-microsoft-com:vml" xmlns:wp14="http://schemas.microsoft.com/office/word/2010/wordprocessingDrawing" xmlns:wp="http://schemas.openxmlformats.org/drawingml/2006/wordprocessingDrawing" xmlns:w10="urn:schemas-microsoft-com:office:word" xmlns:w="http://schemas.openxmlformats.org/wordprocessingml/2006/main" xmlns:w14="http://schemas.microsoft.com/office/word/2010/wordml" xmlns:wpg="http://schemas.microsoft.com/office/word/2010/wordprocessingGroup" xmlns:wpi="http://schemas.microsoft.com/office/word/2010/wordprocessingInk" xmlns:wne="http://schemas.microsoft.com/office/word/2006/wordml" xmlns:wps="http://schemas.microsoft.com/office/word/2010/wordprocessingShape" mc:Ignorable="w14 wp14">
   <w:abstractNum w:abstractNumId="0">
-    <w:nsid w:val="01216FA6"/>
+    <w:nsid w:val="036D2CAF"/>
     <w:multiLevelType w:val="multilevel"/>
-    <w:tmpl w:val="252A4026"/>
+    <w:tmpl w:val="016245AC"/>
     <w:lvl w:ilvl="0">
       <w:start w:val="1"/>
-      <w:numFmt w:val="lowerLetter"/>
-      <w:lvlText w:val="%1."/>
-      <w:lvlJc w:val="left"/>
-      <w:pPr>
-        <w:ind w:left="720" w:hanging="360"/>
-      </w:pPr>
-    </w:lvl>
-    <w:lvl w:ilvl="1">
-      <w:start w:val="1"/>
-      <w:numFmt w:val="lowerLetter"/>
-      <w:lvlText w:val="%2."/>
-      <w:lvlJc w:val="left"/>
-      <w:pPr>
-        <w:ind w:left="1440" w:hanging="360"/>
-      </w:pPr>
-    </w:lvl>
-    <w:lvl w:ilvl="2">
-      <w:start w:val="1"/>
-      <w:numFmt w:val="lowerRoman"/>
-      <w:lvlText w:val="%3."/>
-      <w:lvlJc w:val="right"/>
-      <w:pPr>
-        <w:ind w:left="2160" w:hanging="180"/>
-      </w:pPr>
-    </w:lvl>
-    <w:lvl w:ilvl="3">
-      <w:start w:val="1"/>
-      <w:numFmt w:val="decimal"/>
-      <w:lvlText w:val="%4."/>
-      <w:lvlJc w:val="left"/>
-      <w:pPr>
-        <w:ind w:left="2880" w:hanging="360"/>
-      </w:pPr>
-    </w:lvl>
-    <w:lvl w:ilvl="4">
-      <w:start w:val="1"/>
-      <w:numFmt w:val="lowerLetter"/>
-      <w:lvlText w:val="%5."/>
-      <w:lvlJc w:val="left"/>
-      <w:pPr>
-        <w:ind w:left="3600" w:hanging="360"/>
-      </w:pPr>
-    </w:lvl>
-    <w:lvl w:ilvl="5">
-      <w:start w:val="1"/>
-      <w:numFmt w:val="lowerRoman"/>
-      <w:lvlText w:val="%6."/>
-      <w:lvlJc w:val="right"/>
-      <w:pPr>
-        <w:ind w:left="4320" w:hanging="180"/>
-      </w:pPr>
-    </w:lvl>
-    <w:lvl w:ilvl="6">
-      <w:start w:val="1"/>
-      <w:numFmt w:val="decimal"/>
-      <w:lvlText w:val="%7."/>
-      <w:lvlJc w:val="left"/>
-      <w:pPr>
-        <w:ind w:left="5040" w:hanging="360"/>
-      </w:pPr>
-    </w:lvl>
-    <w:lvl w:ilvl="7">
-      <w:start w:val="1"/>
-      <w:numFmt w:val="lowerLetter"/>
-      <w:lvlText w:val="%8."/>
-      <w:lvlJc w:val="left"/>
-      <w:pPr>
-        <w:ind w:left="5760" w:hanging="360"/>
-      </w:pPr>
-    </w:lvl>
-    <w:lvl w:ilvl="8">
-      <w:start w:val="1"/>
-      <w:numFmt w:val="lowerRoman"/>
-      <w:lvlText w:val="%9."/>
-      <w:lvlJc w:val="right"/>
-      <w:pPr>
-        <w:ind w:left="6480" w:hanging="180"/>
-      </w:pPr>
-    </w:lvl>
-  </w:abstractNum>
-  <w:abstractNum w:abstractNumId="1">
-    <w:nsid w:val="184C3E47"/>
-    <w:multiLevelType w:val="hybridMultilevel"/>
-    <w:tmpl w:val="E7CCFA8A"/>
-    <w:lvl w:ilvl="0" w:tplc="240A0001">
-      <w:start w:val="1"/>
-      <w:numFmt w:val="bullet"/>
-      <w:lvlText w:val=""/>
-      <w:lvlJc w:val="left"/>
-      <w:pPr>
-        <w:ind w:left="720" w:hanging="360"/>
-      </w:pPr>
-      <w:rPr>
-        <w:rFonts w:ascii="Symbol" w:hAnsi="Symbol" w:hint="default"/>
-      </w:rPr>
-    </w:lvl>
-    <w:lvl w:ilvl="1" w:tplc="240A0003" w:tentative="1">
-      <w:start w:val="1"/>
-      <w:numFmt w:val="bullet"/>
-      <w:lvlText w:val="o"/>
-      <w:lvlJc w:val="left"/>
-      <w:pPr>
-        <w:ind w:left="1440" w:hanging="360"/>
-      </w:pPr>
-      <w:rPr>
-        <w:rFonts w:ascii="Courier New" w:hAnsi="Courier New" w:cs="Courier New" w:hint="default"/>
-      </w:rPr>
-    </w:lvl>
-    <w:lvl w:ilvl="2" w:tplc="240A0005" w:tentative="1">
-      <w:start w:val="1"/>
-      <w:numFmt w:val="bullet"/>
-      <w:lvlText w:val=""/>
-      <w:lvlJc w:val="left"/>
-      <w:pPr>
-        <w:ind w:left="2160" w:hanging="360"/>
-      </w:pPr>
-      <w:rPr>
-        <w:rFonts w:ascii="Wingdings" w:hAnsi="Wingdings" w:hint="default"/>
-      </w:rPr>
-    </w:lvl>
-    <w:lvl w:ilvl="3" w:tplc="240A0001" w:tentative="1">
-      <w:start w:val="1"/>
-      <w:numFmt w:val="bullet"/>
-      <w:lvlText w:val=""/>
-      <w:lvlJc w:val="left"/>
-      <w:pPr>
-        <w:ind w:left="2880" w:hanging="360"/>
-      </w:pPr>
-      <w:rPr>
-        <w:rFonts w:ascii="Symbol" w:hAnsi="Symbol" w:hint="default"/>
-      </w:rPr>
-    </w:lvl>
-    <w:lvl w:ilvl="4" w:tplc="240A0003" w:tentative="1">
-      <w:start w:val="1"/>
-      <w:numFmt w:val="bullet"/>
-      <w:lvlText w:val="o"/>
-      <w:lvlJc w:val="left"/>
-      <w:pPr>
-        <w:ind w:left="3600" w:hanging="360"/>
-      </w:pPr>
-      <w:rPr>
-        <w:rFonts w:ascii="Courier New" w:hAnsi="Courier New" w:cs="Courier New" w:hint="default"/>
-      </w:rPr>
-    </w:lvl>
-    <w:lvl w:ilvl="5" w:tplc="240A0005" w:tentative="1">
-      <w:start w:val="1"/>
-      <w:numFmt w:val="bullet"/>
-      <w:lvlText w:val=""/>
-      <w:lvlJc w:val="left"/>
-      <w:pPr>
-        <w:ind w:left="4320" w:hanging="360"/>
-      </w:pPr>
-      <w:rPr>
-        <w:rFonts w:ascii="Wingdings" w:hAnsi="Wingdings" w:hint="default"/>
-      </w:rPr>
-    </w:lvl>
-    <w:lvl w:ilvl="6" w:tplc="240A0001" w:tentative="1">
-      <w:start w:val="1"/>
-      <w:numFmt w:val="bullet"/>
-      <w:lvlText w:val=""/>
-      <w:lvlJc w:val="left"/>
-      <w:pPr>
-        <w:ind w:left="5040" w:hanging="360"/>
-      </w:pPr>
-      <w:rPr>
-        <w:rFonts w:ascii="Symbol" w:hAnsi="Symbol" w:hint="default"/>
-      </w:rPr>
-    </w:lvl>
-    <w:lvl w:ilvl="7" w:tplc="240A0003" w:tentative="1">
-      <w:start w:val="1"/>
-      <w:numFmt w:val="bullet"/>
-      <w:lvlText w:val="o"/>
-      <w:lvlJc w:val="left"/>
-      <w:pPr>
-        <w:ind w:left="5760" w:hanging="360"/>
-      </w:pPr>
-      <w:rPr>
-        <w:rFonts w:ascii="Courier New" w:hAnsi="Courier New" w:cs="Courier New" w:hint="default"/>
-      </w:rPr>
-    </w:lvl>
-    <w:lvl w:ilvl="8" w:tplc="240A0005" w:tentative="1">
-      <w:start w:val="1"/>
-      <w:numFmt w:val="bullet"/>
-      <w:lvlText w:val=""/>
-      <w:lvlJc w:val="left"/>
-      <w:pPr>
-        <w:ind w:left="6480" w:hanging="360"/>
-      </w:pPr>
-      <w:rPr>
-        <w:rFonts w:ascii="Wingdings" w:hAnsi="Wingdings" w:hint="default"/>
-      </w:rPr>
-    </w:lvl>
-  </w:abstractNum>
-  <w:abstractNum w:abstractNumId="2">
-    <w:nsid w:val="1F6A619D"/>
-    <w:multiLevelType w:val="multilevel"/>
-    <w:tmpl w:val="18BAF072"/>
-    <w:lvl w:ilvl="0">
-      <w:start w:val="1"/>
-      <w:numFmt w:val="lowerLetter"/>
-      <w:lvlText w:val="%1."/>
-      <w:lvlJc w:val="left"/>
-      <w:pPr>
-        <w:ind w:left="720" w:hanging="360"/>
-      </w:pPr>
-    </w:lvl>
-    <w:lvl w:ilvl="1">
-      <w:start w:val="1"/>
-      <w:numFmt w:val="lowerLetter"/>
-      <w:lvlText w:val="%2."/>
-      <w:lvlJc w:val="left"/>
-      <w:pPr>
-        <w:ind w:left="1440" w:hanging="360"/>
-      </w:pPr>
-    </w:lvl>
-    <w:lvl w:ilvl="2">
-      <w:start w:val="1"/>
-      <w:numFmt w:val="lowerRoman"/>
-      <w:lvlText w:val="%3."/>
-      <w:lvlJc w:val="right"/>
-      <w:pPr>
-        <w:ind w:left="2160" w:hanging="180"/>
-      </w:pPr>
-    </w:lvl>
-    <w:lvl w:ilvl="3">
-      <w:start w:val="1"/>
-      <w:numFmt w:val="decimal"/>
-      <w:lvlText w:val="%4."/>
-      <w:lvlJc w:val="left"/>
-      <w:pPr>
-        <w:ind w:left="2880" w:hanging="360"/>
-      </w:pPr>
-    </w:lvl>
-    <w:lvl w:ilvl="4">
-      <w:start w:val="1"/>
-      <w:numFmt w:val="lowerLetter"/>
-      <w:lvlText w:val="%5."/>
-      <w:lvlJc w:val="left"/>
-      <w:pPr>
-        <w:ind w:left="3600" w:hanging="360"/>
-      </w:pPr>
-    </w:lvl>
-    <w:lvl w:ilvl="5">
-      <w:start w:val="1"/>
-      <w:numFmt w:val="lowerRoman"/>
-      <w:lvlText w:val="%6."/>
-      <w:lvlJc w:val="right"/>
-      <w:pPr>
-        <w:ind w:left="4320" w:hanging="180"/>
-      </w:pPr>
-    </w:lvl>
-    <w:lvl w:ilvl="6">
-      <w:start w:val="1"/>
-      <w:numFmt w:val="decimal"/>
-      <w:lvlText w:val="%7."/>
-      <w:lvlJc w:val="left"/>
-      <w:pPr>
-        <w:ind w:left="5040" w:hanging="360"/>
-      </w:pPr>
-    </w:lvl>
-    <w:lvl w:ilvl="7">
-      <w:start w:val="1"/>
-      <w:numFmt w:val="lowerLetter"/>
-      <w:lvlText w:val="%8."/>
-      <w:lvlJc w:val="left"/>
-      <w:pPr>
-        <w:ind w:left="5760" w:hanging="360"/>
-      </w:pPr>
-    </w:lvl>
-    <w:lvl w:ilvl="8">
-      <w:start w:val="1"/>
-      <w:numFmt w:val="lowerRoman"/>
-      <w:lvlText w:val="%9."/>
-      <w:lvlJc w:val="right"/>
-      <w:pPr>
-        <w:ind w:left="6480" w:hanging="180"/>
-      </w:pPr>
-    </w:lvl>
-  </w:abstractNum>
-  <w:abstractNum w:abstractNumId="3">
-    <w:nsid w:val="205046D1"/>
-    <w:multiLevelType w:val="hybridMultilevel"/>
-    <w:tmpl w:val="EB861422"/>
-    <w:lvl w:ilvl="0" w:tplc="8158ADEE">
-      <w:start w:val="1"/>
-      <w:numFmt w:val="bullet"/>
-      <w:lvlText w:val=""/>
-      <w:lvlJc w:val="left"/>
-      <w:pPr>
-        <w:ind w:left="1112" w:hanging="360"/>
-      </w:pPr>
-      <w:rPr>
-        <w:rFonts w:ascii="Symbol" w:hAnsi="Symbol" w:hint="default"/>
-      </w:rPr>
-    </w:lvl>
-    <w:lvl w:ilvl="1" w:tplc="240A0003" w:tentative="1">
-      <w:start w:val="1"/>
-      <w:numFmt w:val="bullet"/>
-      <w:lvlText w:val="o"/>
-      <w:lvlJc w:val="left"/>
-      <w:pPr>
-        <w:ind w:left="1832" w:hanging="360"/>
-      </w:pPr>
-      <w:rPr>
-        <w:rFonts w:ascii="Courier New" w:hAnsi="Courier New" w:cs="Courier New" w:hint="default"/>
-      </w:rPr>
-    </w:lvl>
-    <w:lvl w:ilvl="2" w:tplc="240A0005" w:tentative="1">
-      <w:start w:val="1"/>
-      <w:numFmt w:val="bullet"/>
-      <w:lvlText w:val=""/>
-      <w:lvlJc w:val="left"/>
-      <w:pPr>
-        <w:ind w:left="2552" w:hanging="360"/>
-      </w:pPr>
-      <w:rPr>
-        <w:rFonts w:ascii="Wingdings" w:hAnsi="Wingdings" w:hint="default"/>
-      </w:rPr>
-    </w:lvl>
-    <w:lvl w:ilvl="3" w:tplc="240A0001" w:tentative="1">
-      <w:start w:val="1"/>
-      <w:numFmt w:val="bullet"/>
-      <w:lvlText w:val=""/>
-      <w:lvlJc w:val="left"/>
-      <w:pPr>
-        <w:ind w:left="3272" w:hanging="360"/>
-      </w:pPr>
-      <w:rPr>
-        <w:rFonts w:ascii="Symbol" w:hAnsi="Symbol" w:hint="default"/>
-      </w:rPr>
-    </w:lvl>
-    <w:lvl w:ilvl="4" w:tplc="240A0003" w:tentative="1">
-      <w:start w:val="1"/>
-      <w:numFmt w:val="bullet"/>
-      <w:lvlText w:val="o"/>
-      <w:lvlJc w:val="left"/>
-      <w:pPr>
-        <w:ind w:left="3992" w:hanging="360"/>
-      </w:pPr>
-      <w:rPr>
-        <w:rFonts w:ascii="Courier New" w:hAnsi="Courier New" w:cs="Courier New" w:hint="default"/>
-      </w:rPr>
-    </w:lvl>
-    <w:lvl w:ilvl="5" w:tplc="240A0005" w:tentative="1">
-      <w:start w:val="1"/>
-      <w:numFmt w:val="bullet"/>
-      <w:lvlText w:val=""/>
-      <w:lvlJc w:val="left"/>
-      <w:pPr>
-        <w:ind w:left="4712" w:hanging="360"/>
-      </w:pPr>
-      <w:rPr>
-        <w:rFonts w:ascii="Wingdings" w:hAnsi="Wingdings" w:hint="default"/>
-      </w:rPr>
-    </w:lvl>
-    <w:lvl w:ilvl="6" w:tplc="240A0001" w:tentative="1">
-      <w:start w:val="1"/>
-      <w:numFmt w:val="bullet"/>
-      <w:lvlText w:val=""/>
-      <w:lvlJc w:val="left"/>
-      <w:pPr>
-        <w:ind w:left="5432" w:hanging="360"/>
-      </w:pPr>
-      <w:rPr>
-        <w:rFonts w:ascii="Symbol" w:hAnsi="Symbol" w:hint="default"/>
-      </w:rPr>
-    </w:lvl>
-    <w:lvl w:ilvl="7" w:tplc="240A0003" w:tentative="1">
-      <w:start w:val="1"/>
-      <w:numFmt w:val="bullet"/>
-      <w:lvlText w:val="o"/>
-      <w:lvlJc w:val="left"/>
-      <w:pPr>
-        <w:ind w:left="6152" w:hanging="360"/>
-      </w:pPr>
-      <w:rPr>
-        <w:rFonts w:ascii="Courier New" w:hAnsi="Courier New" w:cs="Courier New" w:hint="default"/>
-      </w:rPr>
-    </w:lvl>
-    <w:lvl w:ilvl="8" w:tplc="240A0005" w:tentative="1">
-      <w:start w:val="1"/>
-      <w:numFmt w:val="bullet"/>
-      <w:lvlText w:val=""/>
-      <w:lvlJc w:val="left"/>
-      <w:pPr>
-        <w:ind w:left="6872" w:hanging="360"/>
-      </w:pPr>
-      <w:rPr>
-        <w:rFonts w:ascii="Wingdings" w:hAnsi="Wingdings" w:hint="default"/>
-      </w:rPr>
-    </w:lvl>
-  </w:abstractNum>
-  <w:abstractNum w:abstractNumId="4">
-    <w:nsid w:val="206031D5"/>
-    <w:multiLevelType w:val="multilevel"/>
-    <w:tmpl w:val="FB78F364"/>
-    <w:lvl w:ilvl="0">
-      <w:start w:val="1"/>
-      <w:numFmt w:val="lowerLetter"/>
-      <w:lvlText w:val="%1."/>
-      <w:lvlJc w:val="left"/>
-      <w:pPr>
-        <w:ind w:left="720" w:hanging="360"/>
-      </w:pPr>
-    </w:lvl>
-    <w:lvl w:ilvl="1">
-      <w:start w:val="1"/>
-      <w:numFmt w:val="lowerLetter"/>
-      <w:lvlText w:val="%2."/>
-      <w:lvlJc w:val="left"/>
-      <w:pPr>
-        <w:ind w:left="1440" w:hanging="360"/>
-      </w:pPr>
-    </w:lvl>
-    <w:lvl w:ilvl="2">
-      <w:start w:val="1"/>
-      <w:numFmt w:val="lowerRoman"/>
-      <w:lvlText w:val="%3."/>
-      <w:lvlJc w:val="right"/>
-      <w:pPr>
-        <w:ind w:left="2160" w:hanging="180"/>
-      </w:pPr>
-    </w:lvl>
-    <w:lvl w:ilvl="3">
-      <w:start w:val="1"/>
-      <w:numFmt w:val="decimal"/>
-      <w:lvlText w:val="%4."/>
-      <w:lvlJc w:val="left"/>
-      <w:pPr>
-        <w:ind w:left="2880" w:hanging="360"/>
-      </w:pPr>
-    </w:lvl>
-    <w:lvl w:ilvl="4">
-      <w:start w:val="1"/>
-      <w:numFmt w:val="lowerLetter"/>
-      <w:lvlText w:val="%5."/>
-      <w:lvlJc w:val="left"/>
-      <w:pPr>
-        <w:ind w:left="3600" w:hanging="360"/>
-      </w:pPr>
-    </w:lvl>
-    <w:lvl w:ilvl="5">
-      <w:start w:val="1"/>
-      <w:numFmt w:val="lowerRoman"/>
-      <w:lvlText w:val="%6."/>
-      <w:lvlJc w:val="right"/>
-      <w:pPr>
-        <w:ind w:left="4320" w:hanging="180"/>
-      </w:pPr>
-    </w:lvl>
-    <w:lvl w:ilvl="6">
-      <w:start w:val="1"/>
-      <w:numFmt w:val="decimal"/>
-      <w:lvlText w:val="%7."/>
-      <w:lvlJc w:val="left"/>
-      <w:pPr>
-        <w:ind w:left="5040" w:hanging="360"/>
-      </w:pPr>
-    </w:lvl>
-    <w:lvl w:ilvl="7">
-      <w:start w:val="1"/>
-      <w:numFmt w:val="lowerLetter"/>
-      <w:lvlText w:val="%8."/>
-      <w:lvlJc w:val="left"/>
-      <w:pPr>
-        <w:ind w:left="5760" w:hanging="360"/>
-      </w:pPr>
-    </w:lvl>
-    <w:lvl w:ilvl="8">
-      <w:start w:val="1"/>
-      <w:numFmt w:val="lowerRoman"/>
-      <w:lvlText w:val="%9."/>
-      <w:lvlJc w:val="right"/>
-      <w:pPr>
-        <w:ind w:left="6480" w:hanging="180"/>
-      </w:pPr>
-    </w:lvl>
-  </w:abstractNum>
-  <w:abstractNum w:abstractNumId="5">
-    <w:nsid w:val="244C2D5B"/>
-    <w:multiLevelType w:val="hybridMultilevel"/>
-    <w:tmpl w:val="4DAC3520"/>
-    <w:lvl w:ilvl="0" w:tplc="821E2BC0">
-      <w:start w:val="5"/>
       <w:numFmt w:val="decimal"/>
       <w:lvlText w:val="%1)"/>
       <w:lvlJc w:val="left"/>
       <w:pPr>
-        <w:ind w:left="138" w:hanging="269"/>
-        <w:jc w:val="left"/>
-      </w:pPr>
-      <w:rPr>
-        <w:rFonts w:ascii="Arial" w:eastAsia="Arial" w:hAnsi="Arial" w:cs="Arial" w:hint="default"/>
+        <w:ind w:left="138" w:hanging="338"/>
+      </w:pPr>
+      <w:rPr>
+        <w:rFonts w:ascii="Arial" w:eastAsia="Arial" w:hAnsi="Arial" w:cs="Arial"/>
         <w:b w:val="0"/>
         <w:bCs w:val="0"/>
         <w:i w:val="0"/>
         <w:iCs w:val="0"/>
-        <w:spacing w:val="0"/>
-        <w:w w:val="99"/>
         <w:sz w:val="24"/>
         <w:szCs w:val="24"/>
-        <w:lang w:val="es-ES" w:eastAsia="en-US" w:bidi="ar-SA"/>
-      </w:rPr>
-    </w:lvl>
-    <w:lvl w:ilvl="1" w:tplc="D5EECD1E">
+      </w:rPr>
+    </w:lvl>
+    <w:lvl w:ilvl="1">
       <w:numFmt w:val="bullet"/>
       <w:lvlText w:val="•"/>
       <w:lvlJc w:val="left"/>
       <w:pPr>
-        <w:ind w:left="1112" w:hanging="269"/>
-      </w:pPr>
-      <w:rPr>
-        <w:rFonts w:hint="default"/>
-        <w:lang w:val="es-ES" w:eastAsia="en-US" w:bidi="ar-SA"/>
-      </w:rPr>
-    </w:lvl>
-    <w:lvl w:ilvl="2" w:tplc="A0D4773E">
+        <w:ind w:left="1112" w:hanging="338"/>
+      </w:pPr>
+    </w:lvl>
+    <w:lvl w:ilvl="2">
       <w:numFmt w:val="bullet"/>
       <w:lvlText w:val="•"/>
       <w:lvlJc w:val="left"/>
       <w:pPr>
-        <w:ind w:left="2084" w:hanging="269"/>
-      </w:pPr>
-      <w:rPr>
-        <w:rFonts w:hint="default"/>
-        <w:lang w:val="es-ES" w:eastAsia="en-US" w:bidi="ar-SA"/>
-      </w:rPr>
-    </w:lvl>
-    <w:lvl w:ilvl="3" w:tplc="240E85DA">
+        <w:ind w:left="2084" w:hanging="337"/>
+      </w:pPr>
+    </w:lvl>
+    <w:lvl w:ilvl="3">
       <w:numFmt w:val="bullet"/>
       <w:lvlText w:val="•"/>
       <w:lvlJc w:val="left"/>
       <w:pPr>
-        <w:ind w:left="3056" w:hanging="269"/>
-      </w:pPr>
-      <w:rPr>
-        <w:rFonts w:hint="default"/>
-        <w:lang w:val="es-ES" w:eastAsia="en-US" w:bidi="ar-SA"/>
-      </w:rPr>
-    </w:lvl>
-    <w:lvl w:ilvl="4" w:tplc="6846CABA">
+        <w:ind w:left="3056" w:hanging="338"/>
+      </w:pPr>
+    </w:lvl>
+    <w:lvl w:ilvl="4">
       <w:numFmt w:val="bullet"/>
       <w:lvlText w:val="•"/>
       <w:lvlJc w:val="left"/>
       <w:pPr>
-        <w:ind w:left="4028" w:hanging="269"/>
-      </w:pPr>
-      <w:rPr>
-        <w:rFonts w:hint="default"/>
-        <w:lang w:val="es-ES" w:eastAsia="en-US" w:bidi="ar-SA"/>
-      </w:rPr>
-    </w:lvl>
-    <w:lvl w:ilvl="5" w:tplc="BEFC5D2C">
+        <w:ind w:left="4028" w:hanging="338"/>
+      </w:pPr>
+    </w:lvl>
+    <w:lvl w:ilvl="5">
       <w:numFmt w:val="bullet"/>
       <w:lvlText w:val="•"/>
       <w:lvlJc w:val="left"/>
       <w:pPr>
-        <w:ind w:left="5001" w:hanging="269"/>
-      </w:pPr>
-      <w:rPr>
-        <w:rFonts w:hint="default"/>
-        <w:lang w:val="es-ES" w:eastAsia="en-US" w:bidi="ar-SA"/>
-      </w:rPr>
-    </w:lvl>
-    <w:lvl w:ilvl="6" w:tplc="B3C07252">
+        <w:ind w:left="5001" w:hanging="338"/>
+      </w:pPr>
+    </w:lvl>
+    <w:lvl w:ilvl="6">
       <w:numFmt w:val="bullet"/>
       <w:lvlText w:val="•"/>
       <w:lvlJc w:val="left"/>
       <w:pPr>
-        <w:ind w:left="5973" w:hanging="269"/>
-      </w:pPr>
-      <w:rPr>
-        <w:rFonts w:hint="default"/>
-        <w:lang w:val="es-ES" w:eastAsia="en-US" w:bidi="ar-SA"/>
-      </w:rPr>
-    </w:lvl>
-    <w:lvl w:ilvl="7" w:tplc="311EB2AA">
+        <w:ind w:left="5973" w:hanging="338"/>
+      </w:pPr>
+    </w:lvl>
+    <w:lvl w:ilvl="7">
       <w:numFmt w:val="bullet"/>
       <w:lvlText w:val="•"/>
       <w:lvlJc w:val="left"/>
       <w:pPr>
-        <w:ind w:left="6945" w:hanging="269"/>
-      </w:pPr>
-      <w:rPr>
-        <w:rFonts w:hint="default"/>
-        <w:lang w:val="es-ES" w:eastAsia="en-US" w:bidi="ar-SA"/>
-      </w:rPr>
-    </w:lvl>
-    <w:lvl w:ilvl="8" w:tplc="9C8297EA">
+        <w:ind w:left="6945" w:hanging="338"/>
+      </w:pPr>
+    </w:lvl>
+    <w:lvl w:ilvl="8">
       <w:numFmt w:val="bullet"/>
       <w:lvlText w:val="•"/>
       <w:lvlJc w:val="left"/>
       <w:pPr>
-        <w:ind w:left="7917" w:hanging="269"/>
-      </w:pPr>
-      <w:rPr>
-        <w:rFonts w:hint="default"/>
-        <w:lang w:val="es-ES" w:eastAsia="en-US" w:bidi="ar-SA"/>
+        <w:ind w:left="7917" w:hanging="337"/>
+      </w:pPr>
+    </w:lvl>
+  </w:abstractNum>
+  <w:abstractNum w:abstractNumId="1">
+    <w:nsid w:val="051109B8"/>
+    <w:multiLevelType w:val="multilevel"/>
+    <w:tmpl w:val="24F08908"/>
+    <w:lvl w:ilvl="0">
+      <w:start w:val="1"/>
+      <w:numFmt w:val="bullet"/>
+      <w:lvlText w:val=""/>
+      <w:lvlJc w:val="left"/>
+      <w:pPr>
+        <w:ind w:left="720" w:hanging="360"/>
+      </w:pPr>
+      <w:rPr>
+        <w:rFonts w:ascii="Symbol" w:hAnsi="Symbol" w:hint="default"/>
+      </w:rPr>
+    </w:lvl>
+    <w:lvl w:ilvl="1">
+      <w:start w:val="1"/>
+      <w:numFmt w:val="bullet"/>
+      <w:lvlText w:val="o"/>
+      <w:lvlJc w:val="left"/>
+      <w:pPr>
+        <w:ind w:left="1440" w:hanging="360"/>
+      </w:pPr>
+      <w:rPr>
+        <w:rFonts w:ascii="Courier New" w:eastAsia="Courier New" w:hAnsi="Courier New" w:cs="Courier New"/>
+      </w:rPr>
+    </w:lvl>
+    <w:lvl w:ilvl="2">
+      <w:start w:val="1"/>
+      <w:numFmt w:val="bullet"/>
+      <w:lvlText w:val="▪"/>
+      <w:lvlJc w:val="left"/>
+      <w:pPr>
+        <w:ind w:left="2160" w:hanging="360"/>
+      </w:pPr>
+      <w:rPr>
+        <w:rFonts w:ascii="Noto Sans Symbols" w:eastAsia="Noto Sans Symbols" w:hAnsi="Noto Sans Symbols" w:cs="Noto Sans Symbols"/>
+      </w:rPr>
+    </w:lvl>
+    <w:lvl w:ilvl="3">
+      <w:start w:val="1"/>
+      <w:numFmt w:val="bullet"/>
+      <w:lvlText w:val="●"/>
+      <w:lvlJc w:val="left"/>
+      <w:pPr>
+        <w:ind w:left="2880" w:hanging="360"/>
+      </w:pPr>
+      <w:rPr>
+        <w:rFonts w:ascii="Noto Sans Symbols" w:eastAsia="Noto Sans Symbols" w:hAnsi="Noto Sans Symbols" w:cs="Noto Sans Symbols"/>
+      </w:rPr>
+    </w:lvl>
+    <w:lvl w:ilvl="4">
+      <w:start w:val="1"/>
+      <w:numFmt w:val="bullet"/>
+      <w:lvlText w:val="o"/>
+      <w:lvlJc w:val="left"/>
+      <w:pPr>
+        <w:ind w:left="3600" w:hanging="360"/>
+      </w:pPr>
+      <w:rPr>
+        <w:rFonts w:ascii="Courier New" w:eastAsia="Courier New" w:hAnsi="Courier New" w:cs="Courier New"/>
+      </w:rPr>
+    </w:lvl>
+    <w:lvl w:ilvl="5">
+      <w:start w:val="1"/>
+      <w:numFmt w:val="bullet"/>
+      <w:lvlText w:val="▪"/>
+      <w:lvlJc w:val="left"/>
+      <w:pPr>
+        <w:ind w:left="4320" w:hanging="360"/>
+      </w:pPr>
+      <w:rPr>
+        <w:rFonts w:ascii="Noto Sans Symbols" w:eastAsia="Noto Sans Symbols" w:hAnsi="Noto Sans Symbols" w:cs="Noto Sans Symbols"/>
+      </w:rPr>
+    </w:lvl>
+    <w:lvl w:ilvl="6">
+      <w:start w:val="1"/>
+      <w:numFmt w:val="bullet"/>
+      <w:lvlText w:val="●"/>
+      <w:lvlJc w:val="left"/>
+      <w:pPr>
+        <w:ind w:left="5040" w:hanging="360"/>
+      </w:pPr>
+      <w:rPr>
+        <w:rFonts w:ascii="Noto Sans Symbols" w:eastAsia="Noto Sans Symbols" w:hAnsi="Noto Sans Symbols" w:cs="Noto Sans Symbols"/>
+      </w:rPr>
+    </w:lvl>
+    <w:lvl w:ilvl="7">
+      <w:start w:val="1"/>
+      <w:numFmt w:val="bullet"/>
+      <w:lvlText w:val="o"/>
+      <w:lvlJc w:val="left"/>
+      <w:pPr>
+        <w:ind w:left="5760" w:hanging="360"/>
+      </w:pPr>
+      <w:rPr>
+        <w:rFonts w:ascii="Courier New" w:eastAsia="Courier New" w:hAnsi="Courier New" w:cs="Courier New"/>
+      </w:rPr>
+    </w:lvl>
+    <w:lvl w:ilvl="8">
+      <w:start w:val="1"/>
+      <w:numFmt w:val="bullet"/>
+      <w:lvlText w:val="▪"/>
+      <w:lvlJc w:val="left"/>
+      <w:pPr>
+        <w:ind w:left="6480" w:hanging="360"/>
+      </w:pPr>
+      <w:rPr>
+        <w:rFonts w:ascii="Noto Sans Symbols" w:eastAsia="Noto Sans Symbols" w:hAnsi="Noto Sans Symbols" w:cs="Noto Sans Symbols"/>
+      </w:rPr>
+    </w:lvl>
+  </w:abstractNum>
+  <w:abstractNum w:abstractNumId="2">
+    <w:nsid w:val="196606F7"/>
+    <w:multiLevelType w:val="multilevel"/>
+    <w:tmpl w:val="D354BEF2"/>
+    <w:lvl w:ilvl="0">
+      <w:start w:val="1"/>
+      <w:numFmt w:val="bullet"/>
+      <w:lvlText w:val=""/>
+      <w:lvlJc w:val="left"/>
+      <w:pPr>
+        <w:ind w:left="720" w:hanging="360"/>
+      </w:pPr>
+      <w:rPr>
+        <w:rFonts w:ascii="Symbol" w:hAnsi="Symbol" w:hint="default"/>
+      </w:rPr>
+    </w:lvl>
+    <w:lvl w:ilvl="1">
+      <w:start w:val="1"/>
+      <w:numFmt w:val="bullet"/>
+      <w:lvlText w:val="o"/>
+      <w:lvlJc w:val="left"/>
+      <w:pPr>
+        <w:ind w:left="1440" w:hanging="360"/>
+      </w:pPr>
+      <w:rPr>
+        <w:rFonts w:ascii="Courier New" w:eastAsia="Courier New" w:hAnsi="Courier New" w:cs="Courier New"/>
+      </w:rPr>
+    </w:lvl>
+    <w:lvl w:ilvl="2">
+      <w:start w:val="1"/>
+      <w:numFmt w:val="bullet"/>
+      <w:lvlText w:val="▪"/>
+      <w:lvlJc w:val="left"/>
+      <w:pPr>
+        <w:ind w:left="2160" w:hanging="360"/>
+      </w:pPr>
+      <w:rPr>
+        <w:rFonts w:ascii="Noto Sans Symbols" w:eastAsia="Noto Sans Symbols" w:hAnsi="Noto Sans Symbols" w:cs="Noto Sans Symbols"/>
+      </w:rPr>
+    </w:lvl>
+    <w:lvl w:ilvl="3">
+      <w:start w:val="1"/>
+      <w:numFmt w:val="bullet"/>
+      <w:lvlText w:val="●"/>
+      <w:lvlJc w:val="left"/>
+      <w:pPr>
+        <w:ind w:left="2880" w:hanging="360"/>
+      </w:pPr>
+      <w:rPr>
+        <w:rFonts w:ascii="Noto Sans Symbols" w:eastAsia="Noto Sans Symbols" w:hAnsi="Noto Sans Symbols" w:cs="Noto Sans Symbols"/>
+      </w:rPr>
+    </w:lvl>
+    <w:lvl w:ilvl="4">
+      <w:start w:val="1"/>
+      <w:numFmt w:val="bullet"/>
+      <w:lvlText w:val="o"/>
+      <w:lvlJc w:val="left"/>
+      <w:pPr>
+        <w:ind w:left="3600" w:hanging="360"/>
+      </w:pPr>
+      <w:rPr>
+        <w:rFonts w:ascii="Courier New" w:eastAsia="Courier New" w:hAnsi="Courier New" w:cs="Courier New"/>
+      </w:rPr>
+    </w:lvl>
+    <w:lvl w:ilvl="5">
+      <w:start w:val="1"/>
+      <w:numFmt w:val="bullet"/>
+      <w:lvlText w:val="▪"/>
+      <w:lvlJc w:val="left"/>
+      <w:pPr>
+        <w:ind w:left="4320" w:hanging="360"/>
+      </w:pPr>
+      <w:rPr>
+        <w:rFonts w:ascii="Noto Sans Symbols" w:eastAsia="Noto Sans Symbols" w:hAnsi="Noto Sans Symbols" w:cs="Noto Sans Symbols"/>
+      </w:rPr>
+    </w:lvl>
+    <w:lvl w:ilvl="6">
+      <w:start w:val="1"/>
+      <w:numFmt w:val="bullet"/>
+      <w:lvlText w:val="●"/>
+      <w:lvlJc w:val="left"/>
+      <w:pPr>
+        <w:ind w:left="5040" w:hanging="360"/>
+      </w:pPr>
+      <w:rPr>
+        <w:rFonts w:ascii="Noto Sans Symbols" w:eastAsia="Noto Sans Symbols" w:hAnsi="Noto Sans Symbols" w:cs="Noto Sans Symbols"/>
+      </w:rPr>
+    </w:lvl>
+    <w:lvl w:ilvl="7">
+      <w:start w:val="1"/>
+      <w:numFmt w:val="bullet"/>
+      <w:lvlText w:val="o"/>
+      <w:lvlJc w:val="left"/>
+      <w:pPr>
+        <w:ind w:left="5760" w:hanging="360"/>
+      </w:pPr>
+      <w:rPr>
+        <w:rFonts w:ascii="Courier New" w:eastAsia="Courier New" w:hAnsi="Courier New" w:cs="Courier New"/>
+      </w:rPr>
+    </w:lvl>
+    <w:lvl w:ilvl="8">
+      <w:start w:val="1"/>
+      <w:numFmt w:val="bullet"/>
+      <w:lvlText w:val="▪"/>
+      <w:lvlJc w:val="left"/>
+      <w:pPr>
+        <w:ind w:left="6480" w:hanging="360"/>
+      </w:pPr>
+      <w:rPr>
+        <w:rFonts w:ascii="Noto Sans Symbols" w:eastAsia="Noto Sans Symbols" w:hAnsi="Noto Sans Symbols" w:cs="Noto Sans Symbols"/>
+      </w:rPr>
+    </w:lvl>
+  </w:abstractNum>
+  <w:abstractNum w:abstractNumId="3">
+    <w:nsid w:val="24E93871"/>
+    <w:multiLevelType w:val="multilevel"/>
+    <w:tmpl w:val="28D01CB6"/>
+    <w:lvl w:ilvl="0">
+      <w:start w:val="1"/>
+      <w:numFmt w:val="bullet"/>
+      <w:lvlText w:val="●"/>
+      <w:lvlJc w:val="left"/>
+      <w:pPr>
+        <w:ind w:left="720" w:hanging="360"/>
+      </w:pPr>
+      <w:rPr>
+        <w:rFonts w:ascii="Noto Sans Symbols" w:eastAsia="Noto Sans Symbols" w:hAnsi="Noto Sans Symbols" w:cs="Noto Sans Symbols"/>
+      </w:rPr>
+    </w:lvl>
+    <w:lvl w:ilvl="1">
+      <w:start w:val="1"/>
+      <w:numFmt w:val="bullet"/>
+      <w:lvlText w:val="o"/>
+      <w:lvlJc w:val="left"/>
+      <w:pPr>
+        <w:ind w:left="1440" w:hanging="360"/>
+      </w:pPr>
+      <w:rPr>
+        <w:rFonts w:ascii="Courier New" w:eastAsia="Courier New" w:hAnsi="Courier New" w:cs="Courier New"/>
+      </w:rPr>
+    </w:lvl>
+    <w:lvl w:ilvl="2">
+      <w:start w:val="1"/>
+      <w:numFmt w:val="bullet"/>
+      <w:lvlText w:val="▪"/>
+      <w:lvlJc w:val="left"/>
+      <w:pPr>
+        <w:ind w:left="2160" w:hanging="360"/>
+      </w:pPr>
+      <w:rPr>
+        <w:rFonts w:ascii="Noto Sans Symbols" w:eastAsia="Noto Sans Symbols" w:hAnsi="Noto Sans Symbols" w:cs="Noto Sans Symbols"/>
+      </w:rPr>
+    </w:lvl>
+    <w:lvl w:ilvl="3">
+      <w:start w:val="1"/>
+      <w:numFmt w:val="bullet"/>
+      <w:lvlText w:val="●"/>
+      <w:lvlJc w:val="left"/>
+      <w:pPr>
+        <w:ind w:left="2880" w:hanging="360"/>
+      </w:pPr>
+      <w:rPr>
+        <w:rFonts w:ascii="Noto Sans Symbols" w:eastAsia="Noto Sans Symbols" w:hAnsi="Noto Sans Symbols" w:cs="Noto Sans Symbols"/>
+      </w:rPr>
+    </w:lvl>
+    <w:lvl w:ilvl="4">
+      <w:start w:val="1"/>
+      <w:numFmt w:val="bullet"/>
+      <w:lvlText w:val="o"/>
+      <w:lvlJc w:val="left"/>
+      <w:pPr>
+        <w:ind w:left="3600" w:hanging="360"/>
+      </w:pPr>
+      <w:rPr>
+        <w:rFonts w:ascii="Courier New" w:eastAsia="Courier New" w:hAnsi="Courier New" w:cs="Courier New"/>
+      </w:rPr>
+    </w:lvl>
+    <w:lvl w:ilvl="5">
+      <w:start w:val="1"/>
+      <w:numFmt w:val="bullet"/>
+      <w:lvlText w:val="▪"/>
+      <w:lvlJc w:val="left"/>
+      <w:pPr>
+        <w:ind w:left="4320" w:hanging="360"/>
+      </w:pPr>
+      <w:rPr>
+        <w:rFonts w:ascii="Noto Sans Symbols" w:eastAsia="Noto Sans Symbols" w:hAnsi="Noto Sans Symbols" w:cs="Noto Sans Symbols"/>
+      </w:rPr>
+    </w:lvl>
+    <w:lvl w:ilvl="6">
+      <w:start w:val="1"/>
+      <w:numFmt w:val="bullet"/>
+      <w:lvlText w:val="●"/>
+      <w:lvlJc w:val="left"/>
+      <w:pPr>
+        <w:ind w:left="5040" w:hanging="360"/>
+      </w:pPr>
+      <w:rPr>
+        <w:rFonts w:ascii="Noto Sans Symbols" w:eastAsia="Noto Sans Symbols" w:hAnsi="Noto Sans Symbols" w:cs="Noto Sans Symbols"/>
+      </w:rPr>
+    </w:lvl>
+    <w:lvl w:ilvl="7">
+      <w:start w:val="1"/>
+      <w:numFmt w:val="bullet"/>
+      <w:lvlText w:val="o"/>
+      <w:lvlJc w:val="left"/>
+      <w:pPr>
+        <w:ind w:left="5760" w:hanging="360"/>
+      </w:pPr>
+      <w:rPr>
+        <w:rFonts w:ascii="Courier New" w:eastAsia="Courier New" w:hAnsi="Courier New" w:cs="Courier New"/>
+      </w:rPr>
+    </w:lvl>
+    <w:lvl w:ilvl="8">
+      <w:start w:val="1"/>
+      <w:numFmt w:val="bullet"/>
+      <w:lvlText w:val="▪"/>
+      <w:lvlJc w:val="left"/>
+      <w:pPr>
+        <w:ind w:left="6480" w:hanging="360"/>
+      </w:pPr>
+      <w:rPr>
+        <w:rFonts w:ascii="Noto Sans Symbols" w:eastAsia="Noto Sans Symbols" w:hAnsi="Noto Sans Symbols" w:cs="Noto Sans Symbols"/>
+      </w:rPr>
+    </w:lvl>
+  </w:abstractNum>
+  <w:abstractNum w:abstractNumId="4">
+    <w:nsid w:val="25EB7038"/>
+    <w:multiLevelType w:val="multilevel"/>
+    <w:tmpl w:val="CB3EAF88"/>
+    <w:lvl w:ilvl="0">
+      <w:start w:val="1"/>
+      <w:numFmt w:val="lowerLetter"/>
+      <w:lvlText w:val="%1."/>
+      <w:lvlJc w:val="left"/>
+      <w:pPr>
+        <w:ind w:left="720" w:hanging="360"/>
+      </w:pPr>
+    </w:lvl>
+    <w:lvl w:ilvl="1">
+      <w:start w:val="1"/>
+      <w:numFmt w:val="lowerLetter"/>
+      <w:lvlText w:val="%2."/>
+      <w:lvlJc w:val="left"/>
+      <w:pPr>
+        <w:ind w:left="1440" w:hanging="360"/>
+      </w:pPr>
+    </w:lvl>
+    <w:lvl w:ilvl="2">
+      <w:start w:val="1"/>
+      <w:numFmt w:val="lowerRoman"/>
+      <w:lvlText w:val="%3."/>
+      <w:lvlJc w:val="right"/>
+      <w:pPr>
+        <w:ind w:left="2160" w:hanging="180"/>
+      </w:pPr>
+    </w:lvl>
+    <w:lvl w:ilvl="3">
+      <w:start w:val="1"/>
+      <w:numFmt w:val="decimal"/>
+      <w:lvlText w:val="%4."/>
+      <w:lvlJc w:val="left"/>
+      <w:pPr>
+        <w:ind w:left="2880" w:hanging="360"/>
+      </w:pPr>
+    </w:lvl>
+    <w:lvl w:ilvl="4">
+      <w:start w:val="1"/>
+      <w:numFmt w:val="lowerLetter"/>
+      <w:lvlText w:val="%5."/>
+      <w:lvlJc w:val="left"/>
+      <w:pPr>
+        <w:ind w:left="3600" w:hanging="360"/>
+      </w:pPr>
+    </w:lvl>
+    <w:lvl w:ilvl="5">
+      <w:start w:val="1"/>
+      <w:numFmt w:val="lowerRoman"/>
+      <w:lvlText w:val="%6."/>
+      <w:lvlJc w:val="right"/>
+      <w:pPr>
+        <w:ind w:left="4320" w:hanging="180"/>
+      </w:pPr>
+    </w:lvl>
+    <w:lvl w:ilvl="6">
+      <w:start w:val="1"/>
+      <w:numFmt w:val="decimal"/>
+      <w:lvlText w:val="%7."/>
+      <w:lvlJc w:val="left"/>
+      <w:pPr>
+        <w:ind w:left="5040" w:hanging="360"/>
+      </w:pPr>
+    </w:lvl>
+    <w:lvl w:ilvl="7">
+      <w:start w:val="1"/>
+      <w:numFmt w:val="lowerLetter"/>
+      <w:lvlText w:val="%8."/>
+      <w:lvlJc w:val="left"/>
+      <w:pPr>
+        <w:ind w:left="5760" w:hanging="360"/>
+      </w:pPr>
+    </w:lvl>
+    <w:lvl w:ilvl="8">
+      <w:start w:val="1"/>
+      <w:numFmt w:val="lowerRoman"/>
+      <w:lvlText w:val="%9."/>
+      <w:lvlJc w:val="right"/>
+      <w:pPr>
+        <w:ind w:left="6480" w:hanging="180"/>
+      </w:pPr>
+    </w:lvl>
+  </w:abstractNum>
+  <w:abstractNum w:abstractNumId="5">
+    <w:nsid w:val="47E73A80"/>
+    <w:multiLevelType w:val="multilevel"/>
+    <w:tmpl w:val="F2BCA2D4"/>
+    <w:lvl w:ilvl="0">
+      <w:start w:val="1"/>
+      <w:numFmt w:val="bullet"/>
+      <w:lvlText w:val="●"/>
+      <w:lvlJc w:val="left"/>
+      <w:pPr>
+        <w:ind w:left="720" w:hanging="360"/>
+      </w:pPr>
+      <w:rPr>
+        <w:rFonts w:ascii="Noto Sans Symbols" w:eastAsia="Noto Sans Symbols" w:hAnsi="Noto Sans Symbols" w:cs="Noto Sans Symbols"/>
+      </w:rPr>
+    </w:lvl>
+    <w:lvl w:ilvl="1">
+      <w:start w:val="1"/>
+      <w:numFmt w:val="bullet"/>
+      <w:lvlText w:val="o"/>
+      <w:lvlJc w:val="left"/>
+      <w:pPr>
+        <w:ind w:left="1440" w:hanging="360"/>
+      </w:pPr>
+      <w:rPr>
+        <w:rFonts w:ascii="Courier New" w:eastAsia="Courier New" w:hAnsi="Courier New" w:cs="Courier New"/>
+      </w:rPr>
+    </w:lvl>
+    <w:lvl w:ilvl="2">
+      <w:start w:val="1"/>
+      <w:numFmt w:val="bullet"/>
+      <w:lvlText w:val="▪"/>
+      <w:lvlJc w:val="left"/>
+      <w:pPr>
+        <w:ind w:left="2160" w:hanging="360"/>
+      </w:pPr>
+      <w:rPr>
+        <w:rFonts w:ascii="Noto Sans Symbols" w:eastAsia="Noto Sans Symbols" w:hAnsi="Noto Sans Symbols" w:cs="Noto Sans Symbols"/>
+      </w:rPr>
+    </w:lvl>
+    <w:lvl w:ilvl="3">
+      <w:start w:val="1"/>
+      <w:numFmt w:val="bullet"/>
+      <w:lvlText w:val="●"/>
+      <w:lvlJc w:val="left"/>
+      <w:pPr>
+        <w:ind w:left="2880" w:hanging="360"/>
+      </w:pPr>
+      <w:rPr>
+        <w:rFonts w:ascii="Noto Sans Symbols" w:eastAsia="Noto Sans Symbols" w:hAnsi="Noto Sans Symbols" w:cs="Noto Sans Symbols"/>
+      </w:rPr>
+    </w:lvl>
+    <w:lvl w:ilvl="4">
+      <w:start w:val="1"/>
+      <w:numFmt w:val="bullet"/>
+      <w:lvlText w:val="o"/>
+      <w:lvlJc w:val="left"/>
+      <w:pPr>
+        <w:ind w:left="3600" w:hanging="360"/>
+      </w:pPr>
+      <w:rPr>
+        <w:rFonts w:ascii="Courier New" w:eastAsia="Courier New" w:hAnsi="Courier New" w:cs="Courier New"/>
+      </w:rPr>
+    </w:lvl>
+    <w:lvl w:ilvl="5">
+      <w:start w:val="1"/>
+      <w:numFmt w:val="bullet"/>
+      <w:lvlText w:val="▪"/>
+      <w:lvlJc w:val="left"/>
+      <w:pPr>
+        <w:ind w:left="4320" w:hanging="360"/>
+      </w:pPr>
+      <w:rPr>
+        <w:rFonts w:ascii="Noto Sans Symbols" w:eastAsia="Noto Sans Symbols" w:hAnsi="Noto Sans Symbols" w:cs="Noto Sans Symbols"/>
+      </w:rPr>
+    </w:lvl>
+    <w:lvl w:ilvl="6">
+      <w:start w:val="1"/>
+      <w:numFmt w:val="bullet"/>
+      <w:lvlText w:val="●"/>
+      <w:lvlJc w:val="left"/>
+      <w:pPr>
+        <w:ind w:left="5040" w:hanging="360"/>
+      </w:pPr>
+      <w:rPr>
+        <w:rFonts w:ascii="Noto Sans Symbols" w:eastAsia="Noto Sans Symbols" w:hAnsi="Noto Sans Symbols" w:cs="Noto Sans Symbols"/>
+      </w:rPr>
+    </w:lvl>
+    <w:lvl w:ilvl="7">
+      <w:start w:val="1"/>
+      <w:numFmt w:val="bullet"/>
+      <w:lvlText w:val="o"/>
+      <w:lvlJc w:val="left"/>
+      <w:pPr>
+        <w:ind w:left="5760" w:hanging="360"/>
+      </w:pPr>
+      <w:rPr>
+        <w:rFonts w:ascii="Courier New" w:eastAsia="Courier New" w:hAnsi="Courier New" w:cs="Courier New"/>
+      </w:rPr>
+    </w:lvl>
+    <w:lvl w:ilvl="8">
+      <w:start w:val="1"/>
+      <w:numFmt w:val="bullet"/>
+      <w:lvlText w:val="▪"/>
+      <w:lvlJc w:val="left"/>
+      <w:pPr>
+        <w:ind w:left="6480" w:hanging="360"/>
+      </w:pPr>
+      <w:rPr>
+        <w:rFonts w:ascii="Noto Sans Symbols" w:eastAsia="Noto Sans Symbols" w:hAnsi="Noto Sans Symbols" w:cs="Noto Sans Symbols"/>
       </w:rPr>
     </w:lvl>
   </w:abstractNum>
   <w:abstractNum w:abstractNumId="6">
-    <w:nsid w:val="25C073AD"/>
-    <w:multiLevelType w:val="hybridMultilevel"/>
-    <w:tmpl w:val="01382AD6"/>
-    <w:lvl w:ilvl="0" w:tplc="BED22D22">
-      <w:start w:val="1"/>
+    <w:nsid w:val="4C4B2763"/>
+    <w:multiLevelType w:val="multilevel"/>
+    <w:tmpl w:val="84984F20"/>
+    <w:lvl w:ilvl="0">
+      <w:start w:val="1"/>
+      <w:numFmt w:val="bullet"/>
+      <w:lvlText w:val=""/>
+      <w:lvlJc w:val="left"/>
+      <w:pPr>
+        <w:ind w:left="720" w:hanging="360"/>
+      </w:pPr>
+      <w:rPr>
+        <w:rFonts w:ascii="Symbol" w:hAnsi="Symbol" w:hint="default"/>
+      </w:rPr>
+    </w:lvl>
+    <w:lvl w:ilvl="1">
+      <w:start w:val="1"/>
+      <w:numFmt w:val="bullet"/>
+      <w:lvlText w:val="o"/>
+      <w:lvlJc w:val="left"/>
+      <w:pPr>
+        <w:ind w:left="1440" w:hanging="360"/>
+      </w:pPr>
+      <w:rPr>
+        <w:rFonts w:ascii="Courier New" w:eastAsia="Courier New" w:hAnsi="Courier New" w:cs="Courier New"/>
+      </w:rPr>
+    </w:lvl>
+    <w:lvl w:ilvl="2">
+      <w:start w:val="1"/>
+      <w:numFmt w:val="bullet"/>
+      <w:lvlText w:val="▪"/>
+      <w:lvlJc w:val="left"/>
+      <w:pPr>
+        <w:ind w:left="2160" w:hanging="360"/>
+      </w:pPr>
+      <w:rPr>
+        <w:rFonts w:ascii="Noto Sans Symbols" w:eastAsia="Noto Sans Symbols" w:hAnsi="Noto Sans Symbols" w:cs="Noto Sans Symbols"/>
+      </w:rPr>
+    </w:lvl>
+    <w:lvl w:ilvl="3">
+      <w:start w:val="1"/>
+      <w:numFmt w:val="bullet"/>
+      <w:lvlText w:val="●"/>
+      <w:lvlJc w:val="left"/>
+      <w:pPr>
+        <w:ind w:left="2880" w:hanging="360"/>
+      </w:pPr>
+      <w:rPr>
+        <w:rFonts w:ascii="Noto Sans Symbols" w:eastAsia="Noto Sans Symbols" w:hAnsi="Noto Sans Symbols" w:cs="Noto Sans Symbols"/>
+      </w:rPr>
+    </w:lvl>
+    <w:lvl w:ilvl="4">
+      <w:start w:val="1"/>
+      <w:numFmt w:val="bullet"/>
+      <w:lvlText w:val="o"/>
+      <w:lvlJc w:val="left"/>
+      <w:pPr>
+        <w:ind w:left="3600" w:hanging="360"/>
+      </w:pPr>
+      <w:rPr>
+        <w:rFonts w:ascii="Courier New" w:eastAsia="Courier New" w:hAnsi="Courier New" w:cs="Courier New"/>
+      </w:rPr>
+    </w:lvl>
+    <w:lvl w:ilvl="5">
+      <w:start w:val="1"/>
+      <w:numFmt w:val="bullet"/>
+      <w:lvlText w:val="▪"/>
+      <w:lvlJc w:val="left"/>
+      <w:pPr>
+        <w:ind w:left="4320" w:hanging="360"/>
+      </w:pPr>
+      <w:rPr>
+        <w:rFonts w:ascii="Noto Sans Symbols" w:eastAsia="Noto Sans Symbols" w:hAnsi="Noto Sans Symbols" w:cs="Noto Sans Symbols"/>
+      </w:rPr>
+    </w:lvl>
+    <w:lvl w:ilvl="6">
+      <w:start w:val="1"/>
+      <w:numFmt w:val="bullet"/>
+      <w:lvlText w:val="●"/>
+      <w:lvlJc w:val="left"/>
+      <w:pPr>
+        <w:ind w:left="5040" w:hanging="360"/>
+      </w:pPr>
+      <w:rPr>
+        <w:rFonts w:ascii="Noto Sans Symbols" w:eastAsia="Noto Sans Symbols" w:hAnsi="Noto Sans Symbols" w:cs="Noto Sans Symbols"/>
+      </w:rPr>
+    </w:lvl>
+    <w:lvl w:ilvl="7">
+      <w:start w:val="1"/>
+      <w:numFmt w:val="bullet"/>
+      <w:lvlText w:val="o"/>
+      <w:lvlJc w:val="left"/>
+      <w:pPr>
+        <w:ind w:left="5760" w:hanging="360"/>
+      </w:pPr>
+      <w:rPr>
+        <w:rFonts w:ascii="Courier New" w:eastAsia="Courier New" w:hAnsi="Courier New" w:cs="Courier New"/>
+      </w:rPr>
+    </w:lvl>
+    <w:lvl w:ilvl="8">
+      <w:start w:val="1"/>
+      <w:numFmt w:val="bullet"/>
+      <w:lvlText w:val="▪"/>
+      <w:lvlJc w:val="left"/>
+      <w:pPr>
+        <w:ind w:left="6480" w:hanging="360"/>
+      </w:pPr>
+      <w:rPr>
+        <w:rFonts w:ascii="Noto Sans Symbols" w:eastAsia="Noto Sans Symbols" w:hAnsi="Noto Sans Symbols" w:cs="Noto Sans Symbols"/>
+      </w:rPr>
+    </w:lvl>
+  </w:abstractNum>
+  <w:abstractNum w:abstractNumId="7">
+    <w:nsid w:val="4D0631B9"/>
+    <w:multiLevelType w:val="multilevel"/>
+    <w:tmpl w:val="9F088F22"/>
+    <w:lvl w:ilvl="0">
+      <w:start w:val="5"/>
       <w:numFmt w:val="decimal"/>
       <w:lvlText w:val="%1)"/>
       <w:lvlJc w:val="left"/>
       <w:pPr>
-        <w:ind w:left="138" w:hanging="338"/>
-        <w:jc w:val="left"/>
-      </w:pPr>
-      <w:rPr>
-        <w:rFonts w:ascii="Arial" w:eastAsia="Arial" w:hAnsi="Arial" w:cs="Arial" w:hint="default"/>
+        <w:ind w:left="138" w:hanging="269"/>
+      </w:pPr>
+      <w:rPr>
+        <w:rFonts w:ascii="Arial" w:eastAsia="Arial" w:hAnsi="Arial" w:cs="Arial"/>
         <w:b w:val="0"/>
         <w:bCs w:val="0"/>
         <w:i w:val="0"/>
         <w:iCs w:val="0"/>
-        <w:spacing w:val="0"/>
-        <w:w w:val="99"/>
         <w:sz w:val="24"/>
         <w:szCs w:val="24"/>
-        <w:lang w:val="es-ES" w:eastAsia="en-US" w:bidi="ar-SA"/>
-      </w:rPr>
-    </w:lvl>
-    <w:lvl w:ilvl="1" w:tplc="C1B61236">
+      </w:rPr>
+    </w:lvl>
+    <w:lvl w:ilvl="1">
       <w:numFmt w:val="bullet"/>
       <w:lvlText w:val="•"/>
       <w:lvlJc w:val="left"/>
       <w:pPr>
-        <w:ind w:left="1112" w:hanging="338"/>
-      </w:pPr>
-      <w:rPr>
-        <w:rFonts w:hint="default"/>
-        <w:lang w:val="es-ES" w:eastAsia="en-US" w:bidi="ar-SA"/>
-      </w:rPr>
-    </w:lvl>
-    <w:lvl w:ilvl="2" w:tplc="F9EA10D0">
+        <w:ind w:left="1112" w:hanging="268"/>
+      </w:pPr>
+    </w:lvl>
+    <w:lvl w:ilvl="2">
       <w:numFmt w:val="bullet"/>
       <w:lvlText w:val="•"/>
       <w:lvlJc w:val="left"/>
       <w:pPr>
-        <w:ind w:left="2084" w:hanging="338"/>
-      </w:pPr>
-      <w:rPr>
-        <w:rFonts w:hint="default"/>
-        <w:lang w:val="es-ES" w:eastAsia="en-US" w:bidi="ar-SA"/>
-      </w:rPr>
-    </w:lvl>
-    <w:lvl w:ilvl="3" w:tplc="506A8324">
+        <w:ind w:left="2084" w:hanging="269"/>
+      </w:pPr>
+    </w:lvl>
+    <w:lvl w:ilvl="3">
       <w:numFmt w:val="bullet"/>
       <w:lvlText w:val="•"/>
       <w:lvlJc w:val="left"/>
       <w:pPr>
-        <w:ind w:left="3056" w:hanging="338"/>
-      </w:pPr>
-      <w:rPr>
-        <w:rFonts w:hint="default"/>
-        <w:lang w:val="es-ES" w:eastAsia="en-US" w:bidi="ar-SA"/>
-      </w:rPr>
-    </w:lvl>
-    <w:lvl w:ilvl="4" w:tplc="8366426C">
+        <w:ind w:left="3056" w:hanging="268"/>
+      </w:pPr>
+    </w:lvl>
+    <w:lvl w:ilvl="4">
       <w:numFmt w:val="bullet"/>
       <w:lvlText w:val="•"/>
       <w:lvlJc w:val="left"/>
       <w:pPr>
-        <w:ind w:left="4028" w:hanging="338"/>
-      </w:pPr>
-      <w:rPr>
-        <w:rFonts w:hint="default"/>
-        <w:lang w:val="es-ES" w:eastAsia="en-US" w:bidi="ar-SA"/>
-      </w:rPr>
-    </w:lvl>
-    <w:lvl w:ilvl="5" w:tplc="A5E497D4">
+        <w:ind w:left="4028" w:hanging="268"/>
+      </w:pPr>
+    </w:lvl>
+    <w:lvl w:ilvl="5">
       <w:numFmt w:val="bullet"/>
       <w:lvlText w:val="•"/>
       <w:lvlJc w:val="left"/>
       <w:pPr>
-        <w:ind w:left="5001" w:hanging="338"/>
-      </w:pPr>
-      <w:rPr>
-        <w:rFonts w:hint="default"/>
-        <w:lang w:val="es-ES" w:eastAsia="en-US" w:bidi="ar-SA"/>
-      </w:rPr>
-    </w:lvl>
-    <w:lvl w:ilvl="6" w:tplc="28B86F98">
+        <w:ind w:left="5001" w:hanging="269"/>
+      </w:pPr>
+    </w:lvl>
+    <w:lvl w:ilvl="6">
       <w:numFmt w:val="bullet"/>
       <w:lvlText w:val="•"/>
       <w:lvlJc w:val="left"/>
       <w:pPr>
-        <w:ind w:left="5973" w:hanging="338"/>
-      </w:pPr>
-      <w:rPr>
-        <w:rFonts w:hint="default"/>
-        <w:lang w:val="es-ES" w:eastAsia="en-US" w:bidi="ar-SA"/>
-      </w:rPr>
-    </w:lvl>
-    <w:lvl w:ilvl="7" w:tplc="AE489990">
+        <w:ind w:left="5973" w:hanging="269"/>
+      </w:pPr>
+    </w:lvl>
+    <w:lvl w:ilvl="7">
       <w:numFmt w:val="bullet"/>
       <w:lvlText w:val="•"/>
       <w:lvlJc w:val="left"/>
       <w:pPr>
-        <w:ind w:left="6945" w:hanging="338"/>
-      </w:pPr>
-      <w:rPr>
-        <w:rFonts w:hint="default"/>
-        <w:lang w:val="es-ES" w:eastAsia="en-US" w:bidi="ar-SA"/>
-      </w:rPr>
-    </w:lvl>
-    <w:lvl w:ilvl="8" w:tplc="9F561002">
+        <w:ind w:left="6945" w:hanging="269"/>
+      </w:pPr>
+    </w:lvl>
+    <w:lvl w:ilvl="8">
       <w:numFmt w:val="bullet"/>
       <w:lvlText w:val="•"/>
       <w:lvlJc w:val="left"/>
       <w:pPr>
-        <w:ind w:left="7917" w:hanging="338"/>
-      </w:pPr>
-      <w:rPr>
-        <w:rFonts w:hint="default"/>
-        <w:lang w:val="es-ES" w:eastAsia="en-US" w:bidi="ar-SA"/>
-      </w:rPr>
-    </w:lvl>
-  </w:abstractNum>
-  <w:abstractNum w:abstractNumId="7">
-    <w:nsid w:val="2FFF789D"/>
-    <w:multiLevelType w:val="hybridMultilevel"/>
-    <w:tmpl w:val="FC529B92"/>
-    <w:lvl w:ilvl="0" w:tplc="731675BA">
-      <w:numFmt w:val="bullet"/>
-      <w:lvlText w:val="•"/>
-      <w:lvlJc w:val="left"/>
-      <w:pPr>
-        <w:ind w:left="1112" w:hanging="360"/>
-      </w:pPr>
-      <w:rPr>
-        <w:rFonts w:ascii="Arial" w:eastAsia="Times New Roman" w:hAnsi="Arial" w:cs="Arial" w:hint="default"/>
-      </w:rPr>
-    </w:lvl>
-    <w:lvl w:ilvl="1" w:tplc="240A0003" w:tentative="1">
-      <w:start w:val="1"/>
-      <w:numFmt w:val="bullet"/>
-      <w:lvlText w:val="o"/>
-      <w:lvlJc w:val="left"/>
-      <w:pPr>
-        <w:ind w:left="1816" w:hanging="360"/>
-      </w:pPr>
-      <w:rPr>
-        <w:rFonts w:ascii="Courier New" w:hAnsi="Courier New" w:cs="Courier New" w:hint="default"/>
-      </w:rPr>
-    </w:lvl>
-    <w:lvl w:ilvl="2" w:tplc="240A0005" w:tentative="1">
-      <w:start w:val="1"/>
-      <w:numFmt w:val="bullet"/>
-      <w:lvlText w:val=""/>
-      <w:lvlJc w:val="left"/>
-      <w:pPr>
-        <w:ind w:left="2536" w:hanging="360"/>
-      </w:pPr>
-      <w:rPr>
-        <w:rFonts w:ascii="Wingdings" w:hAnsi="Wingdings" w:hint="default"/>
-      </w:rPr>
-    </w:lvl>
-    <w:lvl w:ilvl="3" w:tplc="240A0001" w:tentative="1">
-      <w:start w:val="1"/>
-      <w:numFmt w:val="bullet"/>
-      <w:lvlText w:val=""/>
-      <w:lvlJc w:val="left"/>
-      <w:pPr>
-        <w:ind w:left="3256" w:hanging="360"/>
-      </w:pPr>
-      <w:rPr>
-        <w:rFonts w:ascii="Symbol" w:hAnsi="Symbol" w:hint="default"/>
-      </w:rPr>
-    </w:lvl>
-    <w:lvl w:ilvl="4" w:tplc="240A0003" w:tentative="1">
-      <w:start w:val="1"/>
-      <w:numFmt w:val="bullet"/>
-      <w:lvlText w:val="o"/>
-      <w:lvlJc w:val="left"/>
-      <w:pPr>
-        <w:ind w:left="3976" w:hanging="360"/>
-      </w:pPr>
-      <w:rPr>
-        <w:rFonts w:ascii="Courier New" w:hAnsi="Courier New" w:cs="Courier New" w:hint="default"/>
-      </w:rPr>
-    </w:lvl>
-    <w:lvl w:ilvl="5" w:tplc="240A0005" w:tentative="1">
-      <w:start w:val="1"/>
-      <w:numFmt w:val="bullet"/>
-      <w:lvlText w:val=""/>
-      <w:lvlJc w:val="left"/>
-      <w:pPr>
-        <w:ind w:left="4696" w:hanging="360"/>
-      </w:pPr>
-      <w:rPr>
-        <w:rFonts w:ascii="Wingdings" w:hAnsi="Wingdings" w:hint="default"/>
-      </w:rPr>
-    </w:lvl>
-    <w:lvl w:ilvl="6" w:tplc="240A0001" w:tentative="1">
-      <w:start w:val="1"/>
-      <w:numFmt w:val="bullet"/>
-      <w:lvlText w:val=""/>
-      <w:lvlJc w:val="left"/>
-      <w:pPr>
-        <w:ind w:left="5416" w:hanging="360"/>
-      </w:pPr>
-      <w:rPr>
-        <w:rFonts w:ascii="Symbol" w:hAnsi="Symbol" w:hint="default"/>
-      </w:rPr>
-    </w:lvl>
-    <w:lvl w:ilvl="7" w:tplc="240A0003" w:tentative="1">
-      <w:start w:val="1"/>
-      <w:numFmt w:val="bullet"/>
-      <w:lvlText w:val="o"/>
-      <w:lvlJc w:val="left"/>
-      <w:pPr>
-        <w:ind w:left="6136" w:hanging="360"/>
-      </w:pPr>
-      <w:rPr>
-        <w:rFonts w:ascii="Courier New" w:hAnsi="Courier New" w:cs="Courier New" w:hint="default"/>
-      </w:rPr>
-    </w:lvl>
-    <w:lvl w:ilvl="8" w:tplc="240A0005" w:tentative="1">
-      <w:start w:val="1"/>
-      <w:numFmt w:val="bullet"/>
-      <w:lvlText w:val=""/>
-      <w:lvlJc w:val="left"/>
-      <w:pPr>
-        <w:ind w:left="6856" w:hanging="360"/>
-      </w:pPr>
-      <w:rPr>
-        <w:rFonts w:ascii="Wingdings" w:hAnsi="Wingdings" w:hint="default"/>
-      </w:rPr>
+        <w:ind w:left="7917" w:hanging="268"/>
+      </w:pPr>
     </w:lvl>
   </w:abstractNum>
   <w:abstractNum w:abstractNumId="8">
-    <w:nsid w:val="4FF10B52"/>
-    <w:multiLevelType w:val="hybridMultilevel"/>
-    <w:tmpl w:val="E7DEDD2C"/>
-    <w:lvl w:ilvl="0" w:tplc="240A0001">
+    <w:nsid w:val="57842EDF"/>
+    <w:multiLevelType w:val="multilevel"/>
+    <w:tmpl w:val="DB561604"/>
+    <w:lvl w:ilvl="0">
       <w:start w:val="1"/>
       <w:numFmt w:val="bullet"/>
       <w:lvlText w:val=""/>
@@ -6965,7 +7094,7 @@
         <w:rFonts w:ascii="Symbol" w:hAnsi="Symbol" w:hint="default"/>
       </w:rPr>
     </w:lvl>
-    <w:lvl w:ilvl="1" w:tplc="240A0003" w:tentative="1">
+    <w:lvl w:ilvl="1">
       <w:start w:val="1"/>
       <w:numFmt w:val="bullet"/>
       <w:lvlText w:val="o"/>
@@ -6974,34 +7103,34 @@
         <w:ind w:left="1440" w:hanging="360"/>
       </w:pPr>
       <w:rPr>
-        <w:rFonts w:ascii="Courier New" w:hAnsi="Courier New" w:cs="Courier New" w:hint="default"/>
-      </w:rPr>
-    </w:lvl>
-    <w:lvl w:ilvl="2" w:tplc="240A0005" w:tentative="1">
-      <w:start w:val="1"/>
-      <w:numFmt w:val="bullet"/>
-      <w:lvlText w:val=""/>
+        <w:rFonts w:ascii="Courier New" w:eastAsia="Courier New" w:hAnsi="Courier New" w:cs="Courier New"/>
+      </w:rPr>
+    </w:lvl>
+    <w:lvl w:ilvl="2">
+      <w:start w:val="1"/>
+      <w:numFmt w:val="bullet"/>
+      <w:lvlText w:val="▪"/>
       <w:lvlJc w:val="left"/>
       <w:pPr>
         <w:ind w:left="2160" w:hanging="360"/>
       </w:pPr>
       <w:rPr>
-        <w:rFonts w:ascii="Wingdings" w:hAnsi="Wingdings" w:hint="default"/>
-      </w:rPr>
-    </w:lvl>
-    <w:lvl w:ilvl="3" w:tplc="240A0001" w:tentative="1">
-      <w:start w:val="1"/>
-      <w:numFmt w:val="bullet"/>
-      <w:lvlText w:val=""/>
+        <w:rFonts w:ascii="Noto Sans Symbols" w:eastAsia="Noto Sans Symbols" w:hAnsi="Noto Sans Symbols" w:cs="Noto Sans Symbols"/>
+      </w:rPr>
+    </w:lvl>
+    <w:lvl w:ilvl="3">
+      <w:start w:val="1"/>
+      <w:numFmt w:val="bullet"/>
+      <w:lvlText w:val="●"/>
       <w:lvlJc w:val="left"/>
       <w:pPr>
         <w:ind w:left="2880" w:hanging="360"/>
       </w:pPr>
       <w:rPr>
-        <w:rFonts w:ascii="Symbol" w:hAnsi="Symbol" w:hint="default"/>
-      </w:rPr>
-    </w:lvl>
-    <w:lvl w:ilvl="4" w:tplc="240A0003" w:tentative="1">
+        <w:rFonts w:ascii="Noto Sans Symbols" w:eastAsia="Noto Sans Symbols" w:hAnsi="Noto Sans Symbols" w:cs="Noto Sans Symbols"/>
+      </w:rPr>
+    </w:lvl>
+    <w:lvl w:ilvl="4">
       <w:start w:val="1"/>
       <w:numFmt w:val="bullet"/>
       <w:lvlText w:val="o"/>
@@ -7010,34 +7139,34 @@
         <w:ind w:left="3600" w:hanging="360"/>
       </w:pPr>
       <w:rPr>
-        <w:rFonts w:ascii="Courier New" w:hAnsi="Courier New" w:cs="Courier New" w:hint="default"/>
-      </w:rPr>
-    </w:lvl>
-    <w:lvl w:ilvl="5" w:tplc="240A0005" w:tentative="1">
-      <w:start w:val="1"/>
-      <w:numFmt w:val="bullet"/>
-      <w:lvlText w:val=""/>
+        <w:rFonts w:ascii="Courier New" w:eastAsia="Courier New" w:hAnsi="Courier New" w:cs="Courier New"/>
+      </w:rPr>
+    </w:lvl>
+    <w:lvl w:ilvl="5">
+      <w:start w:val="1"/>
+      <w:numFmt w:val="bullet"/>
+      <w:lvlText w:val="▪"/>
       <w:lvlJc w:val="left"/>
       <w:pPr>
         <w:ind w:left="4320" w:hanging="360"/>
       </w:pPr>
       <w:rPr>
-        <w:rFonts w:ascii="Wingdings" w:hAnsi="Wingdings" w:hint="default"/>
-      </w:rPr>
-    </w:lvl>
-    <w:lvl w:ilvl="6" w:tplc="240A0001" w:tentative="1">
-      <w:start w:val="1"/>
-      <w:numFmt w:val="bullet"/>
-      <w:lvlText w:val=""/>
+        <w:rFonts w:ascii="Noto Sans Symbols" w:eastAsia="Noto Sans Symbols" w:hAnsi="Noto Sans Symbols" w:cs="Noto Sans Symbols"/>
+      </w:rPr>
+    </w:lvl>
+    <w:lvl w:ilvl="6">
+      <w:start w:val="1"/>
+      <w:numFmt w:val="bullet"/>
+      <w:lvlText w:val="●"/>
       <w:lvlJc w:val="left"/>
       <w:pPr>
         <w:ind w:left="5040" w:hanging="360"/>
       </w:pPr>
       <w:rPr>
-        <w:rFonts w:ascii="Symbol" w:hAnsi="Symbol" w:hint="default"/>
-      </w:rPr>
-    </w:lvl>
-    <w:lvl w:ilvl="7" w:tplc="240A0003" w:tentative="1">
+        <w:rFonts w:ascii="Noto Sans Symbols" w:eastAsia="Noto Sans Symbols" w:hAnsi="Noto Sans Symbols" w:cs="Noto Sans Symbols"/>
+      </w:rPr>
+    </w:lvl>
+    <w:lvl w:ilvl="7">
       <w:start w:val="1"/>
       <w:numFmt w:val="bullet"/>
       <w:lvlText w:val="o"/>
@@ -7046,27 +7175,27 @@
         <w:ind w:left="5760" w:hanging="360"/>
       </w:pPr>
       <w:rPr>
-        <w:rFonts w:ascii="Courier New" w:hAnsi="Courier New" w:cs="Courier New" w:hint="default"/>
-      </w:rPr>
-    </w:lvl>
-    <w:lvl w:ilvl="8" w:tplc="240A0005" w:tentative="1">
-      <w:start w:val="1"/>
-      <w:numFmt w:val="bullet"/>
-      <w:lvlText w:val=""/>
+        <w:rFonts w:ascii="Courier New" w:eastAsia="Courier New" w:hAnsi="Courier New" w:cs="Courier New"/>
+      </w:rPr>
+    </w:lvl>
+    <w:lvl w:ilvl="8">
+      <w:start w:val="1"/>
+      <w:numFmt w:val="bullet"/>
+      <w:lvlText w:val="▪"/>
       <w:lvlJc w:val="left"/>
       <w:pPr>
         <w:ind w:left="6480" w:hanging="360"/>
       </w:pPr>
       <w:rPr>
-        <w:rFonts w:ascii="Wingdings" w:hAnsi="Wingdings" w:hint="default"/>
+        <w:rFonts w:ascii="Noto Sans Symbols" w:eastAsia="Noto Sans Symbols" w:hAnsi="Noto Sans Symbols" w:cs="Noto Sans Symbols"/>
       </w:rPr>
     </w:lvl>
   </w:abstractNum>
   <w:abstractNum w:abstractNumId="9">
-    <w:nsid w:val="6D88568C"/>
-    <w:multiLevelType w:val="hybridMultilevel"/>
-    <w:tmpl w:val="17BE409A"/>
-    <w:lvl w:ilvl="0" w:tplc="240A0001">
+    <w:nsid w:val="62814D48"/>
+    <w:multiLevelType w:val="multilevel"/>
+    <w:tmpl w:val="F33493F2"/>
+    <w:lvl w:ilvl="0">
       <w:start w:val="1"/>
       <w:numFmt w:val="bullet"/>
       <w:lvlText w:val=""/>
@@ -7078,7 +7207,7 @@
         <w:rFonts w:ascii="Symbol" w:hAnsi="Symbol" w:hint="default"/>
       </w:rPr>
     </w:lvl>
-    <w:lvl w:ilvl="1" w:tplc="240A0003" w:tentative="1">
+    <w:lvl w:ilvl="1">
       <w:start w:val="1"/>
       <w:numFmt w:val="bullet"/>
       <w:lvlText w:val="o"/>
@@ -7087,34 +7216,34 @@
         <w:ind w:left="1440" w:hanging="360"/>
       </w:pPr>
       <w:rPr>
-        <w:rFonts w:ascii="Courier New" w:hAnsi="Courier New" w:cs="Courier New" w:hint="default"/>
-      </w:rPr>
-    </w:lvl>
-    <w:lvl w:ilvl="2" w:tplc="240A0005" w:tentative="1">
-      <w:start w:val="1"/>
-      <w:numFmt w:val="bullet"/>
-      <w:lvlText w:val=""/>
+        <w:rFonts w:ascii="Courier New" w:eastAsia="Courier New" w:hAnsi="Courier New" w:cs="Courier New"/>
+      </w:rPr>
+    </w:lvl>
+    <w:lvl w:ilvl="2">
+      <w:start w:val="1"/>
+      <w:numFmt w:val="bullet"/>
+      <w:lvlText w:val="▪"/>
       <w:lvlJc w:val="left"/>
       <w:pPr>
         <w:ind w:left="2160" w:hanging="360"/>
       </w:pPr>
       <w:rPr>
-        <w:rFonts w:ascii="Wingdings" w:hAnsi="Wingdings" w:hint="default"/>
-      </w:rPr>
-    </w:lvl>
-    <w:lvl w:ilvl="3" w:tplc="240A0001" w:tentative="1">
-      <w:start w:val="1"/>
-      <w:numFmt w:val="bullet"/>
-      <w:lvlText w:val=""/>
+        <w:rFonts w:ascii="Noto Sans Symbols" w:eastAsia="Noto Sans Symbols" w:hAnsi="Noto Sans Symbols" w:cs="Noto Sans Symbols"/>
+      </w:rPr>
+    </w:lvl>
+    <w:lvl w:ilvl="3">
+      <w:start w:val="1"/>
+      <w:numFmt w:val="bullet"/>
+      <w:lvlText w:val="●"/>
       <w:lvlJc w:val="left"/>
       <w:pPr>
         <w:ind w:left="2880" w:hanging="360"/>
       </w:pPr>
       <w:rPr>
-        <w:rFonts w:ascii="Symbol" w:hAnsi="Symbol" w:hint="default"/>
-      </w:rPr>
-    </w:lvl>
-    <w:lvl w:ilvl="4" w:tplc="240A0003" w:tentative="1">
+        <w:rFonts w:ascii="Noto Sans Symbols" w:eastAsia="Noto Sans Symbols" w:hAnsi="Noto Sans Symbols" w:cs="Noto Sans Symbols"/>
+      </w:rPr>
+    </w:lvl>
+    <w:lvl w:ilvl="4">
       <w:start w:val="1"/>
       <w:numFmt w:val="bullet"/>
       <w:lvlText w:val="o"/>
@@ -7123,34 +7252,34 @@
         <w:ind w:left="3600" w:hanging="360"/>
       </w:pPr>
       <w:rPr>
-        <w:rFonts w:ascii="Courier New" w:hAnsi="Courier New" w:cs="Courier New" w:hint="default"/>
-      </w:rPr>
-    </w:lvl>
-    <w:lvl w:ilvl="5" w:tplc="240A0005" w:tentative="1">
-      <w:start w:val="1"/>
-      <w:numFmt w:val="bullet"/>
-      <w:lvlText w:val=""/>
+        <w:rFonts w:ascii="Courier New" w:eastAsia="Courier New" w:hAnsi="Courier New" w:cs="Courier New"/>
+      </w:rPr>
+    </w:lvl>
+    <w:lvl w:ilvl="5">
+      <w:start w:val="1"/>
+      <w:numFmt w:val="bullet"/>
+      <w:lvlText w:val="▪"/>
       <w:lvlJc w:val="left"/>
       <w:pPr>
         <w:ind w:left="4320" w:hanging="360"/>
       </w:pPr>
       <w:rPr>
-        <w:rFonts w:ascii="Wingdings" w:hAnsi="Wingdings" w:hint="default"/>
-      </w:rPr>
-    </w:lvl>
-    <w:lvl w:ilvl="6" w:tplc="240A0001" w:tentative="1">
-      <w:start w:val="1"/>
-      <w:numFmt w:val="bullet"/>
-      <w:lvlText w:val=""/>
+        <w:rFonts w:ascii="Noto Sans Symbols" w:eastAsia="Noto Sans Symbols" w:hAnsi="Noto Sans Symbols" w:cs="Noto Sans Symbols"/>
+      </w:rPr>
+    </w:lvl>
+    <w:lvl w:ilvl="6">
+      <w:start w:val="1"/>
+      <w:numFmt w:val="bullet"/>
+      <w:lvlText w:val="●"/>
       <w:lvlJc w:val="left"/>
       <w:pPr>
         <w:ind w:left="5040" w:hanging="360"/>
       </w:pPr>
       <w:rPr>
-        <w:rFonts w:ascii="Symbol" w:hAnsi="Symbol" w:hint="default"/>
-      </w:rPr>
-    </w:lvl>
-    <w:lvl w:ilvl="7" w:tplc="240A0003" w:tentative="1">
+        <w:rFonts w:ascii="Noto Sans Symbols" w:eastAsia="Noto Sans Symbols" w:hAnsi="Noto Sans Symbols" w:cs="Noto Sans Symbols"/>
+      </w:rPr>
+    </w:lvl>
+    <w:lvl w:ilvl="7">
       <w:start w:val="1"/>
       <w:numFmt w:val="bullet"/>
       <w:lvlText w:val="o"/>
@@ -7159,19 +7288,470 @@
         <w:ind w:left="5760" w:hanging="360"/>
       </w:pPr>
       <w:rPr>
-        <w:rFonts w:ascii="Courier New" w:hAnsi="Courier New" w:cs="Courier New" w:hint="default"/>
-      </w:rPr>
-    </w:lvl>
-    <w:lvl w:ilvl="8" w:tplc="240A0005" w:tentative="1">
-      <w:start w:val="1"/>
-      <w:numFmt w:val="bullet"/>
-      <w:lvlText w:val=""/>
+        <w:rFonts w:ascii="Courier New" w:eastAsia="Courier New" w:hAnsi="Courier New" w:cs="Courier New"/>
+      </w:rPr>
+    </w:lvl>
+    <w:lvl w:ilvl="8">
+      <w:start w:val="1"/>
+      <w:numFmt w:val="bullet"/>
+      <w:lvlText w:val="▪"/>
       <w:lvlJc w:val="left"/>
       <w:pPr>
         <w:ind w:left="6480" w:hanging="360"/>
       </w:pPr>
       <w:rPr>
-        <w:rFonts w:ascii="Wingdings" w:hAnsi="Wingdings" w:hint="default"/>
+        <w:rFonts w:ascii="Noto Sans Symbols" w:eastAsia="Noto Sans Symbols" w:hAnsi="Noto Sans Symbols" w:cs="Noto Sans Symbols"/>
+      </w:rPr>
+    </w:lvl>
+  </w:abstractNum>
+  <w:abstractNum w:abstractNumId="10">
+    <w:nsid w:val="676857A3"/>
+    <w:multiLevelType w:val="multilevel"/>
+    <w:tmpl w:val="F2BCA2D4"/>
+    <w:lvl w:ilvl="0">
+      <w:start w:val="1"/>
+      <w:numFmt w:val="bullet"/>
+      <w:lvlText w:val="●"/>
+      <w:lvlJc w:val="left"/>
+      <w:pPr>
+        <w:ind w:left="720" w:hanging="360"/>
+      </w:pPr>
+      <w:rPr>
+        <w:rFonts w:ascii="Noto Sans Symbols" w:eastAsia="Noto Sans Symbols" w:hAnsi="Noto Sans Symbols" w:cs="Noto Sans Symbols"/>
+      </w:rPr>
+    </w:lvl>
+    <w:lvl w:ilvl="1">
+      <w:start w:val="1"/>
+      <w:numFmt w:val="bullet"/>
+      <w:lvlText w:val="o"/>
+      <w:lvlJc w:val="left"/>
+      <w:pPr>
+        <w:ind w:left="1440" w:hanging="360"/>
+      </w:pPr>
+      <w:rPr>
+        <w:rFonts w:ascii="Courier New" w:eastAsia="Courier New" w:hAnsi="Courier New" w:cs="Courier New"/>
+      </w:rPr>
+    </w:lvl>
+    <w:lvl w:ilvl="2">
+      <w:start w:val="1"/>
+      <w:numFmt w:val="bullet"/>
+      <w:lvlText w:val="▪"/>
+      <w:lvlJc w:val="left"/>
+      <w:pPr>
+        <w:ind w:left="2160" w:hanging="360"/>
+      </w:pPr>
+      <w:rPr>
+        <w:rFonts w:ascii="Noto Sans Symbols" w:eastAsia="Noto Sans Symbols" w:hAnsi="Noto Sans Symbols" w:cs="Noto Sans Symbols"/>
+      </w:rPr>
+    </w:lvl>
+    <w:lvl w:ilvl="3">
+      <w:start w:val="1"/>
+      <w:numFmt w:val="bullet"/>
+      <w:lvlText w:val="●"/>
+      <w:lvlJc w:val="left"/>
+      <w:pPr>
+        <w:ind w:left="2880" w:hanging="360"/>
+      </w:pPr>
+      <w:rPr>
+        <w:rFonts w:ascii="Noto Sans Symbols" w:eastAsia="Noto Sans Symbols" w:hAnsi="Noto Sans Symbols" w:cs="Noto Sans Symbols"/>
+      </w:rPr>
+    </w:lvl>
+    <w:lvl w:ilvl="4">
+      <w:start w:val="1"/>
+      <w:numFmt w:val="bullet"/>
+      <w:lvlText w:val="o"/>
+      <w:lvlJc w:val="left"/>
+      <w:pPr>
+        <w:ind w:left="3600" w:hanging="360"/>
+      </w:pPr>
+      <w:rPr>
+        <w:rFonts w:ascii="Courier New" w:eastAsia="Courier New" w:hAnsi="Courier New" w:cs="Courier New"/>
+      </w:rPr>
+    </w:lvl>
+    <w:lvl w:ilvl="5">
+      <w:start w:val="1"/>
+      <w:numFmt w:val="bullet"/>
+      <w:lvlText w:val="▪"/>
+      <w:lvlJc w:val="left"/>
+      <w:pPr>
+        <w:ind w:left="4320" w:hanging="360"/>
+      </w:pPr>
+      <w:rPr>
+        <w:rFonts w:ascii="Noto Sans Symbols" w:eastAsia="Noto Sans Symbols" w:hAnsi="Noto Sans Symbols" w:cs="Noto Sans Symbols"/>
+      </w:rPr>
+    </w:lvl>
+    <w:lvl w:ilvl="6">
+      <w:start w:val="1"/>
+      <w:numFmt w:val="bullet"/>
+      <w:lvlText w:val="●"/>
+      <w:lvlJc w:val="left"/>
+      <w:pPr>
+        <w:ind w:left="5040" w:hanging="360"/>
+      </w:pPr>
+      <w:rPr>
+        <w:rFonts w:ascii="Noto Sans Symbols" w:eastAsia="Noto Sans Symbols" w:hAnsi="Noto Sans Symbols" w:cs="Noto Sans Symbols"/>
+      </w:rPr>
+    </w:lvl>
+    <w:lvl w:ilvl="7">
+      <w:start w:val="1"/>
+      <w:numFmt w:val="bullet"/>
+      <w:lvlText w:val="o"/>
+      <w:lvlJc w:val="left"/>
+      <w:pPr>
+        <w:ind w:left="5760" w:hanging="360"/>
+      </w:pPr>
+      <w:rPr>
+        <w:rFonts w:ascii="Courier New" w:eastAsia="Courier New" w:hAnsi="Courier New" w:cs="Courier New"/>
+      </w:rPr>
+    </w:lvl>
+    <w:lvl w:ilvl="8">
+      <w:start w:val="1"/>
+      <w:numFmt w:val="bullet"/>
+      <w:lvlText w:val="▪"/>
+      <w:lvlJc w:val="left"/>
+      <w:pPr>
+        <w:ind w:left="6480" w:hanging="360"/>
+      </w:pPr>
+      <w:rPr>
+        <w:rFonts w:ascii="Noto Sans Symbols" w:eastAsia="Noto Sans Symbols" w:hAnsi="Noto Sans Symbols" w:cs="Noto Sans Symbols"/>
+      </w:rPr>
+    </w:lvl>
+  </w:abstractNum>
+  <w:abstractNum w:abstractNumId="11">
+    <w:nsid w:val="715C3442"/>
+    <w:multiLevelType w:val="multilevel"/>
+    <w:tmpl w:val="3196ABCA"/>
+    <w:lvl w:ilvl="0">
+      <w:start w:val="1"/>
+      <w:numFmt w:val="bullet"/>
+      <w:lvlText w:val="−"/>
+      <w:lvlJc w:val="left"/>
+      <w:pPr>
+        <w:ind w:left="1112" w:hanging="360"/>
+      </w:pPr>
+      <w:rPr>
+        <w:rFonts w:ascii="Noto Sans Symbols" w:eastAsia="Noto Sans Symbols" w:hAnsi="Noto Sans Symbols" w:cs="Noto Sans Symbols"/>
+      </w:rPr>
+    </w:lvl>
+    <w:lvl w:ilvl="1">
+      <w:start w:val="1"/>
+      <w:numFmt w:val="bullet"/>
+      <w:lvlText w:val="o"/>
+      <w:lvlJc w:val="left"/>
+      <w:pPr>
+        <w:ind w:left="1832" w:hanging="360"/>
+      </w:pPr>
+      <w:rPr>
+        <w:rFonts w:ascii="Courier New" w:eastAsia="Courier New" w:hAnsi="Courier New" w:cs="Courier New"/>
+      </w:rPr>
+    </w:lvl>
+    <w:lvl w:ilvl="2">
+      <w:start w:val="1"/>
+      <w:numFmt w:val="bullet"/>
+      <w:lvlText w:val="▪"/>
+      <w:lvlJc w:val="left"/>
+      <w:pPr>
+        <w:ind w:left="2552" w:hanging="360"/>
+      </w:pPr>
+      <w:rPr>
+        <w:rFonts w:ascii="Noto Sans Symbols" w:eastAsia="Noto Sans Symbols" w:hAnsi="Noto Sans Symbols" w:cs="Noto Sans Symbols"/>
+      </w:rPr>
+    </w:lvl>
+    <w:lvl w:ilvl="3">
+      <w:start w:val="1"/>
+      <w:numFmt w:val="bullet"/>
+      <w:lvlText w:val="●"/>
+      <w:lvlJc w:val="left"/>
+      <w:pPr>
+        <w:ind w:left="3272" w:hanging="360"/>
+      </w:pPr>
+      <w:rPr>
+        <w:rFonts w:ascii="Noto Sans Symbols" w:eastAsia="Noto Sans Symbols" w:hAnsi="Noto Sans Symbols" w:cs="Noto Sans Symbols"/>
+      </w:rPr>
+    </w:lvl>
+    <w:lvl w:ilvl="4">
+      <w:start w:val="1"/>
+      <w:numFmt w:val="bullet"/>
+      <w:lvlText w:val="o"/>
+      <w:lvlJc w:val="left"/>
+      <w:pPr>
+        <w:ind w:left="3992" w:hanging="360"/>
+      </w:pPr>
+      <w:rPr>
+        <w:rFonts w:ascii="Courier New" w:eastAsia="Courier New" w:hAnsi="Courier New" w:cs="Courier New"/>
+      </w:rPr>
+    </w:lvl>
+    <w:lvl w:ilvl="5">
+      <w:start w:val="1"/>
+      <w:numFmt w:val="bullet"/>
+      <w:lvlText w:val="▪"/>
+      <w:lvlJc w:val="left"/>
+      <w:pPr>
+        <w:ind w:left="4712" w:hanging="360"/>
+      </w:pPr>
+      <w:rPr>
+        <w:rFonts w:ascii="Noto Sans Symbols" w:eastAsia="Noto Sans Symbols" w:hAnsi="Noto Sans Symbols" w:cs="Noto Sans Symbols"/>
+      </w:rPr>
+    </w:lvl>
+    <w:lvl w:ilvl="6">
+      <w:start w:val="1"/>
+      <w:numFmt w:val="bullet"/>
+      <w:lvlText w:val="●"/>
+      <w:lvlJc w:val="left"/>
+      <w:pPr>
+        <w:ind w:left="5432" w:hanging="360"/>
+      </w:pPr>
+      <w:rPr>
+        <w:rFonts w:ascii="Noto Sans Symbols" w:eastAsia="Noto Sans Symbols" w:hAnsi="Noto Sans Symbols" w:cs="Noto Sans Symbols"/>
+      </w:rPr>
+    </w:lvl>
+    <w:lvl w:ilvl="7">
+      <w:start w:val="1"/>
+      <w:numFmt w:val="bullet"/>
+      <w:lvlText w:val="o"/>
+      <w:lvlJc w:val="left"/>
+      <w:pPr>
+        <w:ind w:left="6152" w:hanging="360"/>
+      </w:pPr>
+      <w:rPr>
+        <w:rFonts w:ascii="Courier New" w:eastAsia="Courier New" w:hAnsi="Courier New" w:cs="Courier New"/>
+      </w:rPr>
+    </w:lvl>
+    <w:lvl w:ilvl="8">
+      <w:start w:val="1"/>
+      <w:numFmt w:val="bullet"/>
+      <w:lvlText w:val="▪"/>
+      <w:lvlJc w:val="left"/>
+      <w:pPr>
+        <w:ind w:left="6872" w:hanging="360"/>
+      </w:pPr>
+      <w:rPr>
+        <w:rFonts w:ascii="Noto Sans Symbols" w:eastAsia="Noto Sans Symbols" w:hAnsi="Noto Sans Symbols" w:cs="Noto Sans Symbols"/>
+      </w:rPr>
+    </w:lvl>
+  </w:abstractNum>
+  <w:abstractNum w:abstractNumId="12">
+    <w:nsid w:val="74960165"/>
+    <w:multiLevelType w:val="multilevel"/>
+    <w:tmpl w:val="7EC018BA"/>
+    <w:lvl w:ilvl="0">
+      <w:start w:val="1"/>
+      <w:numFmt w:val="bullet"/>
+      <w:lvlText w:val="●"/>
+      <w:lvlJc w:val="left"/>
+      <w:pPr>
+        <w:ind w:left="720" w:hanging="360"/>
+      </w:pPr>
+      <w:rPr>
+        <w:rFonts w:ascii="Noto Sans Symbols" w:eastAsia="Noto Sans Symbols" w:hAnsi="Noto Sans Symbols" w:cs="Noto Sans Symbols"/>
+      </w:rPr>
+    </w:lvl>
+    <w:lvl w:ilvl="1">
+      <w:start w:val="1"/>
+      <w:numFmt w:val="bullet"/>
+      <w:lvlText w:val="o"/>
+      <w:lvlJc w:val="left"/>
+      <w:pPr>
+        <w:ind w:left="1440" w:hanging="360"/>
+      </w:pPr>
+      <w:rPr>
+        <w:rFonts w:ascii="Courier New" w:eastAsia="Courier New" w:hAnsi="Courier New" w:cs="Courier New"/>
+      </w:rPr>
+    </w:lvl>
+    <w:lvl w:ilvl="2">
+      <w:start w:val="1"/>
+      <w:numFmt w:val="bullet"/>
+      <w:lvlText w:val="▪"/>
+      <w:lvlJc w:val="left"/>
+      <w:pPr>
+        <w:ind w:left="2160" w:hanging="360"/>
+      </w:pPr>
+      <w:rPr>
+        <w:rFonts w:ascii="Noto Sans Symbols" w:eastAsia="Noto Sans Symbols" w:hAnsi="Noto Sans Symbols" w:cs="Noto Sans Symbols"/>
+      </w:rPr>
+    </w:lvl>
+    <w:lvl w:ilvl="3">
+      <w:start w:val="1"/>
+      <w:numFmt w:val="bullet"/>
+      <w:lvlText w:val="●"/>
+      <w:lvlJc w:val="left"/>
+      <w:pPr>
+        <w:ind w:left="2880" w:hanging="360"/>
+      </w:pPr>
+      <w:rPr>
+        <w:rFonts w:ascii="Noto Sans Symbols" w:eastAsia="Noto Sans Symbols" w:hAnsi="Noto Sans Symbols" w:cs="Noto Sans Symbols"/>
+      </w:rPr>
+    </w:lvl>
+    <w:lvl w:ilvl="4">
+      <w:start w:val="1"/>
+      <w:numFmt w:val="bullet"/>
+      <w:lvlText w:val="o"/>
+      <w:lvlJc w:val="left"/>
+      <w:pPr>
+        <w:ind w:left="3600" w:hanging="360"/>
+      </w:pPr>
+      <w:rPr>
+        <w:rFonts w:ascii="Courier New" w:eastAsia="Courier New" w:hAnsi="Courier New" w:cs="Courier New"/>
+      </w:rPr>
+    </w:lvl>
+    <w:lvl w:ilvl="5">
+      <w:start w:val="1"/>
+      <w:numFmt w:val="bullet"/>
+      <w:lvlText w:val="▪"/>
+      <w:lvlJc w:val="left"/>
+      <w:pPr>
+        <w:ind w:left="4320" w:hanging="360"/>
+      </w:pPr>
+      <w:rPr>
+        <w:rFonts w:ascii="Noto Sans Symbols" w:eastAsia="Noto Sans Symbols" w:hAnsi="Noto Sans Symbols" w:cs="Noto Sans Symbols"/>
+      </w:rPr>
+    </w:lvl>
+    <w:lvl w:ilvl="6">
+      <w:start w:val="1"/>
+      <w:numFmt w:val="bullet"/>
+      <w:lvlText w:val="●"/>
+      <w:lvlJc w:val="left"/>
+      <w:pPr>
+        <w:ind w:left="5040" w:hanging="360"/>
+      </w:pPr>
+      <w:rPr>
+        <w:rFonts w:ascii="Noto Sans Symbols" w:eastAsia="Noto Sans Symbols" w:hAnsi="Noto Sans Symbols" w:cs="Noto Sans Symbols"/>
+      </w:rPr>
+    </w:lvl>
+    <w:lvl w:ilvl="7">
+      <w:start w:val="1"/>
+      <w:numFmt w:val="bullet"/>
+      <w:lvlText w:val="o"/>
+      <w:lvlJc w:val="left"/>
+      <w:pPr>
+        <w:ind w:left="5760" w:hanging="360"/>
+      </w:pPr>
+      <w:rPr>
+        <w:rFonts w:ascii="Courier New" w:eastAsia="Courier New" w:hAnsi="Courier New" w:cs="Courier New"/>
+      </w:rPr>
+    </w:lvl>
+    <w:lvl w:ilvl="8">
+      <w:start w:val="1"/>
+      <w:numFmt w:val="bullet"/>
+      <w:lvlText w:val="▪"/>
+      <w:lvlJc w:val="left"/>
+      <w:pPr>
+        <w:ind w:left="6480" w:hanging="360"/>
+      </w:pPr>
+      <w:rPr>
+        <w:rFonts w:ascii="Noto Sans Symbols" w:eastAsia="Noto Sans Symbols" w:hAnsi="Noto Sans Symbols" w:cs="Noto Sans Symbols"/>
+      </w:rPr>
+    </w:lvl>
+  </w:abstractNum>
+  <w:abstractNum w:abstractNumId="13">
+    <w:nsid w:val="7C313AE3"/>
+    <w:multiLevelType w:val="multilevel"/>
+    <w:tmpl w:val="BD18E27A"/>
+    <w:lvl w:ilvl="0">
+      <w:numFmt w:val="bullet"/>
+      <w:lvlText w:val="•"/>
+      <w:lvlJc w:val="left"/>
+      <w:pPr>
+        <w:ind w:left="1112" w:hanging="360"/>
+      </w:pPr>
+      <w:rPr>
+        <w:rFonts w:ascii="Arial" w:eastAsia="Arial" w:hAnsi="Arial" w:cs="Arial"/>
+      </w:rPr>
+    </w:lvl>
+    <w:lvl w:ilvl="1">
+      <w:start w:val="1"/>
+      <w:numFmt w:val="bullet"/>
+      <w:lvlText w:val="o"/>
+      <w:lvlJc w:val="left"/>
+      <w:pPr>
+        <w:ind w:left="1816" w:hanging="360"/>
+      </w:pPr>
+      <w:rPr>
+        <w:rFonts w:ascii="Courier New" w:eastAsia="Courier New" w:hAnsi="Courier New" w:cs="Courier New"/>
+      </w:rPr>
+    </w:lvl>
+    <w:lvl w:ilvl="2">
+      <w:start w:val="1"/>
+      <w:numFmt w:val="bullet"/>
+      <w:lvlText w:val="▪"/>
+      <w:lvlJc w:val="left"/>
+      <w:pPr>
+        <w:ind w:left="2536" w:hanging="360"/>
+      </w:pPr>
+      <w:rPr>
+        <w:rFonts w:ascii="Noto Sans Symbols" w:eastAsia="Noto Sans Symbols" w:hAnsi="Noto Sans Symbols" w:cs="Noto Sans Symbols"/>
+      </w:rPr>
+    </w:lvl>
+    <w:lvl w:ilvl="3">
+      <w:start w:val="1"/>
+      <w:numFmt w:val="bullet"/>
+      <w:lvlText w:val="●"/>
+      <w:lvlJc w:val="left"/>
+      <w:pPr>
+        <w:ind w:left="3256" w:hanging="360"/>
+      </w:pPr>
+      <w:rPr>
+        <w:rFonts w:ascii="Noto Sans Symbols" w:eastAsia="Noto Sans Symbols" w:hAnsi="Noto Sans Symbols" w:cs="Noto Sans Symbols"/>
+      </w:rPr>
+    </w:lvl>
+    <w:lvl w:ilvl="4">
+      <w:start w:val="1"/>
+      <w:numFmt w:val="bullet"/>
+      <w:lvlText w:val="o"/>
+      <w:lvlJc w:val="left"/>
+      <w:pPr>
+        <w:ind w:left="3976" w:hanging="360"/>
+      </w:pPr>
+      <w:rPr>
+        <w:rFonts w:ascii="Courier New" w:eastAsia="Courier New" w:hAnsi="Courier New" w:cs="Courier New"/>
+      </w:rPr>
+    </w:lvl>
+    <w:lvl w:ilvl="5">
+      <w:start w:val="1"/>
+      <w:numFmt w:val="bullet"/>
+      <w:lvlText w:val="▪"/>
+      <w:lvlJc w:val="left"/>
+      <w:pPr>
+        <w:ind w:left="4696" w:hanging="360"/>
+      </w:pPr>
+      <w:rPr>
+        <w:rFonts w:ascii="Noto Sans Symbols" w:eastAsia="Noto Sans Symbols" w:hAnsi="Noto Sans Symbols" w:cs="Noto Sans Symbols"/>
+      </w:rPr>
+    </w:lvl>
+    <w:lvl w:ilvl="6">
+      <w:start w:val="1"/>
+      <w:numFmt w:val="bullet"/>
+      <w:lvlText w:val="●"/>
+      <w:lvlJc w:val="left"/>
+      <w:pPr>
+        <w:ind w:left="5416" w:hanging="360"/>
+      </w:pPr>
+      <w:rPr>
+        <w:rFonts w:ascii="Noto Sans Symbols" w:eastAsia="Noto Sans Symbols" w:hAnsi="Noto Sans Symbols" w:cs="Noto Sans Symbols"/>
+      </w:rPr>
+    </w:lvl>
+    <w:lvl w:ilvl="7">
+      <w:start w:val="1"/>
+      <w:numFmt w:val="bullet"/>
+      <w:lvlText w:val="o"/>
+      <w:lvlJc w:val="left"/>
+      <w:pPr>
+        <w:ind w:left="6136" w:hanging="360"/>
+      </w:pPr>
+      <w:rPr>
+        <w:rFonts w:ascii="Courier New" w:eastAsia="Courier New" w:hAnsi="Courier New" w:cs="Courier New"/>
+      </w:rPr>
+    </w:lvl>
+    <w:lvl w:ilvl="8">
+      <w:start w:val="1"/>
+      <w:numFmt w:val="bullet"/>
+      <w:lvlText w:val="▪"/>
+      <w:lvlJc w:val="left"/>
+      <w:pPr>
+        <w:ind w:left="6856" w:hanging="360"/>
+      </w:pPr>
+      <w:rPr>
+        <w:rFonts w:ascii="Noto Sans Symbols" w:eastAsia="Noto Sans Symbols" w:hAnsi="Noto Sans Symbols" w:cs="Noto Sans Symbols"/>
       </w:rPr>
     </w:lvl>
   </w:abstractNum>
@@ -7179,31 +7759,43 @@
     <w:abstractNumId w:val="4"/>
   </w:num>
   <w:num w:numId="2">
+    <w:abstractNumId w:val="7"/>
+  </w:num>
+  <w:num w:numId="3">
+    <w:abstractNumId w:val="5"/>
+  </w:num>
+  <w:num w:numId="4">
+    <w:abstractNumId w:val="3"/>
+  </w:num>
+  <w:num w:numId="5">
+    <w:abstractNumId w:val="12"/>
+  </w:num>
+  <w:num w:numId="6">
+    <w:abstractNumId w:val="11"/>
+  </w:num>
+  <w:num w:numId="7">
+    <w:abstractNumId w:val="13"/>
+  </w:num>
+  <w:num w:numId="8">
     <w:abstractNumId w:val="0"/>
   </w:num>
-  <w:num w:numId="3">
-    <w:abstractNumId w:val="2"/>
+  <w:num w:numId="9">
+    <w:abstractNumId w:val="10"/>
   </w:num>
-  <w:num w:numId="4">
+  <w:num w:numId="10">
     <w:abstractNumId w:val="1"/>
   </w:num>
-  <w:num w:numId="5">
+  <w:num w:numId="11">
+    <w:abstractNumId w:val="9"/>
+  </w:num>
+  <w:num w:numId="12">
+    <w:abstractNumId w:val="6"/>
+  </w:num>
+  <w:num w:numId="13">
     <w:abstractNumId w:val="8"/>
   </w:num>
-  <w:num w:numId="6">
-    <w:abstractNumId w:val="9"/>
-  </w:num>
-  <w:num w:numId="7">
-    <w:abstractNumId w:val="3"/>
-  </w:num>
-  <w:num w:numId="8">
-    <w:abstractNumId w:val="7"/>
-  </w:num>
-  <w:num w:numId="9">
-    <w:abstractNumId w:val="6"/>
-  </w:num>
-  <w:num w:numId="10">
-    <w:abstractNumId w:val="5"/>
+  <w:num w:numId="14">
+    <w:abstractNumId w:val="2"/>
   </w:num>
 </w:numbering>
 </file>
@@ -7242,11 +7834,10 @@
     <w:lsdException w:name="caption" w:uiPriority="35" w:qFormat="1"/>
     <w:lsdException w:name="Title" w:semiHidden="0" w:uiPriority="10" w:unhideWhenUsed="0" w:qFormat="1"/>
     <w:lsdException w:name="Default Paragraph Font" w:uiPriority="1"/>
-    <w:lsdException w:name="Body Text" w:uiPriority="1" w:qFormat="1"/>
     <w:lsdException w:name="Subtitle" w:semiHidden="0" w:uiPriority="11" w:unhideWhenUsed="0" w:qFormat="1"/>
     <w:lsdException w:name="Strong" w:semiHidden="0" w:uiPriority="22" w:unhideWhenUsed="0" w:qFormat="1"/>
     <w:lsdException w:name="Emphasis" w:semiHidden="0" w:uiPriority="20" w:unhideWhenUsed="0" w:qFormat="1"/>
-    <w:lsdException w:name="Table Grid" w:semiHidden="0" w:uiPriority="39" w:unhideWhenUsed="0"/>
+    <w:lsdException w:name="Table Grid" w:semiHidden="0" w:uiPriority="59" w:unhideWhenUsed="0"/>
     <w:lsdException w:name="Placeholder Text" w:unhideWhenUsed="0"/>
     <w:lsdException w:name="No Spacing" w:semiHidden="0" w:uiPriority="1" w:unhideWhenUsed="0" w:qFormat="1"/>
     <w:lsdException w:name="Light Shading" w:semiHidden="0" w:uiPriority="60" w:unhideWhenUsed="0"/>
@@ -7270,7 +7861,7 @@
     <w:lsdException w:name="Medium Shading 2 Accent 1" w:semiHidden="0" w:uiPriority="64" w:unhideWhenUsed="0"/>
     <w:lsdException w:name="Medium List 1 Accent 1" w:semiHidden="0" w:uiPriority="65" w:unhideWhenUsed="0"/>
     <w:lsdException w:name="Revision" w:unhideWhenUsed="0"/>
-    <w:lsdException w:name="List Paragraph" w:semiHidden="0" w:uiPriority="1" w:unhideWhenUsed="0" w:qFormat="1"/>
+    <w:lsdException w:name="List Paragraph" w:semiHidden="0" w:uiPriority="34" w:unhideWhenUsed="0" w:qFormat="1"/>
     <w:lsdException w:name="Quote" w:semiHidden="0" w:uiPriority="29" w:unhideWhenUsed="0" w:qFormat="1"/>
     <w:lsdException w:name="Intense Quote" w:semiHidden="0" w:uiPriority="30" w:unhideWhenUsed="0" w:qFormat="1"/>
     <w:lsdException w:name="Medium List 2 Accent 1" w:semiHidden="0" w:uiPriority="66" w:unhideWhenUsed="0"/>
@@ -7361,14 +7952,11 @@
   </w:latentStyles>
   <w:style w:type="paragraph" w:default="1" w:styleId="Normal">
     <w:name w:val="Normal"/>
-    <w:qFormat/>
   </w:style>
   <w:style w:type="paragraph" w:styleId="Ttulo1">
     <w:name w:val="heading 1"/>
     <w:basedOn w:val="Normal"/>
     <w:next w:val="Normal"/>
-    <w:uiPriority w:val="9"/>
-    <w:qFormat/>
     <w:pPr>
       <w:keepNext/>
       <w:outlineLvl w:val="0"/>
@@ -7383,10 +7971,6 @@
     <w:name w:val="heading 2"/>
     <w:basedOn w:val="Normal"/>
     <w:next w:val="Normal"/>
-    <w:uiPriority w:val="9"/>
-    <w:semiHidden/>
-    <w:unhideWhenUsed/>
-    <w:qFormat/>
     <w:pPr>
       <w:keepNext/>
       <w:jc w:val="center"/>
@@ -7395,6 +7979,7 @@
     <w:rPr>
       <w:rFonts w:ascii="Arial" w:eastAsia="Arial" w:hAnsi="Arial" w:cs="Arial"/>
       <w:b/>
+      <w:bCs/>
       <w:sz w:val="26"/>
       <w:szCs w:val="26"/>
     </w:rPr>
@@ -7403,10 +7988,6 @@
     <w:name w:val="heading 3"/>
     <w:basedOn w:val="Normal"/>
     <w:next w:val="Normal"/>
-    <w:uiPriority w:val="9"/>
-    <w:semiHidden/>
-    <w:unhideWhenUsed/>
-    <w:qFormat/>
     <w:pPr>
       <w:keepNext/>
       <w:pBdr>
@@ -7424,6 +8005,7 @@
     <w:rPr>
       <w:rFonts w:ascii="Arial" w:eastAsia="Arial" w:hAnsi="Arial" w:cs="Arial"/>
       <w:b/>
+      <w:bCs/>
       <w:sz w:val="24"/>
       <w:szCs w:val="24"/>
     </w:rPr>
@@ -7432,10 +8014,6 @@
     <w:name w:val="heading 4"/>
     <w:basedOn w:val="Normal"/>
     <w:next w:val="Normal"/>
-    <w:uiPriority w:val="9"/>
-    <w:semiHidden/>
-    <w:unhideWhenUsed/>
-    <w:qFormat/>
     <w:pPr>
       <w:keepNext/>
       <w:jc w:val="center"/>
@@ -7444,6 +8022,7 @@
     <w:rPr>
       <w:rFonts w:ascii="Arial" w:eastAsia="Arial" w:hAnsi="Arial" w:cs="Arial"/>
       <w:b/>
+      <w:bCs/>
       <w:sz w:val="24"/>
       <w:szCs w:val="24"/>
     </w:rPr>
@@ -7452,10 +8031,6 @@
     <w:name w:val="heading 5"/>
     <w:basedOn w:val="Normal"/>
     <w:next w:val="Normal"/>
-    <w:uiPriority w:val="9"/>
-    <w:semiHidden/>
-    <w:unhideWhenUsed/>
-    <w:qFormat/>
     <w:pPr>
       <w:keepNext/>
       <w:keepLines/>
@@ -7464,6 +8039,7 @@
     </w:pPr>
     <w:rPr>
       <w:b/>
+      <w:bCs/>
       <w:sz w:val="22"/>
       <w:szCs w:val="22"/>
     </w:rPr>
@@ -7472,10 +8048,6 @@
     <w:name w:val="heading 6"/>
     <w:basedOn w:val="Normal"/>
     <w:next w:val="Normal"/>
-    <w:uiPriority w:val="9"/>
-    <w:semiHidden/>
-    <w:unhideWhenUsed/>
-    <w:qFormat/>
     <w:pPr>
       <w:keepNext/>
       <w:keepLines/>
@@ -7484,6 +8056,7 @@
     </w:pPr>
     <w:rPr>
       <w:b/>
+      <w:bCs/>
     </w:rPr>
   </w:style>
   <w:style w:type="character" w:default="1" w:styleId="Fuentedeprrafopredeter">
@@ -7514,13 +8087,13 @@
     <w:unhideWhenUsed/>
   </w:style>
   <w:style w:type="table" w:customStyle="1" w:styleId="TableNormal">
-    <w:name w:val="Table Normal"/>
+    <w:name w:val="TableNormal"/>
     <w:tblPr>
       <w:tblCellMar>
-        <w:top w:w="0" w:type="dxa"/>
-        <w:left w:w="0" w:type="dxa"/>
-        <w:bottom w:w="0" w:type="dxa"/>
-        <w:right w:w="0" w:type="dxa"/>
+        <w:top w:w="100" w:type="dxa"/>
+        <w:left w:w="100" w:type="dxa"/>
+        <w:bottom w:w="100" w:type="dxa"/>
+        <w:right w:w="100" w:type="dxa"/>
       </w:tblCellMar>
     </w:tblPr>
   </w:style>
@@ -7528,8 +8101,6 @@
     <w:name w:val="Title"/>
     <w:basedOn w:val="Normal"/>
     <w:next w:val="Normal"/>
-    <w:uiPriority w:val="10"/>
-    <w:qFormat/>
     <w:pPr>
       <w:keepNext/>
       <w:keepLines/>
@@ -7537,6 +8108,7 @@
     </w:pPr>
     <w:rPr>
       <w:b/>
+      <w:bCs/>
       <w:sz w:val="72"/>
       <w:szCs w:val="72"/>
     </w:rPr>
@@ -7545,8 +8117,6 @@
     <w:name w:val="Subtitle"/>
     <w:basedOn w:val="Normal"/>
     <w:next w:val="Normal"/>
-    <w:uiPriority w:val="11"/>
-    <w:qFormat/>
     <w:pPr>
       <w:keepNext/>
       <w:keepLines/>
@@ -7555,6 +8125,7 @@
     <w:rPr>
       <w:rFonts w:ascii="Georgia" w:eastAsia="Georgia" w:hAnsi="Georgia" w:cs="Georgia"/>
       <w:i/>
+      <w:iCs/>
       <w:color w:val="666666"/>
       <w:sz w:val="48"/>
       <w:szCs w:val="48"/>
@@ -7567,9 +8138,9 @@
       <w:tblStyleColBandSize w:val="1"/>
       <w:tblCellMar>
         <w:top w:w="0" w:type="dxa"/>
-        <w:left w:w="70" w:type="dxa"/>
+        <w:left w:w="115" w:type="dxa"/>
         <w:bottom w:w="0" w:type="dxa"/>
-        <w:right w:w="70" w:type="dxa"/>
+        <w:right w:w="115" w:type="dxa"/>
       </w:tblCellMar>
     </w:tblPr>
   </w:style>
@@ -7580,9 +8151,9 @@
       <w:tblStyleColBandSize w:val="1"/>
       <w:tblCellMar>
         <w:top w:w="0" w:type="dxa"/>
-        <w:left w:w="108" w:type="dxa"/>
+        <w:left w:w="115" w:type="dxa"/>
         <w:bottom w:w="0" w:type="dxa"/>
-        <w:right w:w="108" w:type="dxa"/>
+        <w:right w:w="115" w:type="dxa"/>
       </w:tblCellMar>
     </w:tblPr>
   </w:style>
@@ -7612,47 +8183,18 @@
       </w:tblCellMar>
     </w:tblPr>
   </w:style>
-  <w:style w:type="paragraph" w:styleId="Encabezado">
-    <w:name w:val="header"/>
-    <w:basedOn w:val="Normal"/>
-    <w:link w:val="EncabezadoCar"/>
-    <w:uiPriority w:val="99"/>
-    <w:unhideWhenUsed/>
-    <w:rsid w:val="00626D34"/>
-    <w:pPr>
-      <w:tabs>
-        <w:tab w:val="center" w:pos="4419"/>
-        <w:tab w:val="right" w:pos="8838"/>
-      </w:tabs>
-    </w:pPr>
-  </w:style>
-  <w:style w:type="character" w:customStyle="1" w:styleId="EncabezadoCar">
-    <w:name w:val="Encabezado Car"/>
-    <w:basedOn w:val="Fuentedeprrafopredeter"/>
-    <w:link w:val="Encabezado"/>
-    <w:uiPriority w:val="99"/>
-    <w:rsid w:val="00626D34"/>
-  </w:style>
-  <w:style w:type="paragraph" w:styleId="Piedepgina">
-    <w:name w:val="footer"/>
-    <w:basedOn w:val="Normal"/>
-    <w:link w:val="PiedepginaCar"/>
-    <w:uiPriority w:val="99"/>
-    <w:unhideWhenUsed/>
-    <w:rsid w:val="00626D34"/>
-    <w:pPr>
-      <w:tabs>
-        <w:tab w:val="center" w:pos="4419"/>
-        <w:tab w:val="right" w:pos="8838"/>
-      </w:tabs>
-    </w:pPr>
-  </w:style>
-  <w:style w:type="character" w:customStyle="1" w:styleId="PiedepginaCar">
-    <w:name w:val="Pie de página Car"/>
-    <w:basedOn w:val="Fuentedeprrafopredeter"/>
-    <w:link w:val="Piedepgina"/>
-    <w:uiPriority w:val="99"/>
-    <w:rsid w:val="00626D34"/>
+  <w:style w:type="table" w:customStyle="1" w:styleId="a3">
+    <w:basedOn w:val="TableNormal"/>
+    <w:tblPr>
+      <w:tblStyleRowBandSize w:val="1"/>
+      <w:tblStyleColBandSize w:val="1"/>
+      <w:tblCellMar>
+        <w:top w:w="0" w:type="dxa"/>
+        <w:left w:w="115" w:type="dxa"/>
+        <w:bottom w:w="0" w:type="dxa"/>
+        <w:right w:w="115" w:type="dxa"/>
+      </w:tblCellMar>
+    </w:tblPr>
   </w:style>
   <w:style w:type="paragraph" w:styleId="Textodeglobo">
     <w:name w:val="Balloon Text"/>
@@ -7661,7 +8203,7 @@
     <w:uiPriority w:val="99"/>
     <w:semiHidden/>
     <w:unhideWhenUsed/>
-    <w:rsid w:val="00976328"/>
+    <w:rsid w:val="00E927AB"/>
     <w:rPr>
       <w:rFonts w:ascii="Tahoma" w:hAnsi="Tahoma" w:cs="Tahoma"/>
       <w:sz w:val="16"/>
@@ -7674,7 +8216,7 @@
     <w:link w:val="Textodeglobo"/>
     <w:uiPriority w:val="99"/>
     <w:semiHidden/>
-    <w:rsid w:val="00976328"/>
+    <w:rsid w:val="00E927AB"/>
     <w:rPr>
       <w:rFonts w:ascii="Tahoma" w:hAnsi="Tahoma" w:cs="Tahoma"/>
       <w:sz w:val="16"/>
@@ -7683,68 +8225,14 @@
   </w:style>
   <w:style w:type="paragraph" w:styleId="Prrafodelista">
     <w:name w:val="List Paragraph"/>
-    <w:aliases w:val="Bullet List,FooterText,numbered,Paragraphe de liste1,Bulletr List Paragraph,Foot,列出段落,列出段落1,List Paragraph2,List Paragraph21,Parágrafo da Lista1,リスト段落1,Listeafsnit1,lp1,Subtítulo Subcontenido numerado,HOJA,Bolita,List Paragraph,BOLADEF"/>
     <w:basedOn w:val="Normal"/>
-    <w:link w:val="PrrafodelistaCar"/>
-    <w:uiPriority w:val="1"/>
+    <w:uiPriority w:val="34"/>
     <w:qFormat/>
-    <w:rsid w:val="0002682A"/>
+    <w:rsid w:val="00E927AB"/>
     <w:pPr>
-      <w:spacing w:line="360" w:lineRule="auto"/>
       <w:ind w:left="720"/>
       <w:contextualSpacing/>
-      <w:jc w:val="both"/>
     </w:pPr>
-    <w:rPr>
-      <w:rFonts w:ascii="Arial" w:hAnsi="Arial"/>
-      <w:sz w:val="24"/>
-      <w:lang w:eastAsia="es-ES"/>
-    </w:rPr>
-  </w:style>
-  <w:style w:type="character" w:customStyle="1" w:styleId="PrrafodelistaCar">
-    <w:name w:val="Párrafo de lista Car"/>
-    <w:aliases w:val="Bullet List Car,FooterText Car,numbered Car,Paragraphe de liste1 Car,Bulletr List Paragraph Car,Foot Car,列出段落 Car,列出段落1 Car,List Paragraph2 Car,List Paragraph21 Car,Parágrafo da Lista1 Car,リスト段落1 Car,Listeafsnit1 Car,lp1 Car"/>
-    <w:link w:val="Prrafodelista"/>
-    <w:qFormat/>
-    <w:locked/>
-    <w:rsid w:val="0002682A"/>
-    <w:rPr>
-      <w:rFonts w:ascii="Arial" w:hAnsi="Arial"/>
-      <w:sz w:val="24"/>
-      <w:lang w:eastAsia="es-ES"/>
-    </w:rPr>
-  </w:style>
-  <w:style w:type="paragraph" w:styleId="Textoindependiente">
-    <w:name w:val="Body Text"/>
-    <w:basedOn w:val="Normal"/>
-    <w:link w:val="TextoindependienteCar"/>
-    <w:uiPriority w:val="1"/>
-    <w:qFormat/>
-    <w:rsid w:val="00A431CD"/>
-    <w:pPr>
-      <w:widowControl w:val="0"/>
-      <w:autoSpaceDE w:val="0"/>
-      <w:autoSpaceDN w:val="0"/>
-    </w:pPr>
-    <w:rPr>
-      <w:rFonts w:ascii="Arial" w:eastAsia="Arial" w:hAnsi="Arial" w:cs="Arial"/>
-      <w:sz w:val="24"/>
-      <w:szCs w:val="24"/>
-      <w:lang w:val="es-ES" w:eastAsia="en-US"/>
-    </w:rPr>
-  </w:style>
-  <w:style w:type="character" w:customStyle="1" w:styleId="TextoindependienteCar">
-    <w:name w:val="Texto independiente Car"/>
-    <w:basedOn w:val="Fuentedeprrafopredeter"/>
-    <w:link w:val="Textoindependiente"/>
-    <w:uiPriority w:val="1"/>
-    <w:rsid w:val="00A431CD"/>
-    <w:rPr>
-      <w:rFonts w:ascii="Arial" w:eastAsia="Arial" w:hAnsi="Arial" w:cs="Arial"/>
-      <w:sz w:val="24"/>
-      <w:szCs w:val="24"/>
-      <w:lang w:val="es-ES" w:eastAsia="en-US"/>
-    </w:rPr>
   </w:style>
 </w:styles>
 </file>
@@ -7783,11 +8271,10 @@
     <w:lsdException w:name="caption" w:uiPriority="35" w:qFormat="1"/>
     <w:lsdException w:name="Title" w:semiHidden="0" w:uiPriority="10" w:unhideWhenUsed="0" w:qFormat="1"/>
     <w:lsdException w:name="Default Paragraph Font" w:uiPriority="1"/>
-    <w:lsdException w:name="Body Text" w:uiPriority="1" w:qFormat="1"/>
     <w:lsdException w:name="Subtitle" w:semiHidden="0" w:uiPriority="11" w:unhideWhenUsed="0" w:qFormat="1"/>
     <w:lsdException w:name="Strong" w:semiHidden="0" w:uiPriority="22" w:unhideWhenUsed="0" w:qFormat="1"/>
     <w:lsdException w:name="Emphasis" w:semiHidden="0" w:uiPriority="20" w:unhideWhenUsed="0" w:qFormat="1"/>
-    <w:lsdException w:name="Table Grid" w:semiHidden="0" w:uiPriority="39" w:unhideWhenUsed="0"/>
+    <w:lsdException w:name="Table Grid" w:semiHidden="0" w:uiPriority="59" w:unhideWhenUsed="0"/>
     <w:lsdException w:name="Placeholder Text" w:unhideWhenUsed="0"/>
     <w:lsdException w:name="No Spacing" w:semiHidden="0" w:uiPriority="1" w:unhideWhenUsed="0" w:qFormat="1"/>
     <w:lsdException w:name="Light Shading" w:semiHidden="0" w:uiPriority="60" w:unhideWhenUsed="0"/>
@@ -7811,7 +8298,7 @@
     <w:lsdException w:name="Medium Shading 2 Accent 1" w:semiHidden="0" w:uiPriority="64" w:unhideWhenUsed="0"/>
     <w:lsdException w:name="Medium List 1 Accent 1" w:semiHidden="0" w:uiPriority="65" w:unhideWhenUsed="0"/>
     <w:lsdException w:name="Revision" w:unhideWhenUsed="0"/>
-    <w:lsdException w:name="List Paragraph" w:semiHidden="0" w:uiPriority="1" w:unhideWhenUsed="0" w:qFormat="1"/>
+    <w:lsdException w:name="List Paragraph" w:semiHidden="0" w:uiPriority="34" w:unhideWhenUsed="0" w:qFormat="1"/>
     <w:lsdException w:name="Quote" w:semiHidden="0" w:uiPriority="29" w:unhideWhenUsed="0" w:qFormat="1"/>
     <w:lsdException w:name="Intense Quote" w:semiHidden="0" w:uiPriority="30" w:unhideWhenUsed="0" w:qFormat="1"/>
     <w:lsdException w:name="Medium List 2 Accent 1" w:semiHidden="0" w:uiPriority="66" w:unhideWhenUsed="0"/>
@@ -7902,14 +8389,11 @@
   </w:latentStyles>
   <w:style w:type="paragraph" w:default="1" w:styleId="Normal">
     <w:name w:val="Normal"/>
-    <w:qFormat/>
   </w:style>
   <w:style w:type="paragraph" w:styleId="Ttulo1">
     <w:name w:val="heading 1"/>
     <w:basedOn w:val="Normal"/>
     <w:next w:val="Normal"/>
-    <w:uiPriority w:val="9"/>
-    <w:qFormat/>
     <w:pPr>
       <w:keepNext/>
       <w:outlineLvl w:val="0"/>
@@ -7924,10 +8408,6 @@
     <w:name w:val="heading 2"/>
     <w:basedOn w:val="Normal"/>
     <w:next w:val="Normal"/>
-    <w:uiPriority w:val="9"/>
-    <w:semiHidden/>
-    <w:unhideWhenUsed/>
-    <w:qFormat/>
     <w:pPr>
       <w:keepNext/>
       <w:jc w:val="center"/>
@@ -7936,6 +8416,7 @@
     <w:rPr>
       <w:rFonts w:ascii="Arial" w:eastAsia="Arial" w:hAnsi="Arial" w:cs="Arial"/>
       <w:b/>
+      <w:bCs/>
       <w:sz w:val="26"/>
       <w:szCs w:val="26"/>
     </w:rPr>
@@ -7944,10 +8425,6 @@
     <w:name w:val="heading 3"/>
     <w:basedOn w:val="Normal"/>
     <w:next w:val="Normal"/>
-    <w:uiPriority w:val="9"/>
-    <w:semiHidden/>
-    <w:unhideWhenUsed/>
-    <w:qFormat/>
     <w:pPr>
       <w:keepNext/>
       <w:pBdr>
@@ -7965,6 +8442,7 @@
     <w:rPr>
       <w:rFonts w:ascii="Arial" w:eastAsia="Arial" w:hAnsi="Arial" w:cs="Arial"/>
       <w:b/>
+      <w:bCs/>
       <w:sz w:val="24"/>
       <w:szCs w:val="24"/>
     </w:rPr>
@@ -7973,10 +8451,6 @@
     <w:name w:val="heading 4"/>
     <w:basedOn w:val="Normal"/>
     <w:next w:val="Normal"/>
-    <w:uiPriority w:val="9"/>
-    <w:semiHidden/>
-    <w:unhideWhenUsed/>
-    <w:qFormat/>
     <w:pPr>
       <w:keepNext/>
       <w:jc w:val="center"/>
@@ -7985,6 +8459,7 @@
     <w:rPr>
       <w:rFonts w:ascii="Arial" w:eastAsia="Arial" w:hAnsi="Arial" w:cs="Arial"/>
       <w:b/>
+      <w:bCs/>
       <w:sz w:val="24"/>
       <w:szCs w:val="24"/>
     </w:rPr>
@@ -7993,10 +8468,6 @@
     <w:name w:val="heading 5"/>
     <w:basedOn w:val="Normal"/>
     <w:next w:val="Normal"/>
-    <w:uiPriority w:val="9"/>
-    <w:semiHidden/>
-    <w:unhideWhenUsed/>
-    <w:qFormat/>
     <w:pPr>
       <w:keepNext/>
       <w:keepLines/>
@@ -8005,6 +8476,7 @@
     </w:pPr>
     <w:rPr>
       <w:b/>
+      <w:bCs/>
       <w:sz w:val="22"/>
       <w:szCs w:val="22"/>
     </w:rPr>
@@ -8013,10 +8485,6 @@
     <w:name w:val="heading 6"/>
     <w:basedOn w:val="Normal"/>
     <w:next w:val="Normal"/>
-    <w:uiPriority w:val="9"/>
-    <w:semiHidden/>
-    <w:unhideWhenUsed/>
-    <w:qFormat/>
     <w:pPr>
       <w:keepNext/>
       <w:keepLines/>
@@ -8025,6 +8493,7 @@
     </w:pPr>
     <w:rPr>
       <w:b/>
+      <w:bCs/>
     </w:rPr>
   </w:style>
   <w:style w:type="character" w:default="1" w:styleId="Fuentedeprrafopredeter">
@@ -8055,13 +8524,13 @@
     <w:unhideWhenUsed/>
   </w:style>
   <w:style w:type="table" w:customStyle="1" w:styleId="TableNormal">
-    <w:name w:val="Table Normal"/>
+    <w:name w:val="TableNormal"/>
     <w:tblPr>
       <w:tblCellMar>
-        <w:top w:w="0" w:type="dxa"/>
-        <w:left w:w="0" w:type="dxa"/>
-        <w:bottom w:w="0" w:type="dxa"/>
-        <w:right w:w="0" w:type="dxa"/>
+        <w:top w:w="100" w:type="dxa"/>
+        <w:left w:w="100" w:type="dxa"/>
+        <w:bottom w:w="100" w:type="dxa"/>
+        <w:right w:w="100" w:type="dxa"/>
       </w:tblCellMar>
     </w:tblPr>
   </w:style>
@@ -8069,8 +8538,6 @@
     <w:name w:val="Title"/>
     <w:basedOn w:val="Normal"/>
     <w:next w:val="Normal"/>
-    <w:uiPriority w:val="10"/>
-    <w:qFormat/>
     <w:pPr>
       <w:keepNext/>
       <w:keepLines/>
@@ -8078,6 +8545,7 @@
     </w:pPr>
     <w:rPr>
       <w:b/>
+      <w:bCs/>
       <w:sz w:val="72"/>
       <w:szCs w:val="72"/>
     </w:rPr>
@@ -8086,8 +8554,6 @@
     <w:name w:val="Subtitle"/>
     <w:basedOn w:val="Normal"/>
     <w:next w:val="Normal"/>
-    <w:uiPriority w:val="11"/>
-    <w:qFormat/>
     <w:pPr>
       <w:keepNext/>
       <w:keepLines/>
@@ -8096,6 +8562,7 @@
     <w:rPr>
       <w:rFonts w:ascii="Georgia" w:eastAsia="Georgia" w:hAnsi="Georgia" w:cs="Georgia"/>
       <w:i/>
+      <w:iCs/>
       <w:color w:val="666666"/>
       <w:sz w:val="48"/>
       <w:szCs w:val="48"/>
@@ -8108,9 +8575,9 @@
       <w:tblStyleColBandSize w:val="1"/>
       <w:tblCellMar>
         <w:top w:w="0" w:type="dxa"/>
-        <w:left w:w="70" w:type="dxa"/>
+        <w:left w:w="115" w:type="dxa"/>
         <w:bottom w:w="0" w:type="dxa"/>
-        <w:right w:w="70" w:type="dxa"/>
+        <w:right w:w="115" w:type="dxa"/>
       </w:tblCellMar>
     </w:tblPr>
   </w:style>
@@ -8121,9 +8588,9 @@
       <w:tblStyleColBandSize w:val="1"/>
       <w:tblCellMar>
         <w:top w:w="0" w:type="dxa"/>
-        <w:left w:w="108" w:type="dxa"/>
+        <w:left w:w="115" w:type="dxa"/>
         <w:bottom w:w="0" w:type="dxa"/>
-        <w:right w:w="108" w:type="dxa"/>
+        <w:right w:w="115" w:type="dxa"/>
       </w:tblCellMar>
     </w:tblPr>
   </w:style>
@@ -8153,47 +8620,18 @@
       </w:tblCellMar>
     </w:tblPr>
   </w:style>
-  <w:style w:type="paragraph" w:styleId="Encabezado">
-    <w:name w:val="header"/>
-    <w:basedOn w:val="Normal"/>
-    <w:link w:val="EncabezadoCar"/>
-    <w:uiPriority w:val="99"/>
-    <w:unhideWhenUsed/>
-    <w:rsid w:val="00626D34"/>
-    <w:pPr>
-      <w:tabs>
-        <w:tab w:val="center" w:pos="4419"/>
-        <w:tab w:val="right" w:pos="8838"/>
-      </w:tabs>
-    </w:pPr>
-  </w:style>
-  <w:style w:type="character" w:customStyle="1" w:styleId="EncabezadoCar">
-    <w:name w:val="Encabezado Car"/>
-    <w:basedOn w:val="Fuentedeprrafopredeter"/>
-    <w:link w:val="Encabezado"/>
-    <w:uiPriority w:val="99"/>
-    <w:rsid w:val="00626D34"/>
-  </w:style>
-  <w:style w:type="paragraph" w:styleId="Piedepgina">
-    <w:name w:val="footer"/>
-    <w:basedOn w:val="Normal"/>
-    <w:link w:val="PiedepginaCar"/>
-    <w:uiPriority w:val="99"/>
-    <w:unhideWhenUsed/>
-    <w:rsid w:val="00626D34"/>
-    <w:pPr>
-      <w:tabs>
-        <w:tab w:val="center" w:pos="4419"/>
-        <w:tab w:val="right" w:pos="8838"/>
-      </w:tabs>
-    </w:pPr>
-  </w:style>
-  <w:style w:type="character" w:customStyle="1" w:styleId="PiedepginaCar">
-    <w:name w:val="Pie de página Car"/>
-    <w:basedOn w:val="Fuentedeprrafopredeter"/>
-    <w:link w:val="Piedepgina"/>
-    <w:uiPriority w:val="99"/>
-    <w:rsid w:val="00626D34"/>
+  <w:style w:type="table" w:customStyle="1" w:styleId="a3">
+    <w:basedOn w:val="TableNormal"/>
+    <w:tblPr>
+      <w:tblStyleRowBandSize w:val="1"/>
+      <w:tblStyleColBandSize w:val="1"/>
+      <w:tblCellMar>
+        <w:top w:w="0" w:type="dxa"/>
+        <w:left w:w="115" w:type="dxa"/>
+        <w:bottom w:w="0" w:type="dxa"/>
+        <w:right w:w="115" w:type="dxa"/>
+      </w:tblCellMar>
+    </w:tblPr>
   </w:style>
   <w:style w:type="paragraph" w:styleId="Textodeglobo">
     <w:name w:val="Balloon Text"/>
@@ -8202,7 +8640,7 @@
     <w:uiPriority w:val="99"/>
     <w:semiHidden/>
     <w:unhideWhenUsed/>
-    <w:rsid w:val="00976328"/>
+    <w:rsid w:val="00E927AB"/>
     <w:rPr>
       <w:rFonts w:ascii="Tahoma" w:hAnsi="Tahoma" w:cs="Tahoma"/>
       <w:sz w:val="16"/>
@@ -8215,7 +8653,7 @@
     <w:link w:val="Textodeglobo"/>
     <w:uiPriority w:val="99"/>
     <w:semiHidden/>
-    <w:rsid w:val="00976328"/>
+    <w:rsid w:val="00E927AB"/>
     <w:rPr>
       <w:rFonts w:ascii="Tahoma" w:hAnsi="Tahoma" w:cs="Tahoma"/>
       <w:sz w:val="16"/>
@@ -8224,68 +8662,14 @@
   </w:style>
   <w:style w:type="paragraph" w:styleId="Prrafodelista">
     <w:name w:val="List Paragraph"/>
-    <w:aliases w:val="Bullet List,FooterText,numbered,Paragraphe de liste1,Bulletr List Paragraph,Foot,列出段落,列出段落1,List Paragraph2,List Paragraph21,Parágrafo da Lista1,リスト段落1,Listeafsnit1,lp1,Subtítulo Subcontenido numerado,HOJA,Bolita,List Paragraph,BOLADEF"/>
     <w:basedOn w:val="Normal"/>
-    <w:link w:val="PrrafodelistaCar"/>
-    <w:uiPriority w:val="1"/>
+    <w:uiPriority w:val="34"/>
     <w:qFormat/>
-    <w:rsid w:val="0002682A"/>
+    <w:rsid w:val="00E927AB"/>
     <w:pPr>
-      <w:spacing w:line="360" w:lineRule="auto"/>
       <w:ind w:left="720"/>
       <w:contextualSpacing/>
-      <w:jc w:val="both"/>
     </w:pPr>
-    <w:rPr>
-      <w:rFonts w:ascii="Arial" w:hAnsi="Arial"/>
-      <w:sz w:val="24"/>
-      <w:lang w:eastAsia="es-ES"/>
-    </w:rPr>
-  </w:style>
-  <w:style w:type="character" w:customStyle="1" w:styleId="PrrafodelistaCar">
-    <w:name w:val="Párrafo de lista Car"/>
-    <w:aliases w:val="Bullet List Car,FooterText Car,numbered Car,Paragraphe de liste1 Car,Bulletr List Paragraph Car,Foot Car,列出段落 Car,列出段落1 Car,List Paragraph2 Car,List Paragraph21 Car,Parágrafo da Lista1 Car,リスト段落1 Car,Listeafsnit1 Car,lp1 Car"/>
-    <w:link w:val="Prrafodelista"/>
-    <w:qFormat/>
-    <w:locked/>
-    <w:rsid w:val="0002682A"/>
-    <w:rPr>
-      <w:rFonts w:ascii="Arial" w:hAnsi="Arial"/>
-      <w:sz w:val="24"/>
-      <w:lang w:eastAsia="es-ES"/>
-    </w:rPr>
-  </w:style>
-  <w:style w:type="paragraph" w:styleId="Textoindependiente">
-    <w:name w:val="Body Text"/>
-    <w:basedOn w:val="Normal"/>
-    <w:link w:val="TextoindependienteCar"/>
-    <w:uiPriority w:val="1"/>
-    <w:qFormat/>
-    <w:rsid w:val="00A431CD"/>
-    <w:pPr>
-      <w:widowControl w:val="0"/>
-      <w:autoSpaceDE w:val="0"/>
-      <w:autoSpaceDN w:val="0"/>
-    </w:pPr>
-    <w:rPr>
-      <w:rFonts w:ascii="Arial" w:eastAsia="Arial" w:hAnsi="Arial" w:cs="Arial"/>
-      <w:sz w:val="24"/>
-      <w:szCs w:val="24"/>
-      <w:lang w:val="es-ES" w:eastAsia="en-US"/>
-    </w:rPr>
-  </w:style>
-  <w:style w:type="character" w:customStyle="1" w:styleId="TextoindependienteCar">
-    <w:name w:val="Texto independiente Car"/>
-    <w:basedOn w:val="Fuentedeprrafopredeter"/>
-    <w:link w:val="Textoindependiente"/>
-    <w:uiPriority w:val="1"/>
-    <w:rsid w:val="00A431CD"/>
-    <w:rPr>
-      <w:rFonts w:ascii="Arial" w:eastAsia="Arial" w:hAnsi="Arial" w:cs="Arial"/>
-      <w:sz w:val="24"/>
-      <w:szCs w:val="24"/>
-      <w:lang w:val="es-ES" w:eastAsia="en-US"/>
-    </w:rPr>
   </w:style>
 </w:styles>
 </file>
@@ -8608,16 +8992,4 @@
   </a:objectDefaults>
   <a:extraClrSchemeLst/>
 </a:theme>
-</file>
-
-<file path=customXml/item1.xml><?xml version="1.0" encoding="utf-8"?>
-<b:Sources xmlns:b="http://schemas.openxmlformats.org/officeDocument/2006/bibliography" xmlns="http://schemas.openxmlformats.org/officeDocument/2006/bibliography" SelectedStyle="\APASixthEditionOfficeOnline.xsl" StyleName="APA" Version="6"/>
-</file>
-
-<file path=customXml/itemProps1.xml><?xml version="1.0" encoding="utf-8"?>
-<ds:datastoreItem xmlns:ds="http://schemas.openxmlformats.org/officeDocument/2006/customXml" ds:itemID="{1D2E000C-275E-4F9D-8FBE-B538D11B2A64}">
-  <ds:schemaRefs>
-    <ds:schemaRef ds:uri="http://schemas.openxmlformats.org/officeDocument/2006/bibliography"/>
-  </ds:schemaRefs>
-</ds:datastoreItem>
 </file>
--- a/plantillas/DESIGNACION_SUPERVISOR_CON APOYO.docx
+++ b/plantillas/DESIGNACION_SUPERVISOR_CON APOYO.docx
@@ -17,53 +17,71 @@
           <w:sz w:val="24"/>
           <w:szCs w:val="24"/>
         </w:rPr>
-        <w:t>Santiago de Cali, ${RPC_FECHA}</w:t>
-      </w:r>
-    </w:p>
-    <w:p>
-      <w:pPr>
-        <w:jc w:val="both"/>
-        <w:rPr>
-          <w:rFonts w:ascii="Arial" w:eastAsia="Arial" w:hAnsi="Arial" w:cs="Arial"/>
-          <w:sz w:val="24"/>
-          <w:szCs w:val="24"/>
-        </w:rPr>
-      </w:pPr>
-    </w:p>
-    <w:p>
-      <w:pPr>
-        <w:jc w:val="both"/>
-        <w:rPr>
-          <w:rFonts w:ascii="Arial" w:eastAsia="Arial" w:hAnsi="Arial" w:cs="Arial"/>
-          <w:sz w:val="24"/>
-          <w:szCs w:val="24"/>
-        </w:rPr>
-      </w:pPr>
-      <w:r>
-        <w:rPr>
-          <w:rFonts w:ascii="Arial" w:eastAsia="Arial" w:hAnsi="Arial" w:cs="Arial"/>
-          <w:sz w:val="24"/>
-          <w:szCs w:val="24"/>
-        </w:rPr>
-        <w:t>${NOMBRE_ORDENADOR}</w:t>
-      </w:r>
-    </w:p>
-    <w:p>
-      <w:pPr>
-        <w:jc w:val="both"/>
-        <w:rPr>
-          <w:rFonts w:ascii="Arial" w:eastAsia="Arial" w:hAnsi="Arial" w:cs="Arial"/>
-          <w:sz w:val="24"/>
-          <w:szCs w:val="24"/>
-        </w:rPr>
-      </w:pPr>
-      <w:r>
-        <w:rPr>
-          <w:rFonts w:ascii="Arial" w:eastAsia="Arial" w:hAnsi="Arial" w:cs="Arial"/>
-          <w:sz w:val="24"/>
-          <w:szCs w:val="24"/>
-        </w:rPr>
-        <w:t>${CARGO_ORDENADOR}</w:t>
+        <w:t xml:space="preserve">Santiago de Cali, </w:t>
+      </w:r>
+      <w:r>
+        <w:rPr>
+          <w:rFonts w:ascii="Arial" w:eastAsia="Arial" w:hAnsi="Arial" w:cs="Arial"/>
+          <w:sz w:val="24"/>
+          <w:szCs w:val="24"/>
+        </w:rPr>
+        <w:t>${FECHA_EJECUCION_CONTRATO}</w:t>
+      </w:r>
+    </w:p>
+    <w:p>
+      <w:pPr>
+        <w:jc w:val="both"/>
+        <w:rPr>
+          <w:rFonts w:ascii="Arial" w:eastAsia="Arial" w:hAnsi="Arial" w:cs="Arial"/>
+          <w:sz w:val="24"/>
+          <w:szCs w:val="24"/>
+        </w:rPr>
+      </w:pPr>
+    </w:p>
+    <w:p>
+      <w:pPr>
+        <w:jc w:val="both"/>
+        <w:rPr>
+          <w:rFonts w:ascii="Arial" w:eastAsia="Arial" w:hAnsi="Arial" w:cs="Arial"/>
+          <w:sz w:val="24"/>
+          <w:szCs w:val="24"/>
+        </w:rPr>
+      </w:pPr>
+    </w:p>
+    <w:p>
+      <w:pPr>
+        <w:jc w:val="both"/>
+        <w:rPr>
+          <w:rFonts w:ascii="Arial" w:eastAsia="Arial" w:hAnsi="Arial" w:cs="Arial"/>
+          <w:sz w:val="24"/>
+          <w:szCs w:val="24"/>
+        </w:rPr>
+      </w:pPr>
+      <w:r>
+        <w:rPr>
+          <w:rFonts w:ascii="Arial" w:eastAsia="Arial" w:hAnsi="Arial" w:cs="Arial"/>
+          <w:sz w:val="24"/>
+          <w:szCs w:val="24"/>
+        </w:rPr>
+        <w:t>${NOMBRE_SUPERVISOR}</w:t>
+      </w:r>
+    </w:p>
+    <w:p>
+      <w:pPr>
+        <w:jc w:val="both"/>
+        <w:rPr>
+          <w:rFonts w:ascii="Arial" w:eastAsia="Arial" w:hAnsi="Arial" w:cs="Arial"/>
+          <w:sz w:val="24"/>
+          <w:szCs w:val="24"/>
+        </w:rPr>
+      </w:pPr>
+      <w:r>
+        <w:rPr>
+          <w:rFonts w:ascii="Arial" w:eastAsia="Arial" w:hAnsi="Arial" w:cs="Arial"/>
+          <w:sz w:val="24"/>
+          <w:szCs w:val="24"/>
+        </w:rPr>
+        <w:t>${CARGO_SUPERVISOR}</w:t>
       </w:r>
     </w:p>
     <w:p>
@@ -83,6 +101,16 @@
         </w:rPr>
         <w:t>${ORGANISMO_ORDENADOR}</w:t>
       </w:r>
+    </w:p>
+    <w:p>
+      <w:pPr>
+        <w:jc w:val="both"/>
+        <w:rPr>
+          <w:rFonts w:ascii="Arial" w:eastAsia="Arial" w:hAnsi="Arial" w:cs="Arial"/>
+          <w:sz w:val="24"/>
+          <w:szCs w:val="24"/>
+        </w:rPr>
+      </w:pPr>
     </w:p>
     <w:p>
       <w:pPr>
@@ -297,15 +325,7 @@
                 <w:sz w:val="24"/>
                 <w:szCs w:val="24"/>
               </w:rPr>
-              <w:t>$</w:t>
-            </w:r>
-            <w:r>
-              <w:rPr>
-                <w:rFonts w:ascii="Verdana" w:eastAsia="Verdana" w:hAnsi="Verdana" w:cs="Verdana"/>
-                <w:sz w:val="24"/>
-                <w:szCs w:val="24"/>
-              </w:rPr>
-              <w:t>{NUMERO_CONTRATO}</w:t>
+              <w:t>${NUMERO_CONTRATO}</w:t>
             </w:r>
           </w:p>
         </w:tc>
@@ -775,15 +795,7 @@
           <w:sz w:val="24"/>
           <w:szCs w:val="24"/>
         </w:rPr>
-        <w:t xml:space="preserve">En caso de incumplimiento por parte del </w:t>
-      </w:r>
-      <w:r>
-        <w:rPr>
-          <w:rFonts w:ascii="Arial" w:eastAsia="Arial" w:hAnsi="Arial" w:cs="Arial"/>
-          <w:sz w:val="24"/>
-          <w:szCs w:val="24"/>
-        </w:rPr>
-        <w:t>contratista de cualquiera de sus obligaciones contractuales, adelantar los trámites necesarios para la aplicación de sanciones contractuales a que haya lugar.</w:t>
+        <w:t>En caso de incumplimiento por parte del contratista de cualquiera de sus obligaciones contractuales, adelantar los trámites necesarios para la aplicación de sanciones contractuales a que haya lugar.</w:t>
       </w:r>
     </w:p>
     <w:p>
@@ -825,15 +837,16 @@
           <w:sz w:val="24"/>
           <w:szCs w:val="24"/>
         </w:rPr>
-        <w:t>En los eventos de adición, prórroga, cesión o cualquier modificación del contrato, solicitar el t</w:t>
-      </w:r>
-      <w:r>
-        <w:rPr>
-          <w:rFonts w:ascii="Arial" w:eastAsia="Arial" w:hAnsi="Arial" w:cs="Arial"/>
-          <w:sz w:val="24"/>
-          <w:szCs w:val="24"/>
-        </w:rPr>
-        <w:t>rámite respectivo con anticipación a la fecha del vencimiento del contrato para el caso de las adiciones o a la fecha en la cual pretende suscribir el documento para el caso de las modificaciones.</w:t>
+        <w:t xml:space="preserve">En los eventos de adición, prórroga, cesión o cualquier modificación del contrato, solicitar el trámite respectivo con anticipación a la fecha del vencimiento del </w:t>
+      </w:r>
+      <w:r>
+        <w:rPr>
+          <w:rFonts w:ascii="Arial" w:eastAsia="Arial" w:hAnsi="Arial" w:cs="Arial"/>
+          <w:sz w:val="24"/>
+          <w:szCs w:val="24"/>
+        </w:rPr>
+        <w:lastRenderedPageBreak/>
+        <w:t>contrato para el caso de las adiciones o a la fecha en la cual pretende suscribir el documento para el caso de las modificaciones.</w:t>
       </w:r>
     </w:p>
     <w:p>
@@ -875,16 +888,7 @@
           <w:sz w:val="24"/>
           <w:szCs w:val="24"/>
         </w:rPr>
-        <w:lastRenderedPageBreak/>
-        <w:t xml:space="preserve">Exigir al contratista junto con el informe de actividades, </w:t>
-      </w:r>
-      <w:r>
-        <w:rPr>
-          <w:rFonts w:ascii="Arial" w:eastAsia="Arial" w:hAnsi="Arial" w:cs="Arial"/>
-          <w:sz w:val="24"/>
-          <w:szCs w:val="24"/>
-        </w:rPr>
-        <w:t>los soportes de pago correspondientes a los aportes a los sistemas de pensión, salud y ARL, de acuerdo con lo estipulado por las normas vigentes.</w:t>
+        <w:t>Exigir al contratista junto con el informe de actividades, los soportes de pago correspondientes a los aportes a los sistemas de pensión, salud y ARL, de acuerdo con lo estipulado por las normas vigentes.</w:t>
       </w:r>
     </w:p>
     <w:p>
@@ -926,15 +930,7 @@
           <w:sz w:val="24"/>
           <w:szCs w:val="24"/>
         </w:rPr>
-        <w:t xml:space="preserve">Expedir mensualmente el/los Informe(s) de Supervisión que detalle el cumplimiento de las obligaciones a cargo </w:t>
-      </w:r>
-      <w:r>
-        <w:rPr>
-          <w:rFonts w:ascii="Arial" w:eastAsia="Arial" w:hAnsi="Arial" w:cs="Arial"/>
-          <w:sz w:val="24"/>
-          <w:szCs w:val="24"/>
-        </w:rPr>
-        <w:t>del ${CARGO_REVISO}. En el evento en que se observe algún tipo de inconsistencia sobre los aportes de seguridad social, el supervisor deberá adelantar las acciones a que haya lugar, de conformidad con la normativa vigente.</w:t>
+        <w:t>Expedir mensualmente el/los Informe(s) de Supervisión que detalle el cumplimiento de las obligaciones a cargo del ${CARGO_REVISO}. En el evento en que se observe algún tipo de inconsistencia sobre los aportes de seguridad social, el supervisor deberá adelantar las acciones a que haya lugar, de conformidad con la normativa vigente.</w:t>
       </w:r>
     </w:p>
     <w:p>
@@ -976,15 +972,7 @@
           <w:sz w:val="24"/>
           <w:szCs w:val="24"/>
         </w:rPr>
-        <w:t>Suscribir con el ordenador del ga</w:t>
-      </w:r>
-      <w:r>
-        <w:rPr>
-          <w:rFonts w:ascii="Arial" w:eastAsia="Arial" w:hAnsi="Arial" w:cs="Arial"/>
-          <w:sz w:val="24"/>
-          <w:szCs w:val="24"/>
-        </w:rPr>
-        <w:t>sto y el contratista, las correspondientes actas contractuales a que hubiere lugar y remitirlas al área correspondiente.</w:t>
+        <w:t>Suscribir con el ordenador del gasto y el contratista, las correspondientes actas contractuales a que hubiere lugar y remitirlas al área correspondiente.</w:t>
       </w:r>
     </w:p>
     <w:p>
@@ -1068,23 +1056,7 @@
           <w:sz w:val="24"/>
           <w:szCs w:val="24"/>
         </w:rPr>
-        <w:t>Verificar de mane</w:t>
-      </w:r>
-      <w:r>
-        <w:rPr>
-          <w:rFonts w:ascii="Arial" w:eastAsia="Arial" w:hAnsi="Arial" w:cs="Arial"/>
-          <w:sz w:val="24"/>
-          <w:szCs w:val="24"/>
-        </w:rPr>
-        <w:t>ra conjunta con el contratista, una vez se compruebe la respectiva afiliación a la Administración de Riesgos Laborales (ARL), aprobación de garantías cuando aplique, emisión del RPC y demás requisitos de legalización y ejecución del contrato, si el acta de</w:t>
-      </w:r>
-      <w:r>
-        <w:rPr>
-          <w:rFonts w:ascii="Arial" w:eastAsia="Arial" w:hAnsi="Arial" w:cs="Arial"/>
-          <w:sz w:val="24"/>
-          <w:szCs w:val="24"/>
-        </w:rPr>
-        <w:t xml:space="preserve"> inicio requiere ajustes.</w:t>
+        <w:t>Verificar de manera conjunta con el contratista, una vez se compruebe la respectiva afiliación a la Administración de Riesgos Laborales (ARL), aprobación de garantías cuando aplique, emisión del RPC y demás requisitos de legalización y ejecución del contrato, si el acta de inicio requiere ajustes.</w:t>
       </w:r>
     </w:p>
     <w:p>
@@ -1318,16 +1290,7 @@
           <w:sz w:val="24"/>
           <w:szCs w:val="24"/>
         </w:rPr>
-        <w:t>Verificar que las peticiones del CONTRATISTA se encuentren sustentad</w:t>
-      </w:r>
-      <w:r>
-        <w:rPr>
-          <w:rFonts w:ascii="Arial" w:eastAsia="Arial" w:hAnsi="Arial" w:cs="Arial"/>
-          <w:color w:val="000000"/>
-          <w:sz w:val="24"/>
-          <w:szCs w:val="24"/>
-        </w:rPr>
-        <w:t xml:space="preserve">as en debida forma. </w:t>
+        <w:t xml:space="preserve">Verificar que las peticiones del CONTRATISTA se encuentren sustentadas en debida forma. </w:t>
       </w:r>
     </w:p>
     <w:p>
@@ -1429,16 +1392,7 @@
           <w:sz w:val="24"/>
           <w:szCs w:val="24"/>
         </w:rPr>
-        <w:t>Verificar que en el desarrollo del contr</w:t>
-      </w:r>
-      <w:r>
-        <w:rPr>
-          <w:rFonts w:ascii="Arial" w:eastAsia="Arial" w:hAnsi="Arial" w:cs="Arial"/>
-          <w:color w:val="000000"/>
-          <w:sz w:val="24"/>
-          <w:szCs w:val="24"/>
-        </w:rPr>
-        <w:t xml:space="preserve">ato se cumplan las disposiciones legales y en particular las reglamentaciones relacionadas con la actividad contratada. </w:t>
+        <w:t xml:space="preserve">Verificar que en el desarrollo del contrato se cumplan las disposiciones legales y en particular las reglamentaciones relacionadas con la actividad contratada. </w:t>
       </w:r>
     </w:p>
     <w:p>
@@ -1471,16 +1425,8 @@
           <w:sz w:val="24"/>
           <w:szCs w:val="24"/>
         </w:rPr>
-        <w:t>Informar acerca del incumplimiento de las obligaciones contractuales por parte del CONTRATISTA, con el fin de que se inicien las accion</w:t>
-      </w:r>
-      <w:r>
-        <w:rPr>
-          <w:rFonts w:ascii="Arial" w:eastAsia="Arial" w:hAnsi="Arial" w:cs="Arial"/>
-          <w:color w:val="000000"/>
-          <w:sz w:val="24"/>
-          <w:szCs w:val="24"/>
-        </w:rPr>
-        <w:t>es legales correspondientes.</w:t>
+        <w:lastRenderedPageBreak/>
+        <w:t>Informar acerca del incumplimiento de las obligaciones contractuales por parte del CONTRATISTA, con el fin de que se inicien las acciones legales correspondientes.</w:t>
       </w:r>
     </w:p>
     <w:p>
@@ -1513,7 +1459,6 @@
           <w:sz w:val="24"/>
           <w:szCs w:val="24"/>
         </w:rPr>
-        <w:lastRenderedPageBreak/>
         <w:t xml:space="preserve">Abstenerse de permitir la ejecución de un contrato, cuyo plazo haya vencido o que no haya sido firmado por el ordenador del Gasto y EL CONTRATISTA. </w:t>
       </w:r>
     </w:p>
@@ -1547,16 +1492,7 @@
           <w:sz w:val="24"/>
           <w:szCs w:val="24"/>
         </w:rPr>
-        <w:t>Rendir informes periódicos sobre el estado, avance y contabilidad de la ejecuc</w:t>
-      </w:r>
-      <w:r>
-        <w:rPr>
-          <w:rFonts w:ascii="Arial" w:eastAsia="Arial" w:hAnsi="Arial" w:cs="Arial"/>
-          <w:color w:val="000000"/>
-          <w:sz w:val="24"/>
-          <w:szCs w:val="24"/>
-        </w:rPr>
-        <w:t xml:space="preserve">ión del contrato. </w:t>
+        <w:t xml:space="preserve">Rendir informes periódicos sobre el estado, avance y contabilidad de la ejecución del contrato. </w:t>
       </w:r>
     </w:p>
     <w:p>
@@ -1622,16 +1558,7 @@
           <w:sz w:val="24"/>
           <w:szCs w:val="24"/>
         </w:rPr>
-        <w:t>Informar el recibo a satisfacción del objeto contratado, como requisito previo para efectu</w:t>
-      </w:r>
-      <w:r>
-        <w:rPr>
-          <w:rFonts w:ascii="Arial" w:eastAsia="Arial" w:hAnsi="Arial" w:cs="Arial"/>
-          <w:color w:val="000000"/>
-          <w:sz w:val="24"/>
-          <w:szCs w:val="24"/>
-        </w:rPr>
-        <w:t xml:space="preserve">ar el pago final a EL CONTRATISTA. </w:t>
+        <w:t xml:space="preserve">Informar el recibo a satisfacción del objeto contratado, como requisito previo para efectuar el pago final a EL CONTRATISTA. </w:t>
       </w:r>
     </w:p>
     <w:p>
@@ -1692,13 +1619,7 @@
         <w:rPr>
           <w:rFonts w:ascii="Arial" w:eastAsia="Arial" w:hAnsi="Arial" w:cs="Arial"/>
         </w:rPr>
-        <w:t>A</w:t>
-      </w:r>
-      <w:r>
-        <w:rPr>
-          <w:rFonts w:ascii="Arial" w:eastAsia="Arial" w:hAnsi="Arial" w:cs="Arial"/>
-        </w:rPr>
-        <w:t>CTIVIDADES FINANCIERAS:</w:t>
+        <w:t>ACTIVIDADES FINANCIERAS:</w:t>
       </w:r>
     </w:p>
     <w:p>
@@ -1858,16 +1779,7 @@
           <w:sz w:val="24"/>
           <w:szCs w:val="24"/>
         </w:rPr>
-        <w:t>Anterior al cierre de la vigencia fiscal de cada año, informar al área Financiera, el estado de ejecución del contrato para establec</w:t>
-      </w:r>
-      <w:r>
-        <w:rPr>
-          <w:rFonts w:ascii="Arial" w:eastAsia="Arial" w:hAnsi="Arial" w:cs="Arial"/>
-          <w:color w:val="000000"/>
-          <w:sz w:val="24"/>
-          <w:szCs w:val="24"/>
-        </w:rPr>
-        <w:t>er las reservas presupuestales y de cuentas por pagar cuando a ello haya lugar.</w:t>
+        <w:t>Anterior al cierre de la vigencia fiscal de cada año, informar al área Financiera, el estado de ejecución del contrato para establecer las reservas presupuestales y de cuentas por pagar cuando a ello haya lugar.</w:t>
       </w:r>
     </w:p>
     <w:p>
@@ -2005,16 +1917,7 @@
           <w:sz w:val="24"/>
           <w:szCs w:val="24"/>
         </w:rPr>
-        <w:t>Suscribir tod</w:t>
-      </w:r>
-      <w:r>
-        <w:rPr>
-          <w:rFonts w:ascii="Arial" w:eastAsia="Arial" w:hAnsi="Arial" w:cs="Arial"/>
-          <w:color w:val="000000"/>
-          <w:sz w:val="24"/>
-          <w:szCs w:val="24"/>
-        </w:rPr>
-        <w:t>as las actas que resulten durante la ejecución del contrato.</w:t>
+        <w:t>Suscribir todas las actas que resulten durante la ejecución del contrato.</w:t>
       </w:r>
     </w:p>
     <w:p>
@@ -2080,16 +1983,7 @@
           <w:sz w:val="24"/>
           <w:szCs w:val="24"/>
         </w:rPr>
-        <w:t>Atender y tramitar dentro de la órbita de su competencia, toda consulta</w:t>
-      </w:r>
-      <w:r>
-        <w:rPr>
-          <w:rFonts w:ascii="Arial" w:eastAsia="Arial" w:hAnsi="Arial" w:cs="Arial"/>
-          <w:color w:val="000000"/>
-          <w:sz w:val="24"/>
-          <w:szCs w:val="24"/>
-        </w:rPr>
-        <w:t xml:space="preserve"> que realice EL CONTRATISTA para la correcta ejecución del contrato.</w:t>
+        <w:t>Atender y tramitar dentro de la órbita de su competencia, toda consulta que realice EL CONTRATISTA para la correcta ejecución del contrato.</w:t>
       </w:r>
     </w:p>
     <w:p>
@@ -2124,17 +2018,6 @@
         </w:rPr>
         <w:t>Organizar el archivo digital o físico de la supervisión del contrato que como mínimo deberá contener los siguientes documentos:</w:t>
       </w:r>
-    </w:p>
-    <w:p>
-      <w:pPr>
-        <w:tabs>
-          <w:tab w:val="left" w:pos="1239"/>
-        </w:tabs>
-        <w:jc w:val="both"/>
-        <w:rPr>
-          <w:rFonts w:ascii="Arial" w:eastAsia="Arial" w:hAnsi="Arial" w:cs="Arial"/>
-        </w:rPr>
-      </w:pPr>
     </w:p>
     <w:p>
       <w:pPr>
@@ -2167,6 +2050,7 @@
           <w:sz w:val="24"/>
           <w:szCs w:val="24"/>
         </w:rPr>
+        <w:lastRenderedPageBreak/>
         <w:t>Copia del contrato debidamente cumplido los requisitos de perfeccionamiento y ejecución.</w:t>
       </w:r>
     </w:p>
@@ -2201,7 +2085,6 @@
           <w:sz w:val="24"/>
           <w:szCs w:val="24"/>
         </w:rPr>
-        <w:lastRenderedPageBreak/>
         <w:t>Copia de las actas de suspensión y reiniciación (si llegare a existir).</w:t>
       </w:r>
     </w:p>
@@ -2236,16 +2119,7 @@
           <w:sz w:val="24"/>
           <w:szCs w:val="24"/>
         </w:rPr>
-        <w:t>Copia de los documentos de prórroga o modificación del contrato y del que autorice trabajos o a</w:t>
-      </w:r>
-      <w:r>
-        <w:rPr>
-          <w:rFonts w:ascii="Arial" w:eastAsia="Arial" w:hAnsi="Arial" w:cs="Arial"/>
-          <w:color w:val="000000"/>
-          <w:sz w:val="24"/>
-          <w:szCs w:val="24"/>
-        </w:rPr>
-        <w:t xml:space="preserve">ctividades adicionales, cuando </w:t>
+        <w:t xml:space="preserve">Copia de los documentos de prórroga o modificación del contrato y del que autorice trabajos o actividades adicionales, cuando </w:t>
       </w:r>
       <w:r>
         <w:rPr>
@@ -2330,16 +2204,7 @@
           <w:sz w:val="24"/>
           <w:szCs w:val="24"/>
         </w:rPr>
-        <w:t xml:space="preserve">Demás documentos relacionados con la </w:t>
-      </w:r>
-      <w:r>
-        <w:rPr>
-          <w:rFonts w:ascii="Arial" w:eastAsia="Arial" w:hAnsi="Arial" w:cs="Arial"/>
-          <w:color w:val="000000"/>
-          <w:sz w:val="24"/>
-          <w:szCs w:val="24"/>
-        </w:rPr>
-        <w:t>ejecución del contrato.</w:t>
+        <w:t>Demás documentos relacionados con la ejecución del contrato.</w:t>
       </w:r>
     </w:p>
     <w:p>
@@ -2482,15 +2347,7 @@
           <w:sz w:val="24"/>
           <w:szCs w:val="24"/>
         </w:rPr>
-        <w:t>Es importante recordar que como supervisor no tiene autorización para exonerar al contratista de ninguna de sus obligaciones o deberes que emanen del contrato suscrito, ni imponer obligaciones distintas a las estipuladas en el mismo. Por lo tanto, no podrá</w:t>
-      </w:r>
-      <w:r>
-        <w:rPr>
-          <w:rFonts w:ascii="Arial" w:eastAsia="Arial" w:hAnsi="Arial" w:cs="Arial"/>
-          <w:sz w:val="24"/>
-          <w:szCs w:val="24"/>
-        </w:rPr>
-        <w:t xml:space="preserve"> impartir instrucciones al contratista que impliquen modificaciones a los términos de este contrato.</w:t>
+        <w:t>Es importante recordar que como supervisor no tiene autorización para exonerar al contratista de ninguna de sus obligaciones o deberes que emanen del contrato suscrito, ni imponer obligaciones distintas a las estipuladas en el mismo. Por lo tanto, no podrá impartir instrucciones al contratista que impliquen modificaciones a los términos de este contrato.</w:t>
       </w:r>
     </w:p>
     <w:p>
@@ -2617,43 +2474,7 @@
           <w:sz w:val="24"/>
           <w:szCs w:val="24"/>
         </w:rPr>
-        <w:t xml:space="preserve">Con el fin de tener </w:t>
-      </w:r>
-      <w:r>
-        <w:rPr>
-          <w:rFonts w:ascii="Arial" w:eastAsia="Arial" w:hAnsi="Arial" w:cs="Arial"/>
-          <w:color w:val="000000"/>
-          <w:sz w:val="24"/>
-          <w:szCs w:val="24"/>
-        </w:rPr>
-        <w:t xml:space="preserve">un mayor control sobre la ejecución del contrato se designa como apoyo a la supervisión a la contratista ${NOMBRE_APOYO}, </w:t>
-      </w:r>
-      <w:r>
-        <w:rPr>
-          <w:rFonts w:ascii="Arial" w:eastAsia="Arial" w:hAnsi="Arial" w:cs="Arial"/>
-          <w:color w:val="000000"/>
-          <w:sz w:val="24"/>
-          <w:szCs w:val="24"/>
-        </w:rPr>
-        <w:t>Abogad</w:t>
-      </w:r>
-      <w:r>
-        <w:rPr>
-          <w:rFonts w:ascii="Arial" w:eastAsia="Arial" w:hAnsi="Arial" w:cs="Arial"/>
-          <w:color w:val="000000"/>
-          <w:sz w:val="24"/>
-          <w:szCs w:val="24"/>
-        </w:rPr>
-        <w:t>o(a)</w:t>
-      </w:r>
-      <w:r>
-        <w:rPr>
-          <w:rFonts w:ascii="Arial" w:eastAsia="Arial" w:hAnsi="Arial" w:cs="Arial"/>
-          <w:color w:val="000000"/>
-          <w:sz w:val="24"/>
-          <w:szCs w:val="24"/>
-        </w:rPr>
-        <w:t xml:space="preserve"> quién brindará apoyo a la supervisión técnica del contrato.</w:t>
+        <w:t>Con el fin de tener un mayor control sobre la ejecución del contrato se designa como apoyo a la supervisión a ${NOMBRE_APOYO}, quién brindará apoyo a la supervisión técnica del contrato.</w:t>
       </w:r>
     </w:p>
     <w:p>
@@ -2814,7 +2635,7 @@
           <w:sz w:val="24"/>
           <w:szCs w:val="24"/>
         </w:rPr>
-        <w:t>Brindar apoyo en la elaboración certificación del cumplimiento y/o recibo a satisfacción del objeto contractual, con el fin de proce</w:t>
+        <w:t xml:space="preserve">Brindar apoyo en la elaboración certificación del cumplimiento y/o recibo a satisfacción del objeto contractual, con el fin de proceder al pago correspondiente. del </w:t>
       </w:r>
       <w:r>
         <w:rPr>
@@ -2823,7 +2644,8 @@
           <w:sz w:val="24"/>
           <w:szCs w:val="24"/>
         </w:rPr>
-        <w:t>der al pago correspondiente. del contrato, el cumplimiento por parte del contratista de sus obligaciones con los sistemas de salud y pensiones en los porcentajes de Ley.</w:t>
+        <w:lastRenderedPageBreak/>
+        <w:t>contrato, el cumplimiento por parte del contratista de sus obligaciones con los sistemas de salud y pensiones en los porcentajes de Ley.</w:t>
       </w:r>
     </w:p>
     <w:p>
@@ -2855,28 +2677,7 @@
           <w:sz w:val="24"/>
           <w:szCs w:val="24"/>
         </w:rPr>
-        <w:lastRenderedPageBreak/>
-        <w:t>Informar oportunamente sobre cualqui</w:t>
-      </w:r>
-      <w:bookmarkStart w:id="0" w:name="_GoBack"/>
-      <w:bookmarkEnd w:id="0"/>
-      <w:r>
-        <w:rPr>
-          <w:rFonts w:ascii="Arial" w:eastAsia="Arial" w:hAnsi="Arial" w:cs="Arial"/>
-          <w:color w:val="000000"/>
-          <w:sz w:val="24"/>
-          <w:szCs w:val="24"/>
-        </w:rPr>
-        <w:t xml:space="preserve">er irregularidad e incumplimiento que se presente </w:t>
-      </w:r>
-      <w:r>
-        <w:rPr>
-          <w:rFonts w:ascii="Arial" w:eastAsia="Arial" w:hAnsi="Arial" w:cs="Arial"/>
-          <w:color w:val="000000"/>
-          <w:sz w:val="24"/>
-          <w:szCs w:val="24"/>
-        </w:rPr>
-        <w:t>en la ejecución del contrato.</w:t>
+        <w:t>Informar oportunamente sobre cualquier irregularidad e incumplimiento que se presente en la ejecución del contrato.</w:t>
       </w:r>
     </w:p>
     <w:p>
@@ -2969,16 +2770,7 @@
           <w:sz w:val="24"/>
           <w:szCs w:val="24"/>
         </w:rPr>
-        <w:t>En caso de incumplimiento de las obligaciones antes citadas, se aplicarán las sanciones contempladas en l</w:t>
-      </w:r>
-      <w:r>
-        <w:rPr>
-          <w:rFonts w:ascii="Arial" w:eastAsia="Arial" w:hAnsi="Arial" w:cs="Arial"/>
-          <w:color w:val="000000"/>
-          <w:sz w:val="24"/>
-          <w:szCs w:val="24"/>
-        </w:rPr>
-        <w:t>a Ley 1474 de 2011 y en el Manual de Contratación del Municipio de Santiago de Cali.</w:t>
+        <w:t>En caso de incumplimiento de las obligaciones antes citadas, se aplicarán las sanciones contempladas en la Ley 1474 de 2011 y en el Manual de Contratación del Municipio de Santiago de Cali.</w:t>
       </w:r>
     </w:p>
     <w:p>
@@ -3046,15 +2838,7 @@
           <w:sz w:val="24"/>
           <w:szCs w:val="24"/>
         </w:rPr>
-        <w:t>Finalmente, se les informa que pueden solicitar al equipo estructurador copia de los documentos del proceso de contratación que considere necesarios para el adecuado ejer</w:t>
-      </w:r>
-      <w:r>
-        <w:rPr>
-          <w:rFonts w:ascii="Arial" w:eastAsia="Arial" w:hAnsi="Arial" w:cs="Arial"/>
-          <w:sz w:val="24"/>
-          <w:szCs w:val="24"/>
-        </w:rPr>
-        <w:t>cicio de sus funciones o acceder a los mismos a través de la página web www.colombiacompra.gov.co con el proceso No. ${NUMERO_PROCESO_O_CONTRATO_ALT}</w:t>
+        <w:t>Finalmente, se les informa que pueden solicitar al equipo estructurador copia de los documentos del proceso de contratación que considere necesarios para el adecuado ejercicio de sus funciones o acceder a los mismos a través de la página web www.colombiacompra.gov.co con el proceso No. ${NUMERO_PROCESO_O_CONTRATO_ALT}</w:t>
       </w:r>
     </w:p>
     <w:p>
@@ -3147,20 +2931,13 @@
           <w:tab w:val="center" w:pos="4419"/>
           <w:tab w:val="right" w:pos="8838"/>
         </w:tabs>
-        <w:rPr>
-          <w:rFonts w:ascii="Arial" w:eastAsia="Arial" w:hAnsi="Arial" w:cs="Arial"/>
-          <w:sz w:val="24"/>
-          <w:szCs w:val="24"/>
-        </w:rPr>
-      </w:pPr>
-      <w:r>
-        <w:rPr>
-          <w:rFonts w:ascii="Arial" w:eastAsia="Arial" w:hAnsi="Arial" w:cs="Arial"/>
-          <w:sz w:val="24"/>
-          <w:szCs w:val="24"/>
-        </w:rPr>
-        <w:t>${NOMBRE_ORDENADOR}</w:t>
-      </w:r>
+        <w:jc w:val="both"/>
+        <w:rPr>
+          <w:rFonts w:ascii="Arial" w:eastAsia="Arial" w:hAnsi="Arial" w:cs="Arial"/>
+          <w:sz w:val="24"/>
+          <w:szCs w:val="24"/>
+        </w:rPr>
+      </w:pPr>
     </w:p>
     <w:p>
       <w:pPr>
@@ -3180,7 +2957,7 @@
           <w:sz w:val="24"/>
           <w:szCs w:val="24"/>
         </w:rPr>
-        <w:t>${CARGO_ORDENADOR}</w:t>
+        <w:t>${NOMBRE_ORDENADOR}</w:t>
       </w:r>
     </w:p>
     <w:p>
@@ -3201,7 +2978,7 @@
           <w:sz w:val="24"/>
           <w:szCs w:val="24"/>
         </w:rPr>
-        <w:t>${ORGANISMO_ORDENADOR}</w:t>
+        <w:t>${CARGO_ORDENADOR}</w:t>
       </w:r>
     </w:p>
     <w:p>
@@ -3210,13 +2987,20 @@
           <w:tab w:val="center" w:pos="4419"/>
           <w:tab w:val="right" w:pos="8838"/>
         </w:tabs>
-        <w:jc w:val="both"/>
-        <w:rPr>
-          <w:rFonts w:ascii="Arial" w:eastAsia="Arial" w:hAnsi="Arial" w:cs="Arial"/>
-          <w:sz w:val="24"/>
-          <w:szCs w:val="24"/>
-        </w:rPr>
-      </w:pPr>
+        <w:rPr>
+          <w:rFonts w:ascii="Arial" w:eastAsia="Arial" w:hAnsi="Arial" w:cs="Arial"/>
+          <w:sz w:val="24"/>
+          <w:szCs w:val="24"/>
+        </w:rPr>
+      </w:pPr>
+      <w:r>
+        <w:rPr>
+          <w:rFonts w:ascii="Arial" w:eastAsia="Arial" w:hAnsi="Arial" w:cs="Arial"/>
+          <w:sz w:val="24"/>
+          <w:szCs w:val="24"/>
+        </w:rPr>
+        <w:t>${ORGANISMO_ORDENADOR}</w:t>
+      </w:r>
     </w:p>
     <w:p>
       <w:pPr>
@@ -3231,6 +3015,20 @@
           <w:szCs w:val="24"/>
         </w:rPr>
       </w:pPr>
+    </w:p>
+    <w:p>
+      <w:pPr>
+        <w:tabs>
+          <w:tab w:val="center" w:pos="4419"/>
+          <w:tab w:val="right" w:pos="8838"/>
+        </w:tabs>
+        <w:jc w:val="both"/>
+        <w:rPr>
+          <w:rFonts w:ascii="Arial" w:eastAsia="Arial" w:hAnsi="Arial" w:cs="Arial"/>
+          <w:sz w:val="24"/>
+          <w:szCs w:val="24"/>
+        </w:rPr>
+      </w:pPr>
       <w:r>
         <w:rPr>
           <w:rFonts w:ascii="Arial" w:eastAsia="Arial" w:hAnsi="Arial" w:cs="Arial"/>
@@ -3307,7 +3105,32 @@
           <w:sz w:val="24"/>
           <w:szCs w:val="24"/>
         </w:rPr>
-        <w:t>Fecha: ${FECHA_RPC_SUPERVISOR}</w:t>
+        <w:t>${ORGANISMO_ORDENADOR}</w:t>
+      </w:r>
+    </w:p>
+    <w:p>
+      <w:pPr>
+        <w:rPr>
+          <w:rFonts w:ascii="Arial" w:eastAsia="Arial" w:hAnsi="Arial" w:cs="Arial"/>
+          <w:sz w:val="24"/>
+          <w:szCs w:val="24"/>
+        </w:rPr>
+      </w:pPr>
+      <w:r>
+        <w:rPr>
+          <w:rFonts w:ascii="Arial" w:eastAsia="Arial" w:hAnsi="Arial" w:cs="Arial"/>
+          <w:sz w:val="24"/>
+          <w:szCs w:val="24"/>
+        </w:rPr>
+        <w:t xml:space="preserve">Fecha: </w:t>
+      </w:r>
+      <w:r>
+        <w:rPr>
+          <w:rFonts w:ascii="Arial" w:eastAsia="Arial" w:hAnsi="Arial" w:cs="Arial"/>
+          <w:sz w:val="24"/>
+          <w:szCs w:val="24"/>
+        </w:rPr>
+        <w:t>${FECHA_EJECUCION_CONTRATO}</w:t>
       </w:r>
     </w:p>
     <w:p>
@@ -3361,7 +3184,7 @@
           <w:sz w:val="24"/>
           <w:szCs w:val="24"/>
         </w:rPr>
-        <w:t>Abogada, contratista</w:t>
+        <w:t>Apoyo a la supervisión</w:t>
       </w:r>
     </w:p>
     <w:p>
@@ -3396,8 +3219,19 @@
           <w:sz w:val="24"/>
           <w:szCs w:val="24"/>
         </w:rPr>
-        <w:t>Fecha: ${FECHA_RPC_SUPERVISOR}</w:t>
-      </w:r>
+        <w:lastRenderedPageBreak/>
+        <w:t xml:space="preserve">Fecha: </w:t>
+      </w:r>
+      <w:bookmarkStart w:id="0" w:name="_GoBack"/>
+      <w:r>
+        <w:rPr>
+          <w:rFonts w:ascii="Arial" w:eastAsia="Arial" w:hAnsi="Arial" w:cs="Arial"/>
+          <w:sz w:val="24"/>
+          <w:szCs w:val="24"/>
+        </w:rPr>
+        <w:t>${FECHA_EJECUCION_CONTRATO}</w:t>
+      </w:r>
+      <w:bookmarkEnd w:id="0"/>
     </w:p>
     <w:p>
       <w:pPr>
@@ -3451,15 +3285,7 @@
           <w:sz w:val="16"/>
           <w:szCs w:val="16"/>
         </w:rPr>
-        <w:t>Revisó: ${NOMB</w:t>
-      </w:r>
-      <w:r>
-        <w:rPr>
-          <w:rFonts w:ascii="Arial" w:eastAsia="Arial" w:hAnsi="Arial" w:cs="Arial"/>
-          <w:sz w:val="16"/>
-          <w:szCs w:val="16"/>
-        </w:rPr>
-        <w:t>RE_REVISO} – ${CARGO_REVISO}</w:t>
+        <w:t>Revisó: ${NOMBRE_REVISO} – ${CARGO_REVISO}</w:t>
       </w:r>
     </w:p>
     <w:p>
@@ -3619,7 +3445,7 @@
         <w:sz w:val="16"/>
         <w:szCs w:val="16"/>
       </w:rPr>
-      <w:t>4</w:t>
+      <w:t>6</w:t>
     </w:r>
     <w:r>
       <w:rPr>
@@ -3674,7 +3500,7 @@
         <w:sz w:val="16"/>
         <w:szCs w:val="16"/>
       </w:rPr>
-      <w:t>5</w:t>
+      <w:t>6</w:t>
     </w:r>
     <w:r>
       <w:rPr>
@@ -3883,7 +3709,7 @@
         <w:sz w:val="16"/>
         <w:szCs w:val="16"/>
       </w:rPr>
-      <w:t>5</w:t>
+      <w:t>6</w:t>
     </w:r>
     <w:r>
       <w:rPr>
@@ -4002,7 +3828,17 @@
         <w:sz w:val="16"/>
         <w:szCs w:val="16"/>
       </w:rPr>
-      <w:fldChar w:fldCharType="end"/>
+      <w:fldChar w:fldCharType="separate"/>
+    </w:r>
+    <w:r>
+      <w:rPr>
+        <w:rFonts w:ascii="Arial" w:eastAsia="Arial" w:hAnsi="Arial" w:cs="Arial"/>
+        <w:noProof/>
+        <w:color w:val="000000"/>
+        <w:sz w:val="16"/>
+        <w:szCs w:val="16"/>
+      </w:rPr>
+      <w:t>5</w:t>
     </w:r>
     <w:r>
       <w:rPr>
@@ -4011,7 +3847,7 @@
         <w:sz w:val="16"/>
         <w:szCs w:val="16"/>
       </w:rPr>
-      <w:t xml:space="preserve"> de </w:t>
+      <w:fldChar w:fldCharType="end"/>
     </w:r>
     <w:r>
       <w:rPr>
@@ -4020,7 +3856,7 @@
         <w:sz w:val="16"/>
         <w:szCs w:val="16"/>
       </w:rPr>
-      <w:fldChar w:fldCharType="begin"/>
+      <w:t xml:space="preserve"> de </w:t>
     </w:r>
     <w:r>
       <w:rPr>
@@ -4029,7 +3865,35 @@
         <w:sz w:val="16"/>
         <w:szCs w:val="16"/>
       </w:rPr>
+      <w:fldChar w:fldCharType="begin"/>
+    </w:r>
+    <w:r>
+      <w:rPr>
+        <w:rFonts w:ascii="Arial" w:eastAsia="Arial" w:hAnsi="Arial" w:cs="Arial"/>
+        <w:color w:val="000000"/>
+        <w:sz w:val="16"/>
+        <w:szCs w:val="16"/>
+      </w:rPr>
       <w:instrText>NUMPAGES</w:instrText>
+    </w:r>
+    <w:r>
+      <w:rPr>
+        <w:rFonts w:ascii="Arial" w:eastAsia="Arial" w:hAnsi="Arial" w:cs="Arial"/>
+        <w:color w:val="000000"/>
+        <w:sz w:val="16"/>
+        <w:szCs w:val="16"/>
+      </w:rPr>
+      <w:fldChar w:fldCharType="separate"/>
+    </w:r>
+    <w:r>
+      <w:rPr>
+        <w:rFonts w:ascii="Arial" w:eastAsia="Arial" w:hAnsi="Arial" w:cs="Arial"/>
+        <w:noProof/>
+        <w:color w:val="000000"/>
+        <w:sz w:val="16"/>
+        <w:szCs w:val="16"/>
+      </w:rPr>
+      <w:t>6</w:t>
     </w:r>
     <w:r>
       <w:rPr>
@@ -4173,7 +4037,17 @@
         <w:sz w:val="16"/>
         <w:szCs w:val="16"/>
       </w:rPr>
-      <w:fldChar w:fldCharType="end"/>
+      <w:fldChar w:fldCharType="separate"/>
+    </w:r>
+    <w:r>
+      <w:rPr>
+        <w:rFonts w:ascii="Arial" w:eastAsia="Arial" w:hAnsi="Arial" w:cs="Arial"/>
+        <w:noProof/>
+        <w:color w:val="000000"/>
+        <w:sz w:val="16"/>
+        <w:szCs w:val="16"/>
+      </w:rPr>
+      <w:t>1</w:t>
     </w:r>
     <w:r>
       <w:rPr>
@@ -4182,7 +4056,7 @@
         <w:sz w:val="16"/>
         <w:szCs w:val="16"/>
       </w:rPr>
-      <w:t xml:space="preserve"> de </w:t>
+      <w:fldChar w:fldCharType="end"/>
     </w:r>
     <w:r>
       <w:rPr>
@@ -4191,7 +4065,7 @@
         <w:sz w:val="16"/>
         <w:szCs w:val="16"/>
       </w:rPr>
-      <w:fldChar w:fldCharType="begin"/>
+      <w:t xml:space="preserve"> de </w:t>
     </w:r>
     <w:r>
       <w:rPr>
@@ -4200,7 +4074,35 @@
         <w:sz w:val="16"/>
         <w:szCs w:val="16"/>
       </w:rPr>
+      <w:fldChar w:fldCharType="begin"/>
+    </w:r>
+    <w:r>
+      <w:rPr>
+        <w:rFonts w:ascii="Arial" w:eastAsia="Arial" w:hAnsi="Arial" w:cs="Arial"/>
+        <w:color w:val="000000"/>
+        <w:sz w:val="16"/>
+        <w:szCs w:val="16"/>
+      </w:rPr>
       <w:instrText>NUMPAGES</w:instrText>
+    </w:r>
+    <w:r>
+      <w:rPr>
+        <w:rFonts w:ascii="Arial" w:eastAsia="Arial" w:hAnsi="Arial" w:cs="Arial"/>
+        <w:color w:val="000000"/>
+        <w:sz w:val="16"/>
+        <w:szCs w:val="16"/>
+      </w:rPr>
+      <w:fldChar w:fldCharType="separate"/>
+    </w:r>
+    <w:r>
+      <w:rPr>
+        <w:rFonts w:ascii="Arial" w:eastAsia="Arial" w:hAnsi="Arial" w:cs="Arial"/>
+        <w:noProof/>
+        <w:color w:val="000000"/>
+        <w:sz w:val="16"/>
+        <w:szCs w:val="16"/>
+      </w:rPr>
+      <w:t>6</w:t>
     </w:r>
     <w:r>
       <w:rPr>
@@ -4314,7 +4216,7 @@
               <w:lang w:val="es-CO"/>
             </w:rPr>
             <w:drawing>
-              <wp:inline distT="0" distB="0" distL="0" distR="0">
+              <wp:inline distT="0" distB="0" distL="0" distR="0" wp14:anchorId="14EDDB8B" wp14:editId="040C12B4">
                 <wp:extent cx="1080000" cy="828675"/>
                 <wp:effectExtent l="0" t="0" r="0" b="0"/>
                 <wp:docPr id="1" name="image1.jpg" descr="escudo"/>
@@ -4827,7 +4729,7 @@
               <w:lang w:val="es-CO"/>
             </w:rPr>
             <w:drawing>
-              <wp:inline distT="0" distB="0" distL="0" distR="0">
+              <wp:inline distT="0" distB="0" distL="0" distR="0" wp14:anchorId="5E364780" wp14:editId="6361D79C">
                 <wp:extent cx="1080000" cy="828675"/>
                 <wp:effectExtent l="0" t="0" r="0" b="0"/>
                 <wp:docPr id="3" name="image1.jpg" descr="escudo"/>
@@ -5322,7 +5224,7 @@
               <w:lang w:val="es-CO"/>
             </w:rPr>
             <w:drawing>
-              <wp:inline distT="0" distB="0" distL="0" distR="0">
+              <wp:inline distT="0" distB="0" distL="0" distR="0" wp14:anchorId="45199551" wp14:editId="0182296F">
                 <wp:extent cx="1080000" cy="828675"/>
                 <wp:effectExtent l="0" t="0" r="0" b="0"/>
                 <wp:docPr id="2" name="image1.jpg" descr="escudo"/>
@@ -5835,7 +5737,7 @@
               <w:lang w:val="es-CO"/>
             </w:rPr>
             <w:drawing>
-              <wp:inline distT="0" distB="0" distL="0" distR="0">
+              <wp:inline distT="0" distB="0" distL="0" distR="0" wp14:anchorId="7847A60E" wp14:editId="6FBA6F01">
                 <wp:extent cx="1080000" cy="828675"/>
                 <wp:effectExtent l="0" t="0" r="0" b="0"/>
                 <wp:docPr id="4" name="image1.jpg" descr="escudo"/>
